--- a/7_KI-Basismodule/KI-B4/KI-B4.2.5_Hilfskarten_Orange3.docx
+++ b/7_KI-Basismodule/KI-B4/KI-B4.2.5_Hilfskarten_Orange3.docx
@@ -1,6 +1,6 @@
 
 <file path=word/document.xml><?xml version="1.0" encoding="utf-8"?>
-<w:document xmlns:wpc="http://schemas.microsoft.com/office/word/2010/wordprocessingCanvas" xmlns:cx="http://schemas.microsoft.com/office/drawing/2014/chartex" xmlns:cx1="http://schemas.microsoft.com/office/drawing/2015/9/8/chartex" xmlns:cx2="http://schemas.microsoft.com/office/drawing/2015/10/21/chartex" xmlns:cx3="http://schemas.microsoft.com/office/drawing/2016/5/9/chartex" xmlns:cx4="http://schemas.microsoft.com/office/drawing/2016/5/10/chartex" xmlns:cx5="http://schemas.microsoft.com/office/drawing/2016/5/11/chartex" xmlns:cx6="http://schemas.microsoft.com/office/drawing/2016/5/12/chartex" xmlns:cx7="http://schemas.microsoft.com/office/drawing/2016/5/13/chartex" xmlns:cx8="http://schemas.microsoft.com/office/drawing/2016/5/14/chartex" xmlns:mc="http://schemas.openxmlformats.org/markup-compatibility/2006" xmlns:aink="http://schemas.microsoft.com/office/drawing/2016/ink" xmlns:am3d="http://schemas.microsoft.com/office/drawing/2017/model3d" xmlns:o="urn:schemas-microsoft-com:office:office" xmlns:r="http://schemas.openxmlformats.org/officeDocument/2006/relationships" xmlns:m="http://schemas.openxmlformats.org/officeDocument/2006/math" xmlns:v="urn:schemas-microsoft-com:vml" xmlns:wp14="http://schemas.microsoft.com/office/word/2010/wordprocessingDrawing" xmlns:wp="http://schemas.openxmlformats.org/drawingml/2006/wordprocessingDrawing" xmlns:w10="urn:schemas-microsoft-com:office:word" xmlns:w="http://schemas.openxmlformats.org/wordprocessingml/2006/main" xmlns:w14="http://schemas.microsoft.com/office/word/2010/wordml" xmlns:w15="http://schemas.microsoft.com/office/word/2012/wordml" xmlns:w16cex="http://schemas.microsoft.com/office/word/2018/wordml/cex" xmlns:w16cid="http://schemas.microsoft.com/office/word/2016/wordml/cid" xmlns:w16="http://schemas.microsoft.com/office/word/2018/wordml" xmlns:w16sdtdh="http://schemas.microsoft.com/office/word/2020/wordml/sdtdatahash" xmlns:w16se="http://schemas.microsoft.com/office/word/2015/wordml/symex" xmlns:wpg="http://schemas.microsoft.com/office/word/2010/wordprocessingGroup" xmlns:wpi="http://schemas.microsoft.com/office/word/2010/wordprocessingInk" xmlns:wne="http://schemas.microsoft.com/office/word/2006/wordml" xmlns:wps="http://schemas.microsoft.com/office/word/2010/wordprocessingShape" mc:Ignorable="w14 w15 w16se w16cid w16 w16cex w16sdtdh wp14">
+<w:document xmlns:wpc="http://schemas.microsoft.com/office/word/2010/wordprocessingCanvas" xmlns:cx="http://schemas.microsoft.com/office/drawing/2014/chartex" xmlns:cx1="http://schemas.microsoft.com/office/drawing/2015/9/8/chartex" xmlns:cx2="http://schemas.microsoft.com/office/drawing/2015/10/21/chartex" xmlns:cx3="http://schemas.microsoft.com/office/drawing/2016/5/9/chartex" xmlns:cx4="http://schemas.microsoft.com/office/drawing/2016/5/10/chartex" xmlns:cx5="http://schemas.microsoft.com/office/drawing/2016/5/11/chartex" xmlns:cx6="http://schemas.microsoft.com/office/drawing/2016/5/12/chartex" xmlns:cx7="http://schemas.microsoft.com/office/drawing/2016/5/13/chartex" xmlns:cx8="http://schemas.microsoft.com/office/drawing/2016/5/14/chartex" xmlns:mc="http://schemas.openxmlformats.org/markup-compatibility/2006" xmlns:aink="http://schemas.microsoft.com/office/drawing/2016/ink" xmlns:am3d="http://schemas.microsoft.com/office/drawing/2017/model3d" xmlns:o="urn:schemas-microsoft-com:office:office" xmlns:oel="http://schemas.microsoft.com/office/2019/extlst" xmlns:r="http://schemas.openxmlformats.org/officeDocument/2006/relationships" xmlns:m="http://schemas.openxmlformats.org/officeDocument/2006/math" xmlns:v="urn:schemas-microsoft-com:vml" xmlns:wp14="http://schemas.microsoft.com/office/word/2010/wordprocessingDrawing" xmlns:wp="http://schemas.openxmlformats.org/drawingml/2006/wordprocessingDrawing" xmlns:w10="urn:schemas-microsoft-com:office:word" xmlns:w="http://schemas.openxmlformats.org/wordprocessingml/2006/main" xmlns:w14="http://schemas.microsoft.com/office/word/2010/wordml" xmlns:w15="http://schemas.microsoft.com/office/word/2012/wordml" xmlns:w16cex="http://schemas.microsoft.com/office/word/2018/wordml/cex" xmlns:w16cid="http://schemas.microsoft.com/office/word/2016/wordml/cid" xmlns:w16="http://schemas.microsoft.com/office/word/2018/wordml" xmlns:w16sdtdh="http://schemas.microsoft.com/office/word/2020/wordml/sdtdatahash" xmlns:w16se="http://schemas.microsoft.com/office/word/2015/wordml/symex" xmlns:wpg="http://schemas.microsoft.com/office/word/2010/wordprocessingGroup" xmlns:wpi="http://schemas.microsoft.com/office/word/2010/wordprocessingInk" xmlns:wne="http://schemas.microsoft.com/office/word/2006/wordml" xmlns:wps="http://schemas.microsoft.com/office/word/2010/wordprocessingShape" mc:Ignorable="w14 w15 w16se w16cid w16 w16cex w16sdtdh wp14">
   <w:body>
     <w:p>
       <w:pPr>
@@ -35,6 +35,7 @@
         <w:pStyle w:val="Textkrper"/>
         <w:spacing w:before="94" w:line="220" w:lineRule="exact"/>
         <w:ind w:left="143" w:right="3468"/>
+        <w:jc w:val="both"/>
         <w:rPr>
           <w:lang w:val="de-DE"/>
         </w:rPr>
@@ -275,6 +276,7 @@
         </w:tabs>
         <w:spacing w:before="1" w:line="220" w:lineRule="exact"/>
         <w:ind w:left="143" w:right="3293"/>
+        <w:jc w:val="both"/>
         <w:rPr>
           <w:lang w:val="de-DE"/>
         </w:rPr>
@@ -880,6 +882,7 @@
                               <w:pPr>
                                 <w:spacing w:line="220" w:lineRule="exact"/>
                                 <w:ind w:left="8" w:right="3364" w:firstLine="1"/>
+                                <w:jc w:val="both"/>
                                 <w:rPr>
                                   <w:sz w:val="21"/>
                                   <w:szCs w:val="21"/>
@@ -892,7 +895,33 @@
                                   <w:szCs w:val="21"/>
                                   <w:lang w:val="de-DE"/>
                                 </w:rPr>
-                                <w:t>Nach dem Laden können die Merkmale mit ihren Datentypen, Rollen und möglichen Ausprägungen überprüft werden.</w:t>
+                                <w:t>Nach dem Laden können die Merkmale mit ihren Datentypen, Rollen und möglichen Ausprä</w:t>
+                              </w:r>
+                              <w:r>
+                                <w:rPr>
+                                  <w:sz w:val="21"/>
+                                  <w:szCs w:val="21"/>
+                                  <w:lang w:val="de-DE"/>
+                                </w:rPr>
+                                <w:t>-</w:t>
+                              </w:r>
+                              <w:proofErr w:type="spellStart"/>
+                              <w:r>
+                                <w:rPr>
+                                  <w:sz w:val="21"/>
+                                  <w:szCs w:val="21"/>
+                                  <w:lang w:val="de-DE"/>
+                                </w:rPr>
+                                <w:t>gungen</w:t>
+                              </w:r>
+                              <w:proofErr w:type="spellEnd"/>
+                              <w:r>
+                                <w:rPr>
+                                  <w:sz w:val="21"/>
+                                  <w:szCs w:val="21"/>
+                                  <w:lang w:val="de-DE"/>
+                                </w:rPr>
+                                <w:t xml:space="preserve"> überprüft werden.</w:t>
                               </w:r>
                             </w:p>
                             <w:p>
@@ -987,6 +1016,7 @@
                                   <w:lang w:val="de-DE"/>
                                 </w:rPr>
                               </w:pPr>
+                              <w:proofErr w:type="gramStart"/>
                               <w:r>
                                 <w:rPr>
                                   <w:color w:val="FFFFFF"/>
@@ -1004,6 +1034,7 @@
                                 </w:rPr>
                                 <w:t>Text</w:t>
                               </w:r>
+                              <w:proofErr w:type="gramEnd"/>
                               <w:r>
                                 <w:rPr>
                                   <w:color w:val="221E1F"/>
@@ -1022,6 +1053,7 @@
                                   <w:lang w:val="de-DE"/>
                                 </w:rPr>
                               </w:pPr>
+                              <w:proofErr w:type="gramStart"/>
                               <w:r>
                                 <w:rPr>
                                   <w:color w:val="FFFFFF"/>
@@ -1041,6 +1073,7 @@
                                 <w:t>Numeric</w:t>
                               </w:r>
                               <w:proofErr w:type="spellEnd"/>
+                              <w:proofErr w:type="gramEnd"/>
                               <w:r>
                                 <w:rPr>
                                   <w:color w:val="221E1F"/>
@@ -1110,6 +1143,7 @@
                         <w:pPr>
                           <w:spacing w:line="220" w:lineRule="exact"/>
                           <w:ind w:left="8" w:right="3364" w:firstLine="1"/>
+                          <w:jc w:val="both"/>
                           <w:rPr>
                             <w:sz w:val="21"/>
                             <w:szCs w:val="21"/>
@@ -1122,7 +1156,33 @@
                             <w:szCs w:val="21"/>
                             <w:lang w:val="de-DE"/>
                           </w:rPr>
-                          <w:t>Nach dem Laden können die Merkmale mit ihren Datentypen, Rollen und möglichen Ausprägungen überprüft werden.</w:t>
+                          <w:t>Nach dem Laden können die Merkmale mit ihren Datentypen, Rollen und möglichen Ausprä</w:t>
+                        </w:r>
+                        <w:r>
+                          <w:rPr>
+                            <w:sz w:val="21"/>
+                            <w:szCs w:val="21"/>
+                            <w:lang w:val="de-DE"/>
+                          </w:rPr>
+                          <w:t>-</w:t>
+                        </w:r>
+                        <w:proofErr w:type="spellStart"/>
+                        <w:r>
+                          <w:rPr>
+                            <w:sz w:val="21"/>
+                            <w:szCs w:val="21"/>
+                            <w:lang w:val="de-DE"/>
+                          </w:rPr>
+                          <w:t>gungen</w:t>
+                        </w:r>
+                        <w:proofErr w:type="spellEnd"/>
+                        <w:r>
+                          <w:rPr>
+                            <w:sz w:val="21"/>
+                            <w:szCs w:val="21"/>
+                            <w:lang w:val="de-DE"/>
+                          </w:rPr>
+                          <w:t xml:space="preserve"> überprüft werden.</w:t>
                         </w:r>
                       </w:p>
                       <w:p>
@@ -1217,6 +1277,7 @@
                             <w:lang w:val="de-DE"/>
                           </w:rPr>
                         </w:pPr>
+                        <w:proofErr w:type="gramStart"/>
                         <w:r>
                           <w:rPr>
                             <w:color w:val="FFFFFF"/>
@@ -1234,6 +1295,7 @@
                           </w:rPr>
                           <w:t>Text</w:t>
                         </w:r>
+                        <w:proofErr w:type="gramEnd"/>
                         <w:r>
                           <w:rPr>
                             <w:color w:val="221E1F"/>
@@ -1252,6 +1314,7 @@
                             <w:lang w:val="de-DE"/>
                           </w:rPr>
                         </w:pPr>
+                        <w:proofErr w:type="gramStart"/>
                         <w:r>
                           <w:rPr>
                             <w:color w:val="FFFFFF"/>
@@ -1271,6 +1334,7 @@
                           <w:t>Numeric</w:t>
                         </w:r>
                         <w:proofErr w:type="spellEnd"/>
+                        <w:proofErr w:type="gramEnd"/>
                         <w:r>
                           <w:rPr>
                             <w:color w:val="221E1F"/>
@@ -1582,6 +1646,7 @@
                               <w:pPr>
                                 <w:spacing w:line="220" w:lineRule="exact"/>
                                 <w:ind w:left="10" w:right="3371"/>
+                                <w:jc w:val="both"/>
                                 <w:rPr>
                                   <w:sz w:val="21"/>
                                   <w:szCs w:val="21"/>
@@ -1655,6 +1720,7 @@
                         <w:pPr>
                           <w:spacing w:line="220" w:lineRule="exact"/>
                           <w:ind w:left="10" w:right="3371"/>
+                          <w:jc w:val="both"/>
                           <w:rPr>
                             <w:sz w:val="21"/>
                             <w:szCs w:val="21"/>
@@ -1790,6 +1856,7 @@
         <w:pStyle w:val="Textkrper"/>
         <w:spacing w:before="94" w:line="220" w:lineRule="exact"/>
         <w:ind w:left="123" w:right="3622"/>
+        <w:jc w:val="both"/>
         <w:rPr>
           <w:sz w:val="21"/>
           <w:szCs w:val="21"/>
@@ -2021,6 +2088,7 @@
         <w:pStyle w:val="Textkrper"/>
         <w:spacing w:line="220" w:lineRule="exact"/>
         <w:ind w:left="123" w:right="3413"/>
+        <w:jc w:val="both"/>
         <w:rPr>
           <w:sz w:val="21"/>
           <w:szCs w:val="21"/>
@@ -2351,6 +2419,7 @@
                             <w:p>
                               <w:pPr>
                                 <w:spacing w:line="208" w:lineRule="auto"/>
+                                <w:jc w:val="both"/>
                                 <w:rPr>
                                   <w:lang w:val="de-DE"/>
                                 </w:rPr>
@@ -2419,6 +2488,7 @@
                               <w:pPr>
                                 <w:spacing w:line="208" w:lineRule="auto"/>
                                 <w:ind w:right="1"/>
+                                <w:jc w:val="both"/>
                                 <w:rPr>
                                   <w:sz w:val="21"/>
                                   <w:szCs w:val="21"/>
@@ -2487,6 +2557,7 @@
                       <w:p>
                         <w:pPr>
                           <w:spacing w:line="208" w:lineRule="auto"/>
+                          <w:jc w:val="both"/>
                           <w:rPr>
                             <w:lang w:val="de-DE"/>
                           </w:rPr>
@@ -2516,6 +2587,7 @@
                         <w:pPr>
                           <w:spacing w:line="208" w:lineRule="auto"/>
                           <w:ind w:right="1"/>
+                          <w:jc w:val="both"/>
                           <w:rPr>
                             <w:sz w:val="21"/>
                             <w:szCs w:val="21"/>
@@ -2588,6 +2660,7 @@
         <w:pStyle w:val="Textkrper"/>
         <w:spacing w:before="93" w:line="220" w:lineRule="exact"/>
         <w:ind w:left="123" w:right="3642"/>
+        <w:jc w:val="both"/>
         <w:rPr>
           <w:sz w:val="21"/>
           <w:szCs w:val="21"/>
@@ -2700,7 +2773,75 @@
           <w:szCs w:val="21"/>
           <w:lang w:val="de-DE"/>
         </w:rPr>
-        <w:t xml:space="preserve">Für das Erzeugen von Entscheidungsbäumen, die Entscheidungen in Form hierarchischer Regeln abbilden, gibt es das Widget </w:t>
+        <w:t xml:space="preserve">Für das Erzeugen von </w:t>
+      </w:r>
+      <w:proofErr w:type="spellStart"/>
+      <w:r>
+        <w:rPr>
+          <w:sz w:val="21"/>
+          <w:szCs w:val="21"/>
+          <w:lang w:val="de-DE"/>
+        </w:rPr>
+        <w:t>Ent</w:t>
+      </w:r>
+      <w:proofErr w:type="spellEnd"/>
+      <w:r>
+        <w:rPr>
+          <w:sz w:val="21"/>
+          <w:szCs w:val="21"/>
+          <w:lang w:val="de-DE"/>
+        </w:rPr>
+        <w:t>-</w:t>
+      </w:r>
+      <w:r>
+        <w:rPr>
+          <w:sz w:val="21"/>
+          <w:szCs w:val="21"/>
+          <w:lang w:val="de-DE"/>
+        </w:rPr>
+        <w:t>scheidungsbäumen,</w:t>
+      </w:r>
+      <w:r>
+        <w:rPr>
+          <w:sz w:val="21"/>
+          <w:szCs w:val="21"/>
+          <w:lang w:val="de-DE"/>
+        </w:rPr>
+        <w:t xml:space="preserve"> </w:t>
+      </w:r>
+      <w:r>
+        <w:rPr>
+          <w:sz w:val="21"/>
+          <w:szCs w:val="21"/>
+          <w:lang w:val="de-DE"/>
+        </w:rPr>
+        <w:t xml:space="preserve">die </w:t>
+      </w:r>
+      <w:proofErr w:type="spellStart"/>
+      <w:r>
+        <w:rPr>
+          <w:sz w:val="21"/>
+          <w:szCs w:val="21"/>
+          <w:lang w:val="de-DE"/>
+        </w:rPr>
+        <w:t>Ent</w:t>
+      </w:r>
+      <w:proofErr w:type="spellEnd"/>
+      <w:r>
+        <w:rPr>
+          <w:sz w:val="21"/>
+          <w:szCs w:val="21"/>
+          <w:lang w:val="de-DE"/>
+        </w:rPr>
+        <w:t>-</w:t>
+      </w:r>
+      <w:r>
+        <w:rPr>
+          <w:sz w:val="21"/>
+          <w:szCs w:val="21"/>
+          <w:lang w:val="de-DE"/>
+        </w:rPr>
+        <w:t xml:space="preserve">scheidungen in Form hierarchischer Regeln abbilden, gibt es das Widget </w:t>
       </w:r>
       <w:proofErr w:type="spellStart"/>
       <w:r>
@@ -2847,6 +2988,7 @@
         <w:pStyle w:val="Textkrper"/>
         <w:spacing w:before="96" w:line="220" w:lineRule="exact"/>
         <w:ind w:left="123" w:right="3373"/>
+        <w:jc w:val="both"/>
         <w:rPr>
           <w:lang w:val="de-DE"/>
         </w:rPr>
@@ -2924,6 +3066,7 @@
         <w:pStyle w:val="Textkrper"/>
         <w:spacing w:before="94" w:line="220" w:lineRule="exact"/>
         <w:ind w:left="123" w:right="3398"/>
+        <w:jc w:val="both"/>
         <w:rPr>
           <w:sz w:val="21"/>
           <w:szCs w:val="21"/>
@@ -3178,6 +3321,7 @@
         <w:pStyle w:val="Textkrper"/>
         <w:spacing w:line="220" w:lineRule="exact"/>
         <w:ind w:left="123" w:right="3520"/>
+        <w:jc w:val="both"/>
         <w:rPr>
           <w:sz w:val="21"/>
           <w:szCs w:val="21"/>
@@ -3200,6 +3344,7 @@
         </w:tabs>
         <w:spacing w:line="220" w:lineRule="exact"/>
         <w:ind w:left="123" w:right="3430"/>
+        <w:jc w:val="both"/>
         <w:rPr>
           <w:lang w:val="de-DE"/>
         </w:rPr>
@@ -3425,6 +3570,7 @@
         <w:pStyle w:val="Textkrper"/>
         <w:spacing w:before="93" w:line="220" w:lineRule="exact"/>
         <w:ind w:left="123" w:right="3655"/>
+        <w:jc w:val="both"/>
         <w:rPr>
           <w:sz w:val="21"/>
           <w:szCs w:val="21"/>
@@ -3583,6 +3729,7 @@
       <w:pPr>
         <w:spacing w:before="94" w:line="220" w:lineRule="exact"/>
         <w:ind w:left="303" w:right="3428"/>
+        <w:jc w:val="both"/>
         <w:rPr>
           <w:lang w:val="de-DE"/>
         </w:rPr>
@@ -3657,7 +3804,49 @@
           <w:szCs w:val="21"/>
           <w:lang w:val="de-DE"/>
         </w:rPr>
-        <w:t xml:space="preserve">Darstellung eines Entscheidungsbaums gibt es das Widget </w:t>
+        <w:t>Darstellung eines</w:t>
+      </w:r>
+      <w:r>
+        <w:rPr>
+          <w:sz w:val="21"/>
+          <w:szCs w:val="21"/>
+          <w:lang w:val="de-DE"/>
+        </w:rPr>
+        <w:t xml:space="preserve"> </w:t>
+      </w:r>
+      <w:proofErr w:type="spellStart"/>
+      <w:r>
+        <w:rPr>
+          <w:sz w:val="21"/>
+          <w:szCs w:val="21"/>
+          <w:lang w:val="de-DE"/>
+        </w:rPr>
+        <w:t>Ent</w:t>
+      </w:r>
+      <w:r>
+        <w:rPr>
+          <w:sz w:val="21"/>
+          <w:szCs w:val="21"/>
+          <w:lang w:val="de-DE"/>
+        </w:rPr>
+        <w:t>-</w:t>
+      </w:r>
+      <w:r>
+        <w:rPr>
+          <w:sz w:val="21"/>
+          <w:szCs w:val="21"/>
+          <w:lang w:val="de-DE"/>
+        </w:rPr>
+        <w:t>scheidungsbaums</w:t>
+      </w:r>
+      <w:proofErr w:type="spellEnd"/>
+      <w:r>
+        <w:rPr>
+          <w:sz w:val="21"/>
+          <w:szCs w:val="21"/>
+          <w:lang w:val="de-DE"/>
+        </w:rPr>
+        <w:t xml:space="preserve"> gibt es das Widget </w:t>
       </w:r>
       <w:proofErr w:type="spellStart"/>
       <w:r>
@@ -3825,6 +4014,7 @@
         <w:pStyle w:val="Textkrper"/>
         <w:spacing w:line="220" w:lineRule="exact"/>
         <w:ind w:left="303" w:right="3233"/>
+        <w:jc w:val="both"/>
         <w:rPr>
           <w:sz w:val="21"/>
           <w:szCs w:val="21"/>
@@ -4037,6 +4227,7 @@
         <w:pStyle w:val="Textkrper"/>
         <w:spacing w:before="94" w:line="220" w:lineRule="exact"/>
         <w:ind w:left="303" w:right="3501"/>
+        <w:jc w:val="both"/>
         <w:rPr>
           <w:lang w:val="de-DE"/>
         </w:rPr>
@@ -4111,6 +4302,7 @@
         <w:pStyle w:val="Textkrper"/>
         <w:spacing w:line="220" w:lineRule="exact"/>
         <w:ind w:left="303" w:right="3734"/>
+        <w:jc w:val="both"/>
         <w:rPr>
           <w:lang w:val="de-DE"/>
         </w:rPr>
@@ -4300,6 +4492,7 @@
         <w:pStyle w:val="Textkrper"/>
         <w:spacing w:line="220" w:lineRule="exact"/>
         <w:ind w:left="303" w:right="3575"/>
+        <w:jc w:val="both"/>
         <w:rPr>
           <w:sz w:val="21"/>
           <w:szCs w:val="21"/>
@@ -4361,6 +4554,7 @@
         <w:pStyle w:val="Textkrper"/>
         <w:spacing w:before="93" w:line="220" w:lineRule="exact"/>
         <w:ind w:left="303" w:right="3152"/>
+        <w:jc w:val="both"/>
         <w:rPr>
           <w:lang w:val="de-DE"/>
         </w:rPr>
@@ -4417,7 +4611,33 @@
         <w:rPr>
           <w:lang w:val="de-DE"/>
         </w:rPr>
-        <w:t>Zur Nutzung eines Entscheidungsbaums für</w:t>
+        <w:t xml:space="preserve">Zur Nutzung eines </w:t>
+      </w:r>
+      <w:proofErr w:type="spellStart"/>
+      <w:r>
+        <w:rPr>
+          <w:lang w:val="de-DE"/>
+        </w:rPr>
+        <w:t>Ent</w:t>
+      </w:r>
+      <w:r>
+        <w:rPr>
+          <w:lang w:val="de-DE"/>
+        </w:rPr>
+        <w:t>-</w:t>
+      </w:r>
+      <w:r>
+        <w:rPr>
+          <w:lang w:val="de-DE"/>
+        </w:rPr>
+        <w:t>scheidungsbaums</w:t>
+      </w:r>
+      <w:proofErr w:type="spellEnd"/>
+      <w:r>
+        <w:rPr>
+          <w:lang w:val="de-DE"/>
+        </w:rPr>
+        <w:t xml:space="preserve"> für</w:t>
       </w:r>
       <w:r>
         <w:rPr>
@@ -4576,6 +4796,7 @@
         <w:pStyle w:val="Textkrper"/>
         <w:spacing w:line="220" w:lineRule="exact"/>
         <w:ind w:left="303" w:right="3152"/>
+        <w:jc w:val="both"/>
         <w:rPr>
           <w:sz w:val="21"/>
           <w:szCs w:val="21"/>
@@ -4856,6 +5077,7 @@
         <w:pStyle w:val="Textkrper"/>
         <w:spacing w:before="171" w:line="220" w:lineRule="exact"/>
         <w:ind w:left="303" w:right="132"/>
+        <w:jc w:val="both"/>
         <w:rPr>
           <w:sz w:val="21"/>
           <w:szCs w:val="21"/>
@@ -4876,6 +5098,7 @@
         <w:pStyle w:val="Textkrper"/>
         <w:spacing w:line="220" w:lineRule="exact"/>
         <w:ind w:left="303" w:right="217"/>
+        <w:jc w:val="both"/>
         <w:rPr>
           <w:sz w:val="21"/>
           <w:szCs w:val="21"/>
@@ -4928,6 +5151,7 @@
       <w:pPr>
         <w:spacing w:before="94" w:line="220" w:lineRule="exact"/>
         <w:ind w:left="363" w:right="3764"/>
+        <w:jc w:val="both"/>
         <w:rPr>
           <w:lang w:val="de-DE"/>
         </w:rPr>
@@ -5171,6 +5395,7 @@
         <w:pStyle w:val="Textkrper"/>
         <w:spacing w:line="220" w:lineRule="exact"/>
         <w:ind w:left="363" w:right="3173"/>
+        <w:jc w:val="both"/>
         <w:rPr>
           <w:lang w:val="de-DE"/>
         </w:rPr>
@@ -5447,6 +5672,7 @@
         <w:pStyle w:val="Textkrper"/>
         <w:spacing w:before="94" w:line="220" w:lineRule="exact"/>
         <w:ind w:left="363" w:right="267"/>
+        <w:jc w:val="both"/>
         <w:rPr>
           <w:sz w:val="21"/>
           <w:szCs w:val="21"/>
@@ -5588,6 +5814,7 @@
         <w:pStyle w:val="Textkrper"/>
         <w:spacing w:before="93" w:line="220" w:lineRule="exact"/>
         <w:ind w:left="223" w:right="3214"/>
+        <w:jc w:val="both"/>
         <w:rPr>
           <w:sz w:val="21"/>
           <w:szCs w:val="21"/>
@@ -5844,6 +6071,7 @@
         <w:pStyle w:val="Textkrper"/>
         <w:spacing w:before="196" w:line="220" w:lineRule="exact"/>
         <w:ind w:left="223" w:right="3067"/>
+        <w:jc w:val="both"/>
         <w:rPr>
           <w:sz w:val="21"/>
           <w:szCs w:val="21"/>
@@ -6146,7 +6374,15 @@
           <w:szCs w:val="21"/>
           <w:lang w:val="de-DE"/>
         </w:rPr>
-        <w:t>Der Data Sampler erzeugt nun zwei neue Quellen (die je zwei Teile des Datensatzes enthalten):</w:t>
+        <w:t>D</w:t>
+      </w:r>
+      <w:r>
+        <w:rPr>
+          <w:sz w:val="21"/>
+          <w:szCs w:val="21"/>
+          <w:lang w:val="de-DE"/>
+        </w:rPr>
+        <w:t>er Data Sampler erzeugt nun zwei neue Quellen (die je zwei Teile des Datensatzes enthalten):</w:t>
       </w:r>
     </w:p>
     <w:p>
@@ -6160,6 +6396,7 @@
           <w:tab w:val="left" w:pos="485"/>
         </w:tabs>
         <w:ind w:hanging="138"/>
+        <w:jc w:val="both"/>
         <w:rPr>
           <w:sz w:val="21"/>
           <w:szCs w:val="21"/>
@@ -6200,6 +6437,7 @@
         </w:tabs>
         <w:spacing w:line="220" w:lineRule="exact"/>
         <w:ind w:hanging="138"/>
+        <w:jc w:val="both"/>
         <w:rPr>
           <w:sz w:val="21"/>
           <w:szCs w:val="21"/>
@@ -6233,7 +6471,10 @@
         <w:pStyle w:val="Textkrper"/>
         <w:spacing w:before="13" w:line="220" w:lineRule="exact"/>
         <w:ind w:left="223" w:right="2969"/>
-        <w:rPr>
+        <w:jc w:val="both"/>
+        <w:rPr>
+          <w:sz w:val="21"/>
+          <w:szCs w:val="21"/>
           <w:lang w:val="de-DE"/>
         </w:rPr>
       </w:pPr>
@@ -6247,6 +6488,8 @@
       </w:r>
       <w:r>
         <w:rPr>
+          <w:sz w:val="21"/>
+          <w:szCs w:val="21"/>
           <w:lang w:val="de-DE"/>
         </w:rPr>
         <w:t>.</w:t>
@@ -6266,6 +6509,7 @@
         <w:pStyle w:val="Textkrper"/>
         <w:spacing w:before="94" w:line="220" w:lineRule="exact"/>
         <w:ind w:left="223" w:right="3067"/>
+        <w:jc w:val="both"/>
         <w:rPr>
           <w:sz w:val="21"/>
           <w:szCs w:val="21"/>
@@ -6330,18 +6574,14 @@
         </w:rPr>
         <w:t>) an den gesamten Datensätzen festgelegt werden (z.B.</w:t>
       </w:r>
-    </w:p>
-    <w:p>
-      <w:pPr>
-        <w:pStyle w:val="Textkrper"/>
-        <w:spacing w:line="223" w:lineRule="exact"/>
-        <w:ind w:left="223"/>
-        <w:rPr>
-          <w:sz w:val="21"/>
-          <w:szCs w:val="21"/>
-          <w:lang w:val="de-DE"/>
-        </w:rPr>
-      </w:pPr>
+      <w:r>
+        <w:rPr>
+          <w:sz w:val="21"/>
+          <w:szCs w:val="21"/>
+          <w:lang w:val="de-DE"/>
+        </w:rPr>
+        <w:t xml:space="preserve"> </w:t>
+      </w:r>
       <w:r>
         <w:rPr>
           <w:sz w:val="21"/>
@@ -6355,6 +6595,7 @@
       <w:pPr>
         <w:pStyle w:val="Textkrper"/>
         <w:spacing w:before="10"/>
+        <w:jc w:val="both"/>
         <w:rPr>
           <w:sz w:val="18"/>
           <w:lang w:val="de-DE"/>
@@ -6366,6 +6607,7 @@
         <w:pStyle w:val="Textkrper"/>
         <w:spacing w:line="220" w:lineRule="exact"/>
         <w:ind w:left="223" w:right="3238"/>
+        <w:jc w:val="both"/>
         <w:rPr>
           <w:sz w:val="21"/>
           <w:szCs w:val="21"/>
@@ -6545,6 +6787,7 @@
         <w:pStyle w:val="Textkrper"/>
         <w:spacing w:before="93" w:line="220" w:lineRule="exact"/>
         <w:ind w:left="283" w:right="3300"/>
+        <w:jc w:val="both"/>
         <w:rPr>
           <w:sz w:val="21"/>
           <w:szCs w:val="21"/>
@@ -6771,6 +7014,7 @@
         <w:pStyle w:val="Textkrper"/>
         <w:spacing w:before="96" w:after="112" w:line="220" w:lineRule="exact"/>
         <w:ind w:left="283" w:right="3293"/>
+        <w:jc w:val="both"/>
         <w:rPr>
           <w:sz w:val="21"/>
           <w:szCs w:val="21"/>
@@ -6965,24 +7209,19 @@
         <w:widowControl/>
         <w:adjustRightInd w:val="0"/>
         <w:ind w:left="284"/>
+        <w:jc w:val="both"/>
         <w:rPr>
           <w:rFonts w:ascii="Helvetica" w:eastAsiaTheme="minorHAnsi" w:hAnsi="Helvetica" w:cs="Helvetica"/>
           <w:lang w:val="de-DE"/>
         </w:rPr>
       </w:pPr>
+      <w:commentRangeStart w:id="0"/>
       <w:r>
         <w:rPr>
           <w:rFonts w:ascii="Helvetica" w:eastAsiaTheme="minorHAnsi" w:hAnsi="Helvetica" w:cs="Helvetica"/>
           <w:lang w:val="de-DE"/>
         </w:rPr>
         <w:t>Mit einem Doppelklick auf das</w:t>
-      </w:r>
-      <w:r>
-        <w:rPr>
-          <w:rFonts w:ascii="Helvetica" w:eastAsiaTheme="minorHAnsi" w:hAnsi="Helvetica" w:cs="Helvetica"/>
-          <w:lang w:val="de-DE"/>
-        </w:rPr>
-        <w:t xml:space="preserve"> </w:t>
       </w:r>
     </w:p>
     <w:p>
@@ -6990,6 +7229,7 @@
         <w:widowControl/>
         <w:adjustRightInd w:val="0"/>
         <w:ind w:left="284"/>
+        <w:jc w:val="both"/>
         <w:rPr>
           <w:rFonts w:ascii="Helvetica" w:eastAsiaTheme="minorHAnsi" w:hAnsi="Helvetica" w:cs="Helvetica"/>
           <w:lang w:val="de-DE"/>
@@ -7008,6 +7248,7 @@
         <w:widowControl/>
         <w:adjustRightInd w:val="0"/>
         <w:ind w:left="284"/>
+        <w:jc w:val="both"/>
         <w:rPr>
           <w:rFonts w:ascii="Helvetica-Oblique" w:eastAsiaTheme="minorHAnsi" w:hAnsi="Helvetica-Oblique" w:cs="Helvetica-Oblique"/>
           <w:i/>
@@ -7037,6 +7278,7 @@
         <w:widowControl/>
         <w:adjustRightInd w:val="0"/>
         <w:ind w:left="284"/>
+        <w:jc w:val="both"/>
         <w:rPr>
           <w:rFonts w:ascii="Helvetica" w:eastAsiaTheme="minorHAnsi" w:hAnsi="Helvetica" w:cs="Helvetica"/>
           <w:lang w:val="de-DE"/>
@@ -7055,6 +7297,7 @@
         <w:widowControl/>
         <w:adjustRightInd w:val="0"/>
         <w:ind w:left="284"/>
+        <w:jc w:val="both"/>
         <w:rPr>
           <w:rFonts w:ascii="Helvetica" w:eastAsiaTheme="minorHAnsi" w:hAnsi="Helvetica" w:cs="Helvetica"/>
           <w:lang w:val="de-DE"/>
@@ -7073,6 +7316,7 @@
         <w:widowControl/>
         <w:adjustRightInd w:val="0"/>
         <w:ind w:left="284"/>
+        <w:jc w:val="both"/>
         <w:rPr>
           <w:rFonts w:ascii="Helvetica" w:eastAsiaTheme="minorHAnsi" w:hAnsi="Helvetica" w:cs="Helvetica"/>
           <w:lang w:val="de-DE"/>
@@ -7091,6 +7335,7 @@
         <w:widowControl/>
         <w:adjustRightInd w:val="0"/>
         <w:ind w:left="284"/>
+        <w:jc w:val="both"/>
         <w:rPr>
           <w:rFonts w:ascii="Helvetica" w:eastAsiaTheme="minorHAnsi" w:hAnsi="Helvetica" w:cs="Helvetica"/>
           <w:lang w:val="de-DE"/>
@@ -7102,6 +7347,13 @@
           <w:lang w:val="de-DE"/>
         </w:rPr>
         <w:t>Bäumen bestehen soll.</w:t>
+      </w:r>
+      <w:commentRangeEnd w:id="0"/>
+      <w:r>
+        <w:rPr>
+          <w:rStyle w:val="Kommentarzeichen"/>
+        </w:rPr>
+        <w:commentReference w:id="0"/>
       </w:r>
     </w:p>
     <w:p>
@@ -7132,15 +7384,15 @@
           <w:lang w:val="de-DE"/>
         </w:rPr>
         <w:drawing>
-          <wp:anchor distT="0" distB="0" distL="114300" distR="114300" simplePos="0" relativeHeight="251687936" behindDoc="0" locked="0" layoutInCell="1" allowOverlap="1" wp14:anchorId="6B071FE6" wp14:editId="301E0FAB">
+          <wp:anchor distT="0" distB="0" distL="114300" distR="114300" simplePos="0" relativeHeight="251687936" behindDoc="0" locked="0" layoutInCell="1" allowOverlap="1" wp14:anchorId="6B071FE6" wp14:editId="2A9E244C">
             <wp:simplePos x="0" y="0"/>
             <wp:positionH relativeFrom="column">
-              <wp:posOffset>3045607</wp:posOffset>
+              <wp:posOffset>3046286</wp:posOffset>
             </wp:positionH>
             <wp:positionV relativeFrom="paragraph">
-              <wp:posOffset>156503</wp:posOffset>
+              <wp:posOffset>158781</wp:posOffset>
             </wp:positionV>
-            <wp:extent cx="1096108" cy="1067024"/>
+            <wp:extent cx="1096010" cy="1066800"/>
             <wp:effectExtent l="0" t="0" r="8890" b="0"/>
             <wp:wrapNone/>
             <wp:docPr id="143" name="Grafik 143"/>
@@ -7155,7 +7407,7 @@
                     <pic:cNvPicPr/>
                   </pic:nvPicPr>
                   <pic:blipFill>
-                    <a:blip r:embed="rId62" cstate="print">
+                    <a:blip r:embed="rId66" cstate="print">
                       <a:extLst>
                         <a:ext uri="{28A0092B-C50C-407E-A947-70E740481C1C}">
                           <a14:useLocalDpi xmlns:a14="http://schemas.microsoft.com/office/drawing/2010/main" val="0"/>
@@ -7169,7 +7421,7 @@
                   <pic:spPr>
                     <a:xfrm>
                       <a:off x="0" y="0"/>
-                      <a:ext cx="1096108" cy="1067024"/>
+                      <a:ext cx="1096010" cy="1066800"/>
                     </a:xfrm>
                     <a:prstGeom prst="rect">
                       <a:avLst/>
@@ -7284,6 +7536,7 @@
           <w:lang w:val="de-DE"/>
         </w:rPr>
       </w:pPr>
+      <w:commentRangeStart w:id="1"/>
       <w:r>
         <w:rPr>
           <w:rFonts w:ascii="Helvetica" w:eastAsiaTheme="minorHAnsi" w:hAnsi="Helvetica" w:cs="Helvetica"/>
@@ -7335,6 +7588,13 @@
         </w:rPr>
         <w:t>).</w:t>
       </w:r>
+      <w:commentRangeEnd w:id="1"/>
+      <w:r>
+        <w:rPr>
+          <w:rStyle w:val="Kommentarzeichen"/>
+        </w:rPr>
+        <w:commentReference w:id="1"/>
+      </w:r>
     </w:p>
     <w:p>
       <w:pPr>
@@ -7351,8 +7611,8 @@
           <w:sz w:val="20"/>
         </w:rPr>
         <w:sectPr>
-          <w:headerReference w:type="default" r:id="rId63"/>
-          <w:footerReference w:type="default" r:id="rId64"/>
+          <w:headerReference w:type="default" r:id="rId67"/>
+          <w:footerReference w:type="default" r:id="rId68"/>
           <w:pgSz w:w="8400" w:h="11910"/>
           <w:pgMar w:top="1380" w:right="700" w:bottom="880" w:left="680" w:header="1195" w:footer="690" w:gutter="0"/>
           <w:pgNumType w:start="8"/>
@@ -7399,7 +7659,7 @@
                     </pic:cNvPicPr>
                   </pic:nvPicPr>
                   <pic:blipFill>
-                    <a:blip r:embed="rId65" cstate="print">
+                    <a:blip r:embed="rId69" cstate="print">
                       <a:extLst>
                         <a:ext uri="{28A0092B-C50C-407E-A947-70E740481C1C}">
                           <a14:useLocalDpi xmlns:a14="http://schemas.microsoft.com/office/drawing/2010/main" val="0"/>
@@ -7459,6 +7719,7 @@
         <w:pStyle w:val="Textkrper"/>
         <w:spacing w:line="220" w:lineRule="exact"/>
         <w:ind w:left="363" w:right="3222"/>
+        <w:jc w:val="both"/>
         <w:rPr>
           <w:sz w:val="21"/>
           <w:szCs w:val="21"/>
@@ -7598,7 +7859,39 @@
           <w:szCs w:val="21"/>
           <w:lang w:val="de-DE"/>
         </w:rPr>
-        <w:t xml:space="preserve">Das k-Nächste-Nachbarn-Modell entscheidet auf Basis der Zielmerkmale der Datenpunkte mit den ähnlichsten Merkmalsausprägungen (die nächsten Nachbarn). Für ein k- Nächste-Nachbarn-Modell gibt es das Widget </w:t>
+        <w:t>Das k-Nächste-Nachbarn-Modell entscheidet auf Basis der Zielmerkmale der Datenpunkte mit den</w:t>
+      </w:r>
+      <w:r>
+        <w:rPr>
+          <w:sz w:val="21"/>
+          <w:szCs w:val="21"/>
+          <w:lang w:val="de-DE"/>
+        </w:rPr>
+        <w:t xml:space="preserve"> </w:t>
+      </w:r>
+      <w:r>
+        <w:rPr>
+          <w:sz w:val="21"/>
+          <w:szCs w:val="21"/>
+          <w:lang w:val="de-DE"/>
+        </w:rPr>
+        <w:t>ähnlichsten Merkmalsaus</w:t>
+      </w:r>
+      <w:r>
+        <w:rPr>
+          <w:sz w:val="21"/>
+          <w:szCs w:val="21"/>
+          <w:lang w:val="de-DE"/>
+        </w:rPr>
+        <w:t>-</w:t>
+      </w:r>
+      <w:r>
+        <w:rPr>
+          <w:sz w:val="21"/>
+          <w:szCs w:val="21"/>
+          <w:lang w:val="de-DE"/>
+        </w:rPr>
+        <w:t xml:space="preserve">prägungen (die nächsten Nachbarn). Für ein k- Nächste-Nachbarn-Modell gibt es das Widget </w:t>
       </w:r>
       <w:proofErr w:type="spellStart"/>
       <w:r>
@@ -7661,6 +7954,7 @@
         <w:pStyle w:val="Textkrper"/>
         <w:spacing w:before="93" w:line="220" w:lineRule="exact"/>
         <w:ind w:left="363" w:right="3153"/>
+        <w:jc w:val="both"/>
         <w:rPr>
           <w:sz w:val="21"/>
           <w:szCs w:val="21"/>
@@ -7745,7 +8039,7 @@
                           </pic:cNvPicPr>
                         </pic:nvPicPr>
                         <pic:blipFill>
-                          <a:blip r:embed="rId66" cstate="print">
+                          <a:blip r:embed="rId70" cstate="print">
                             <a:extLst>
                               <a:ext uri="{28A0092B-C50C-407E-A947-70E740481C1C}">
                                 <a14:useLocalDpi xmlns:a14="http://schemas.microsoft.com/office/drawing/2010/main" val="0"/>
@@ -7817,7 +8111,7 @@
                           </pic:cNvPicPr>
                         </pic:nvPicPr>
                         <pic:blipFill>
-                          <a:blip r:embed="rId67" cstate="print">
+                          <a:blip r:embed="rId71" cstate="print">
                             <a:extLst>
                               <a:ext uri="{28A0092B-C50C-407E-A947-70E740481C1C}">
                                 <a14:useLocalDpi xmlns:a14="http://schemas.microsoft.com/office/drawing/2010/main" val="0"/>
@@ -7892,6 +8186,7 @@
                               <w:pPr>
                                 <w:spacing w:line="208" w:lineRule="auto"/>
                                 <w:ind w:right="1"/>
+                                <w:jc w:val="both"/>
                                 <w:rPr>
                                   <w:sz w:val="21"/>
                                   <w:szCs w:val="21"/>
@@ -7929,6 +8224,7 @@
                               <w:pPr>
                                 <w:spacing w:line="208" w:lineRule="auto"/>
                                 <w:ind w:right="1"/>
+                                <w:jc w:val="both"/>
                                 <w:rPr>
                                   <w:sz w:val="21"/>
                                   <w:szCs w:val="21"/>
@@ -7993,6 +8289,7 @@
                               <w:pPr>
                                 <w:spacing w:line="208" w:lineRule="auto"/>
                                 <w:ind w:right="1"/>
+                                <w:jc w:val="both"/>
                                 <w:rPr>
                                   <w:sz w:val="21"/>
                                   <w:szCs w:val="21"/>
@@ -8057,11 +8354,11 @@
               <v:group w14:anchorId="7D1259BF" id="Group 2" o:spid="_x0000_s1041" style="position:absolute;left:0;text-align:left;margin-left:47.7pt;margin-top:83.5pt;width:324.15pt;height:251.85pt;z-index:251670528;mso-wrap-distance-left:0;mso-wrap-distance-right:0;mso-position-horizontal-relative:page" coordorigin="954,1670" coordsize="6483,5037" o:gfxdata="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">
                 <v:line id="Line 8" o:spid="_x0000_s1042" style="position:absolute;visibility:visible;mso-wrap-style:square" from="964,1756" to="7427,1756" o:connectortype="straight" o:gfxdata="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" strokecolor="#221e1f" strokeweight="1pt"/>
                 <v:shape id="Picture 7" o:spid="_x0000_s1043" type="#_x0000_t75" style="position:absolute;left:4284;top:1670;width:2961;height:3396;visibility:visible;mso-wrap-style:square" o:gfxdata="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">
-                  <v:imagedata r:id="rId68" o:title=""/>
+                  <v:imagedata r:id="rId72" o:title=""/>
                 </v:shape>
                 <v:line id="Line 6" o:spid="_x0000_s1044" style="position:absolute;visibility:visible;mso-wrap-style:square" from="964,4756" to="7427,4756" o:connectortype="straight" o:gfxdata="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" strokecolor="#221e1f" strokeweight="1pt"/>
                 <v:shape id="Picture 5" o:spid="_x0000_s1045" type="#_x0000_t75" style="position:absolute;left:5074;top:4795;width:1740;height:1911;visibility:visible;mso-wrap-style:square" o:gfxdata="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">
-                  <v:imagedata r:id="rId69" o:title=""/>
+                  <v:imagedata r:id="rId73" o:title=""/>
                 </v:shape>
                 <v:shape id="_x0000_s1046" type="#_x0000_t202" style="position:absolute;left:964;top:2344;width:3360;height:1760;visibility:visible;mso-wrap-style:square;v-text-anchor:top" o:gfxdata="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" filled="f" stroked="f">
                   <v:textbox inset="0,0,0,0">
@@ -8070,6 +8367,7 @@
                         <w:pPr>
                           <w:spacing w:line="208" w:lineRule="auto"/>
                           <w:ind w:right="1"/>
+                          <w:jc w:val="both"/>
                           <w:rPr>
                             <w:sz w:val="21"/>
                             <w:szCs w:val="21"/>
@@ -8107,6 +8405,7 @@
                         <w:pPr>
                           <w:spacing w:line="208" w:lineRule="auto"/>
                           <w:ind w:right="1"/>
+                          <w:jc w:val="both"/>
                           <w:rPr>
                             <w:sz w:val="21"/>
                             <w:szCs w:val="21"/>
@@ -8132,6 +8431,7 @@
                         <w:pPr>
                           <w:spacing w:line="208" w:lineRule="auto"/>
                           <w:ind w:right="1"/>
+                          <w:jc w:val="both"/>
                           <w:rPr>
                             <w:sz w:val="21"/>
                             <w:szCs w:val="21"/>
@@ -8212,7 +8512,7 @@
                     <pic:cNvPicPr/>
                   </pic:nvPicPr>
                   <pic:blipFill>
-                    <a:blip r:embed="rId70" cstate="print"/>
+                    <a:blip r:embed="rId74" cstate="print"/>
                     <a:stretch>
                       <a:fillRect/>
                     </a:stretch>
@@ -8260,7 +8560,7 @@
       </w:r>
     </w:p>
     <w:sectPr>
-      <w:headerReference w:type="default" r:id="rId71"/>
+      <w:headerReference w:type="default" r:id="rId75"/>
       <w:pgSz w:w="8400" w:h="11910"/>
       <w:pgMar w:top="1380" w:right="840" w:bottom="880" w:left="600" w:header="1195" w:footer="690" w:gutter="0"/>
       <w:cols w:space="720"/>
@@ -8269,8 +8569,66 @@
 </w:document>
 </file>
 
+<file path=word/comments.xml><?xml version="1.0" encoding="utf-8"?>
+<w:comments xmlns:wpc="http://schemas.microsoft.com/office/word/2010/wordprocessingCanvas" xmlns:cx="http://schemas.microsoft.com/office/drawing/2014/chartex" xmlns:cx1="http://schemas.microsoft.com/office/drawing/2015/9/8/chartex" xmlns:cx2="http://schemas.microsoft.com/office/drawing/2015/10/21/chartex" xmlns:cx3="http://schemas.microsoft.com/office/drawing/2016/5/9/chartex" xmlns:cx4="http://schemas.microsoft.com/office/drawing/2016/5/10/chartex" xmlns:cx5="http://schemas.microsoft.com/office/drawing/2016/5/11/chartex" xmlns:cx6="http://schemas.microsoft.com/office/drawing/2016/5/12/chartex" xmlns:cx7="http://schemas.microsoft.com/office/drawing/2016/5/13/chartex" xmlns:cx8="http://schemas.microsoft.com/office/drawing/2016/5/14/chartex" xmlns:mc="http://schemas.openxmlformats.org/markup-compatibility/2006" xmlns:aink="http://schemas.microsoft.com/office/drawing/2016/ink" xmlns:am3d="http://schemas.microsoft.com/office/drawing/2017/model3d" xmlns:o="urn:schemas-microsoft-com:office:office" xmlns:oel="http://schemas.microsoft.com/office/2019/extlst" xmlns:r="http://schemas.openxmlformats.org/officeDocument/2006/relationships" xmlns:m="http://schemas.openxmlformats.org/officeDocument/2006/math" xmlns:v="urn:schemas-microsoft-com:vml" xmlns:wp14="http://schemas.microsoft.com/office/word/2010/wordprocessingDrawing" xmlns:wp="http://schemas.openxmlformats.org/drawingml/2006/wordprocessingDrawing" xmlns:w10="urn:schemas-microsoft-com:office:word" xmlns:w="http://schemas.openxmlformats.org/wordprocessingml/2006/main" xmlns:w14="http://schemas.microsoft.com/office/word/2010/wordml" xmlns:w15="http://schemas.microsoft.com/office/word/2012/wordml" xmlns:w16cex="http://schemas.microsoft.com/office/word/2018/wordml/cex" xmlns:w16cid="http://schemas.microsoft.com/office/word/2016/wordml/cid" xmlns:w16="http://schemas.microsoft.com/office/word/2018/wordml" xmlns:w16sdtdh="http://schemas.microsoft.com/office/word/2020/wordml/sdtdatahash" xmlns:w16se="http://schemas.microsoft.com/office/word/2015/wordml/symex" xmlns:wpg="http://schemas.microsoft.com/office/word/2010/wordprocessingGroup" xmlns:wpi="http://schemas.microsoft.com/office/word/2010/wordprocessingInk" xmlns:wne="http://schemas.microsoft.com/office/word/2006/wordml" xmlns:wps="http://schemas.microsoft.com/office/word/2010/wordprocessingShape" mc:Ignorable="w14 w15 w16se w16cid w16 w16cex w16sdtdh wp14">
+  <w:comment w:id="0" w:author="Müller, Maximilian | Wissensfabrik" w:date="2023-07-03T14:16:00Z" w:initials="MM">
+    <w:p>
+      <w:pPr>
+        <w:pStyle w:val="Kommentartext"/>
+      </w:pPr>
+      <w:r>
+        <w:rPr>
+          <w:rStyle w:val="Kommentarzeichen"/>
+        </w:rPr>
+        <w:annotationRef/>
+      </w:r>
+      <w:r>
+        <w:t>Ich bekomme diesen Absatz leider nicht als Blocksatz formatiert.</w:t>
+      </w:r>
+    </w:p>
+  </w:comment>
+  <w:comment w:id="1" w:author="Müller, Maximilian | Wissensfabrik" w:date="2023-07-03T14:16:00Z" w:initials="MM">
+    <w:p>
+      <w:pPr>
+        <w:pStyle w:val="Kommentartext"/>
+      </w:pPr>
+      <w:r>
+        <w:rPr>
+          <w:rStyle w:val="Kommentarzeichen"/>
+        </w:rPr>
+        <w:annotationRef/>
+      </w:r>
+      <w:r>
+        <w:t>Ich bekomme diesen Absatz leider nicht als Blocksatz formatiert.</w:t>
+      </w:r>
+    </w:p>
+  </w:comment>
+</w:comments>
+</file>
+
+<file path=word/commentsExtended.xml><?xml version="1.0" encoding="utf-8"?>
+<w15:commentsEx xmlns:wpc="http://schemas.microsoft.com/office/word/2010/wordprocessingCanvas" xmlns:cx="http://schemas.microsoft.com/office/drawing/2014/chartex" xmlns:cx1="http://schemas.microsoft.com/office/drawing/2015/9/8/chartex" xmlns:cx2="http://schemas.microsoft.com/office/drawing/2015/10/21/chartex" xmlns:cx3="http://schemas.microsoft.com/office/drawing/2016/5/9/chartex" xmlns:cx4="http://schemas.microsoft.com/office/drawing/2016/5/10/chartex" xmlns:cx5="http://schemas.microsoft.com/office/drawing/2016/5/11/chartex" xmlns:cx6="http://schemas.microsoft.com/office/drawing/2016/5/12/chartex" xmlns:cx7="http://schemas.microsoft.com/office/drawing/2016/5/13/chartex" xmlns:cx8="http://schemas.microsoft.com/office/drawing/2016/5/14/chartex" xmlns:mc="http://schemas.openxmlformats.org/markup-compatibility/2006" xmlns:aink="http://schemas.microsoft.com/office/drawing/2016/ink" xmlns:am3d="http://schemas.microsoft.com/office/drawing/2017/model3d" xmlns:o="urn:schemas-microsoft-com:office:office" xmlns:oel="http://schemas.microsoft.com/office/2019/extlst" xmlns:r="http://schemas.openxmlformats.org/officeDocument/2006/relationships" xmlns:m="http://schemas.openxmlformats.org/officeDocument/2006/math" xmlns:v="urn:schemas-microsoft-com:vml" xmlns:wp14="http://schemas.microsoft.com/office/word/2010/wordprocessingDrawing" xmlns:wp="http://schemas.openxmlformats.org/drawingml/2006/wordprocessingDrawing" xmlns:w10="urn:schemas-microsoft-com:office:word" xmlns:w="http://schemas.openxmlformats.org/wordprocessingml/2006/main" xmlns:w14="http://schemas.microsoft.com/office/word/2010/wordml" xmlns:w15="http://schemas.microsoft.com/office/word/2012/wordml" xmlns:w16cex="http://schemas.microsoft.com/office/word/2018/wordml/cex" xmlns:w16cid="http://schemas.microsoft.com/office/word/2016/wordml/cid" xmlns:w16="http://schemas.microsoft.com/office/word/2018/wordml" xmlns:w16sdtdh="http://schemas.microsoft.com/office/word/2020/wordml/sdtdatahash" xmlns:w16se="http://schemas.microsoft.com/office/word/2015/wordml/symex" xmlns:wpg="http://schemas.microsoft.com/office/word/2010/wordprocessingGroup" xmlns:wpi="http://schemas.microsoft.com/office/word/2010/wordprocessingInk" xmlns:wne="http://schemas.microsoft.com/office/word/2006/wordml" xmlns:wps="http://schemas.microsoft.com/office/word/2010/wordprocessingShape" mc:Ignorable="w14 w15 w16se w16cid w16 w16cex w16sdtdh wp14">
+  <w15:commentEx w15:paraId="27349325" w15:done="0"/>
+  <w15:commentEx w15:paraId="0D46AA3A" w15:done="0"/>
+</w15:commentsEx>
+</file>
+
+<file path=word/commentsExtensible.xml><?xml version="1.0" encoding="utf-8"?>
+<w16cex:commentsExtensible xmlns:wpc="http://schemas.microsoft.com/office/word/2010/wordprocessingCanvas" xmlns:cx="http://schemas.microsoft.com/office/drawing/2014/chartex" xmlns:cx1="http://schemas.microsoft.com/office/drawing/2015/9/8/chartex" xmlns:cx2="http://schemas.microsoft.com/office/drawing/2015/10/21/chartex" xmlns:cx3="http://schemas.microsoft.com/office/drawing/2016/5/9/chartex" xmlns:cx4="http://schemas.microsoft.com/office/drawing/2016/5/10/chartex" xmlns:cx5="http://schemas.microsoft.com/office/drawing/2016/5/11/chartex" xmlns:cx6="http://schemas.microsoft.com/office/drawing/2016/5/12/chartex" xmlns:cx7="http://schemas.microsoft.com/office/drawing/2016/5/13/chartex" xmlns:cx8="http://schemas.microsoft.com/office/drawing/2016/5/14/chartex" xmlns:mc="http://schemas.openxmlformats.org/markup-compatibility/2006" xmlns:aink="http://schemas.microsoft.com/office/drawing/2016/ink" xmlns:am3d="http://schemas.microsoft.com/office/drawing/2017/model3d" xmlns:o="urn:schemas-microsoft-com:office:office" xmlns:oel="http://schemas.microsoft.com/office/2019/extlst" xmlns:r="http://schemas.openxmlformats.org/officeDocument/2006/relationships" xmlns:m="http://schemas.openxmlformats.org/officeDocument/2006/math" xmlns:v="urn:schemas-microsoft-com:vml" xmlns:wp14="http://schemas.microsoft.com/office/word/2010/wordprocessingDrawing" xmlns:wp="http://schemas.openxmlformats.org/drawingml/2006/wordprocessingDrawing" xmlns:w10="urn:schemas-microsoft-com:office:word" xmlns:w="http://schemas.openxmlformats.org/wordprocessingml/2006/main" xmlns:w14="http://schemas.microsoft.com/office/word/2010/wordml" xmlns:w15="http://schemas.microsoft.com/office/word/2012/wordml" xmlns:w16cex="http://schemas.microsoft.com/office/word/2018/wordml/cex" xmlns:w16cid="http://schemas.microsoft.com/office/word/2016/wordml/cid" xmlns:w16="http://schemas.microsoft.com/office/word/2018/wordml" xmlns:w16sdtdh="http://schemas.microsoft.com/office/word/2020/wordml/sdtdatahash" xmlns:w16se="http://schemas.microsoft.com/office/word/2015/wordml/symex" xmlns:wpg="http://schemas.microsoft.com/office/word/2010/wordprocessingGroup" xmlns:wpi="http://schemas.microsoft.com/office/word/2010/wordprocessingInk" xmlns:wne="http://schemas.microsoft.com/office/word/2006/wordml" xmlns:wps="http://schemas.microsoft.com/office/word/2010/wordprocessingShape" mc:Ignorable="w14 w15 w16se w16cid w16 w16cex w16sdtdh wp14">
+  <w16cex:commentExtensible w16cex:durableId="284D56B4" w16cex:dateUtc="2023-07-03T12:16:00Z"/>
+  <w16cex:commentExtensible w16cex:durableId="284D56BC" w16cex:dateUtc="2023-07-03T12:16:00Z"/>
+</w16cex:commentsExtensible>
+</file>
+
+<file path=word/commentsIds.xml><?xml version="1.0" encoding="utf-8"?>
+<w16cid:commentsIds xmlns:wpc="http://schemas.microsoft.com/office/word/2010/wordprocessingCanvas" xmlns:cx="http://schemas.microsoft.com/office/drawing/2014/chartex" xmlns:cx1="http://schemas.microsoft.com/office/drawing/2015/9/8/chartex" xmlns:cx2="http://schemas.microsoft.com/office/drawing/2015/10/21/chartex" xmlns:cx3="http://schemas.microsoft.com/office/drawing/2016/5/9/chartex" xmlns:cx4="http://schemas.microsoft.com/office/drawing/2016/5/10/chartex" xmlns:cx5="http://schemas.microsoft.com/office/drawing/2016/5/11/chartex" xmlns:cx6="http://schemas.microsoft.com/office/drawing/2016/5/12/chartex" xmlns:cx7="http://schemas.microsoft.com/office/drawing/2016/5/13/chartex" xmlns:cx8="http://schemas.microsoft.com/office/drawing/2016/5/14/chartex" xmlns:mc="http://schemas.openxmlformats.org/markup-compatibility/2006" xmlns:aink="http://schemas.microsoft.com/office/drawing/2016/ink" xmlns:am3d="http://schemas.microsoft.com/office/drawing/2017/model3d" xmlns:o="urn:schemas-microsoft-com:office:office" xmlns:oel="http://schemas.microsoft.com/office/2019/extlst" xmlns:r="http://schemas.openxmlformats.org/officeDocument/2006/relationships" xmlns:m="http://schemas.openxmlformats.org/officeDocument/2006/math" xmlns:v="urn:schemas-microsoft-com:vml" xmlns:wp14="http://schemas.microsoft.com/office/word/2010/wordprocessingDrawing" xmlns:wp="http://schemas.openxmlformats.org/drawingml/2006/wordprocessingDrawing" xmlns:w10="urn:schemas-microsoft-com:office:word" xmlns:w="http://schemas.openxmlformats.org/wordprocessingml/2006/main" xmlns:w14="http://schemas.microsoft.com/office/word/2010/wordml" xmlns:w15="http://schemas.microsoft.com/office/word/2012/wordml" xmlns:w16cex="http://schemas.microsoft.com/office/word/2018/wordml/cex" xmlns:w16cid="http://schemas.microsoft.com/office/word/2016/wordml/cid" xmlns:w16="http://schemas.microsoft.com/office/word/2018/wordml" xmlns:w16sdtdh="http://schemas.microsoft.com/office/word/2020/wordml/sdtdatahash" xmlns:w16se="http://schemas.microsoft.com/office/word/2015/wordml/symex" xmlns:wpg="http://schemas.microsoft.com/office/word/2010/wordprocessingGroup" xmlns:wpi="http://schemas.microsoft.com/office/word/2010/wordprocessingInk" xmlns:wne="http://schemas.microsoft.com/office/word/2006/wordml" xmlns:wps="http://schemas.microsoft.com/office/word/2010/wordprocessingShape" mc:Ignorable="w14 w15 w16se w16cid w16 w16cex w16sdtdh wp14">
+  <w16cid:commentId w16cid:paraId="27349325" w16cid:durableId="284D56B4"/>
+  <w16cid:commentId w16cid:paraId="0D46AA3A" w16cid:durableId="284D56BC"/>
+</w16cid:commentsIds>
+</file>
+
 <file path=word/endnotes.xml><?xml version="1.0" encoding="utf-8"?>
-<w:endnotes xmlns:wpc="http://schemas.microsoft.com/office/word/2010/wordprocessingCanvas" xmlns:cx="http://schemas.microsoft.com/office/drawing/2014/chartex" xmlns:cx1="http://schemas.microsoft.com/office/drawing/2015/9/8/chartex" xmlns:cx2="http://schemas.microsoft.com/office/drawing/2015/10/21/chartex" xmlns:cx3="http://schemas.microsoft.com/office/drawing/2016/5/9/chartex" xmlns:cx4="http://schemas.microsoft.com/office/drawing/2016/5/10/chartex" xmlns:cx5="http://schemas.microsoft.com/office/drawing/2016/5/11/chartex" xmlns:cx6="http://schemas.microsoft.com/office/drawing/2016/5/12/chartex" xmlns:cx7="http://schemas.microsoft.com/office/drawing/2016/5/13/chartex" xmlns:cx8="http://schemas.microsoft.com/office/drawing/2016/5/14/chartex" xmlns:mc="http://schemas.openxmlformats.org/markup-compatibility/2006" xmlns:aink="http://schemas.microsoft.com/office/drawing/2016/ink" xmlns:am3d="http://schemas.microsoft.com/office/drawing/2017/model3d" xmlns:o="urn:schemas-microsoft-com:office:office" xmlns:r="http://schemas.openxmlformats.org/officeDocument/2006/relationships" xmlns:m="http://schemas.openxmlformats.org/officeDocument/2006/math" xmlns:v="urn:schemas-microsoft-com:vml" xmlns:wp14="http://schemas.microsoft.com/office/word/2010/wordprocessingDrawing" xmlns:wp="http://schemas.openxmlformats.org/drawingml/2006/wordprocessingDrawing" xmlns:w10="urn:schemas-microsoft-com:office:word" xmlns:w="http://schemas.openxmlformats.org/wordprocessingml/2006/main" xmlns:w14="http://schemas.microsoft.com/office/word/2010/wordml" xmlns:w15="http://schemas.microsoft.com/office/word/2012/wordml" xmlns:w16cex="http://schemas.microsoft.com/office/word/2018/wordml/cex" xmlns:w16cid="http://schemas.microsoft.com/office/word/2016/wordml/cid" xmlns:w16="http://schemas.microsoft.com/office/word/2018/wordml" xmlns:w16sdtdh="http://schemas.microsoft.com/office/word/2020/wordml/sdtdatahash" xmlns:w16se="http://schemas.microsoft.com/office/word/2015/wordml/symex" xmlns:wpg="http://schemas.microsoft.com/office/word/2010/wordprocessingGroup" xmlns:wpi="http://schemas.microsoft.com/office/word/2010/wordprocessingInk" xmlns:wne="http://schemas.microsoft.com/office/word/2006/wordml" xmlns:wps="http://schemas.microsoft.com/office/word/2010/wordprocessingShape" mc:Ignorable="w14 w15 w16se w16cid w16 w16cex w16sdtdh wp14">
+<w:endnotes xmlns:wpc="http://schemas.microsoft.com/office/word/2010/wordprocessingCanvas" xmlns:cx="http://schemas.microsoft.com/office/drawing/2014/chartex" xmlns:cx1="http://schemas.microsoft.com/office/drawing/2015/9/8/chartex" xmlns:cx2="http://schemas.microsoft.com/office/drawing/2015/10/21/chartex" xmlns:cx3="http://schemas.microsoft.com/office/drawing/2016/5/9/chartex" xmlns:cx4="http://schemas.microsoft.com/office/drawing/2016/5/10/chartex" xmlns:cx5="http://schemas.microsoft.com/office/drawing/2016/5/11/chartex" xmlns:cx6="http://schemas.microsoft.com/office/drawing/2016/5/12/chartex" xmlns:cx7="http://schemas.microsoft.com/office/drawing/2016/5/13/chartex" xmlns:cx8="http://schemas.microsoft.com/office/drawing/2016/5/14/chartex" xmlns:mc="http://schemas.openxmlformats.org/markup-compatibility/2006" xmlns:aink="http://schemas.microsoft.com/office/drawing/2016/ink" xmlns:am3d="http://schemas.microsoft.com/office/drawing/2017/model3d" xmlns:o="urn:schemas-microsoft-com:office:office" xmlns:oel="http://schemas.microsoft.com/office/2019/extlst" xmlns:r="http://schemas.openxmlformats.org/officeDocument/2006/relationships" xmlns:m="http://schemas.openxmlformats.org/officeDocument/2006/math" xmlns:v="urn:schemas-microsoft-com:vml" xmlns:wp14="http://schemas.microsoft.com/office/word/2010/wordprocessingDrawing" xmlns:wp="http://schemas.openxmlformats.org/drawingml/2006/wordprocessingDrawing" xmlns:w10="urn:schemas-microsoft-com:office:word" xmlns:w="http://schemas.openxmlformats.org/wordprocessingml/2006/main" xmlns:w14="http://schemas.microsoft.com/office/word/2010/wordml" xmlns:w15="http://schemas.microsoft.com/office/word/2012/wordml" xmlns:w16cex="http://schemas.microsoft.com/office/word/2018/wordml/cex" xmlns:w16cid="http://schemas.microsoft.com/office/word/2016/wordml/cid" xmlns:w16="http://schemas.microsoft.com/office/word/2018/wordml" xmlns:w16sdtdh="http://schemas.microsoft.com/office/word/2020/wordml/sdtdatahash" xmlns:w16se="http://schemas.microsoft.com/office/word/2015/wordml/symex" xmlns:wpg="http://schemas.microsoft.com/office/word/2010/wordprocessingGroup" xmlns:wpi="http://schemas.microsoft.com/office/word/2010/wordprocessingInk" xmlns:wne="http://schemas.microsoft.com/office/word/2006/wordml" xmlns:wps="http://schemas.microsoft.com/office/word/2010/wordprocessingShape" mc:Ignorable="w14 w15 w16se w16cid w16 w16cex w16sdtdh wp14">
   <w:endnote w:type="separator" w:id="-1">
     <w:p>
       <w:r>
@@ -8289,7 +8647,7 @@
 </file>
 
 <file path=word/footer1.xml><?xml version="1.0" encoding="utf-8"?>
-<w:ftr xmlns:wpc="http://schemas.microsoft.com/office/word/2010/wordprocessingCanvas" xmlns:cx="http://schemas.microsoft.com/office/drawing/2014/chartex" xmlns:cx1="http://schemas.microsoft.com/office/drawing/2015/9/8/chartex" xmlns:cx2="http://schemas.microsoft.com/office/drawing/2015/10/21/chartex" xmlns:cx3="http://schemas.microsoft.com/office/drawing/2016/5/9/chartex" xmlns:cx4="http://schemas.microsoft.com/office/drawing/2016/5/10/chartex" xmlns:cx5="http://schemas.microsoft.com/office/drawing/2016/5/11/chartex" xmlns:cx6="http://schemas.microsoft.com/office/drawing/2016/5/12/chartex" xmlns:cx7="http://schemas.microsoft.com/office/drawing/2016/5/13/chartex" xmlns:cx8="http://schemas.microsoft.com/office/drawing/2016/5/14/chartex" xmlns:mc="http://schemas.openxmlformats.org/markup-compatibility/2006" xmlns:aink="http://schemas.microsoft.com/office/drawing/2016/ink" xmlns:am3d="http://schemas.microsoft.com/office/drawing/2017/model3d" xmlns:o="urn:schemas-microsoft-com:office:office" xmlns:r="http://schemas.openxmlformats.org/officeDocument/2006/relationships" xmlns:m="http://schemas.openxmlformats.org/officeDocument/2006/math" xmlns:v="urn:schemas-microsoft-com:vml" xmlns:wp14="http://schemas.microsoft.com/office/word/2010/wordprocessingDrawing" xmlns:wp="http://schemas.openxmlformats.org/drawingml/2006/wordprocessingDrawing" xmlns:w10="urn:schemas-microsoft-com:office:word" xmlns:w="http://schemas.openxmlformats.org/wordprocessingml/2006/main" xmlns:w14="http://schemas.microsoft.com/office/word/2010/wordml" xmlns:w15="http://schemas.microsoft.com/office/word/2012/wordml" xmlns:w16cex="http://schemas.microsoft.com/office/word/2018/wordml/cex" xmlns:w16cid="http://schemas.microsoft.com/office/word/2016/wordml/cid" xmlns:w16="http://schemas.microsoft.com/office/word/2018/wordml" xmlns:w16sdtdh="http://schemas.microsoft.com/office/word/2020/wordml/sdtdatahash" xmlns:w16se="http://schemas.microsoft.com/office/word/2015/wordml/symex" xmlns:wpg="http://schemas.microsoft.com/office/word/2010/wordprocessingGroup" xmlns:wpi="http://schemas.microsoft.com/office/word/2010/wordprocessingInk" xmlns:wne="http://schemas.microsoft.com/office/word/2006/wordml" xmlns:wps="http://schemas.microsoft.com/office/word/2010/wordprocessingShape" mc:Ignorable="w14 w15 w16se w16cid w16 w16cex w16sdtdh wp14">
+<w:ftr xmlns:wpc="http://schemas.microsoft.com/office/word/2010/wordprocessingCanvas" xmlns:cx="http://schemas.microsoft.com/office/drawing/2014/chartex" xmlns:cx1="http://schemas.microsoft.com/office/drawing/2015/9/8/chartex" xmlns:cx2="http://schemas.microsoft.com/office/drawing/2015/10/21/chartex" xmlns:cx3="http://schemas.microsoft.com/office/drawing/2016/5/9/chartex" xmlns:cx4="http://schemas.microsoft.com/office/drawing/2016/5/10/chartex" xmlns:cx5="http://schemas.microsoft.com/office/drawing/2016/5/11/chartex" xmlns:cx6="http://schemas.microsoft.com/office/drawing/2016/5/12/chartex" xmlns:cx7="http://schemas.microsoft.com/office/drawing/2016/5/13/chartex" xmlns:cx8="http://schemas.microsoft.com/office/drawing/2016/5/14/chartex" xmlns:mc="http://schemas.openxmlformats.org/markup-compatibility/2006" xmlns:aink="http://schemas.microsoft.com/office/drawing/2016/ink" xmlns:am3d="http://schemas.microsoft.com/office/drawing/2017/model3d" xmlns:o="urn:schemas-microsoft-com:office:office" xmlns:oel="http://schemas.microsoft.com/office/2019/extlst" xmlns:r="http://schemas.openxmlformats.org/officeDocument/2006/relationships" xmlns:m="http://schemas.openxmlformats.org/officeDocument/2006/math" xmlns:v="urn:schemas-microsoft-com:vml" xmlns:wp14="http://schemas.microsoft.com/office/word/2010/wordprocessingDrawing" xmlns:wp="http://schemas.openxmlformats.org/drawingml/2006/wordprocessingDrawing" xmlns:w10="urn:schemas-microsoft-com:office:word" xmlns:w="http://schemas.openxmlformats.org/wordprocessingml/2006/main" xmlns:w14="http://schemas.microsoft.com/office/word/2010/wordml" xmlns:w15="http://schemas.microsoft.com/office/word/2012/wordml" xmlns:w16cex="http://schemas.microsoft.com/office/word/2018/wordml/cex" xmlns:w16cid="http://schemas.microsoft.com/office/word/2016/wordml/cid" xmlns:w16="http://schemas.microsoft.com/office/word/2018/wordml" xmlns:w16sdtdh="http://schemas.microsoft.com/office/word/2020/wordml/sdtdatahash" xmlns:w16se="http://schemas.microsoft.com/office/word/2015/wordml/symex" xmlns:wpg="http://schemas.microsoft.com/office/word/2010/wordprocessingGroup" xmlns:wpi="http://schemas.microsoft.com/office/word/2010/wordprocessingInk" xmlns:wne="http://schemas.microsoft.com/office/word/2006/wordml" xmlns:wps="http://schemas.microsoft.com/office/word/2010/wordprocessingShape" mc:Ignorable="w14 w15 w16se w16cid w16 w16cex w16sdtdh wp14">
   <w:p>
     <w:pPr>
       <w:pStyle w:val="Fuzeile"/>
@@ -8299,7 +8657,7 @@
 </file>
 
 <file path=word/footer2.xml><?xml version="1.0" encoding="utf-8"?>
-<w:ftr xmlns:wpc="http://schemas.microsoft.com/office/word/2010/wordprocessingCanvas" xmlns:cx="http://schemas.microsoft.com/office/drawing/2014/chartex" xmlns:cx1="http://schemas.microsoft.com/office/drawing/2015/9/8/chartex" xmlns:cx2="http://schemas.microsoft.com/office/drawing/2015/10/21/chartex" xmlns:cx3="http://schemas.microsoft.com/office/drawing/2016/5/9/chartex" xmlns:cx4="http://schemas.microsoft.com/office/drawing/2016/5/10/chartex" xmlns:cx5="http://schemas.microsoft.com/office/drawing/2016/5/11/chartex" xmlns:cx6="http://schemas.microsoft.com/office/drawing/2016/5/12/chartex" xmlns:cx7="http://schemas.microsoft.com/office/drawing/2016/5/13/chartex" xmlns:cx8="http://schemas.microsoft.com/office/drawing/2016/5/14/chartex" xmlns:mc="http://schemas.openxmlformats.org/markup-compatibility/2006" xmlns:aink="http://schemas.microsoft.com/office/drawing/2016/ink" xmlns:am3d="http://schemas.microsoft.com/office/drawing/2017/model3d" xmlns:o="urn:schemas-microsoft-com:office:office" xmlns:r="http://schemas.openxmlformats.org/officeDocument/2006/relationships" xmlns:m="http://schemas.openxmlformats.org/officeDocument/2006/math" xmlns:v="urn:schemas-microsoft-com:vml" xmlns:wp14="http://schemas.microsoft.com/office/word/2010/wordprocessingDrawing" xmlns:wp="http://schemas.openxmlformats.org/drawingml/2006/wordprocessingDrawing" xmlns:w10="urn:schemas-microsoft-com:office:word" xmlns:w="http://schemas.openxmlformats.org/wordprocessingml/2006/main" xmlns:w14="http://schemas.microsoft.com/office/word/2010/wordml" xmlns:w15="http://schemas.microsoft.com/office/word/2012/wordml" xmlns:w16cex="http://schemas.microsoft.com/office/word/2018/wordml/cex" xmlns:w16cid="http://schemas.microsoft.com/office/word/2016/wordml/cid" xmlns:w16="http://schemas.microsoft.com/office/word/2018/wordml" xmlns:w16sdtdh="http://schemas.microsoft.com/office/word/2020/wordml/sdtdatahash" xmlns:w16se="http://schemas.microsoft.com/office/word/2015/wordml/symex" xmlns:wpg="http://schemas.microsoft.com/office/word/2010/wordprocessingGroup" xmlns:wpi="http://schemas.microsoft.com/office/word/2010/wordprocessingInk" xmlns:wne="http://schemas.microsoft.com/office/word/2006/wordml" xmlns:wps="http://schemas.microsoft.com/office/word/2010/wordprocessingShape" mc:Ignorable="w14 w15 w16se w16cid w16 w16cex w16sdtdh wp14">
+<w:ftr xmlns:wpc="http://schemas.microsoft.com/office/word/2010/wordprocessingCanvas" xmlns:cx="http://schemas.microsoft.com/office/drawing/2014/chartex" xmlns:cx1="http://schemas.microsoft.com/office/drawing/2015/9/8/chartex" xmlns:cx2="http://schemas.microsoft.com/office/drawing/2015/10/21/chartex" xmlns:cx3="http://schemas.microsoft.com/office/drawing/2016/5/9/chartex" xmlns:cx4="http://schemas.microsoft.com/office/drawing/2016/5/10/chartex" xmlns:cx5="http://schemas.microsoft.com/office/drawing/2016/5/11/chartex" xmlns:cx6="http://schemas.microsoft.com/office/drawing/2016/5/12/chartex" xmlns:cx7="http://schemas.microsoft.com/office/drawing/2016/5/13/chartex" xmlns:cx8="http://schemas.microsoft.com/office/drawing/2016/5/14/chartex" xmlns:mc="http://schemas.openxmlformats.org/markup-compatibility/2006" xmlns:aink="http://schemas.microsoft.com/office/drawing/2016/ink" xmlns:am3d="http://schemas.microsoft.com/office/drawing/2017/model3d" xmlns:o="urn:schemas-microsoft-com:office:office" xmlns:oel="http://schemas.microsoft.com/office/2019/extlst" xmlns:r="http://schemas.openxmlformats.org/officeDocument/2006/relationships" xmlns:m="http://schemas.openxmlformats.org/officeDocument/2006/math" xmlns:v="urn:schemas-microsoft-com:vml" xmlns:wp14="http://schemas.microsoft.com/office/word/2010/wordprocessingDrawing" xmlns:wp="http://schemas.openxmlformats.org/drawingml/2006/wordprocessingDrawing" xmlns:w10="urn:schemas-microsoft-com:office:word" xmlns:w="http://schemas.openxmlformats.org/wordprocessingml/2006/main" xmlns:w14="http://schemas.microsoft.com/office/word/2010/wordml" xmlns:w15="http://schemas.microsoft.com/office/word/2012/wordml" xmlns:w16cex="http://schemas.microsoft.com/office/word/2018/wordml/cex" xmlns:w16cid="http://schemas.microsoft.com/office/word/2016/wordml/cid" xmlns:w16="http://schemas.microsoft.com/office/word/2018/wordml" xmlns:w16sdtdh="http://schemas.microsoft.com/office/word/2020/wordml/sdtdatahash" xmlns:w16se="http://schemas.microsoft.com/office/word/2015/wordml/symex" xmlns:wpg="http://schemas.microsoft.com/office/word/2010/wordprocessingGroup" xmlns:wpi="http://schemas.microsoft.com/office/word/2010/wordprocessingInk" xmlns:wne="http://schemas.microsoft.com/office/word/2006/wordml" xmlns:wps="http://schemas.microsoft.com/office/word/2010/wordprocessingShape" mc:Ignorable="w14 w15 w16se w16cid w16 w16cex w16sdtdh wp14">
   <w:p>
     <w:pPr>
       <w:pStyle w:val="Textkrper"/>
@@ -8444,7 +8802,15 @@
                               <w:szCs w:val="20"/>
                               <w:lang w:val="de-DE"/>
                             </w:rPr>
-                            <w:t>Modul KI-B4 – Von Daten und Bäumen   zuletzt aktualisiert am 25.06.21</w:t>
+                            <w:t xml:space="preserve">Modul KI-B4 – Von Daten und Bäumen   zuletzt aktualisiert am </w:t>
+                          </w:r>
+                          <w:r>
+                            <w:rPr>
+                              <w:sz w:val="16"/>
+                              <w:szCs w:val="20"/>
+                              <w:lang w:val="de-DE"/>
+                            </w:rPr>
+                            <w:t>03.07.2023</w:t>
                           </w:r>
                         </w:p>
                       </w:txbxContent>
@@ -8489,7 +8855,15 @@
                         <w:szCs w:val="20"/>
                         <w:lang w:val="de-DE"/>
                       </w:rPr>
-                      <w:t>Modul KI-B4 – Von Daten und Bäumen   zuletzt aktualisiert am 25.06.21</w:t>
+                      <w:t xml:space="preserve">Modul KI-B4 – Von Daten und Bäumen   zuletzt aktualisiert am </w:t>
+                    </w:r>
+                    <w:r>
+                      <w:rPr>
+                        <w:sz w:val="16"/>
+                        <w:szCs w:val="20"/>
+                        <w:lang w:val="de-DE"/>
+                      </w:rPr>
+                      <w:t>03.07.2023</w:t>
                     </w:r>
                   </w:p>
                 </w:txbxContent>
@@ -9009,7 +9383,7 @@
 </file>
 
 <file path=word/footer3.xml><?xml version="1.0" encoding="utf-8"?>
-<w:ftr xmlns:wpc="http://schemas.microsoft.com/office/word/2010/wordprocessingCanvas" xmlns:cx="http://schemas.microsoft.com/office/drawing/2014/chartex" xmlns:cx1="http://schemas.microsoft.com/office/drawing/2015/9/8/chartex" xmlns:cx2="http://schemas.microsoft.com/office/drawing/2015/10/21/chartex" xmlns:cx3="http://schemas.microsoft.com/office/drawing/2016/5/9/chartex" xmlns:cx4="http://schemas.microsoft.com/office/drawing/2016/5/10/chartex" xmlns:cx5="http://schemas.microsoft.com/office/drawing/2016/5/11/chartex" xmlns:cx6="http://schemas.microsoft.com/office/drawing/2016/5/12/chartex" xmlns:cx7="http://schemas.microsoft.com/office/drawing/2016/5/13/chartex" xmlns:cx8="http://schemas.microsoft.com/office/drawing/2016/5/14/chartex" xmlns:mc="http://schemas.openxmlformats.org/markup-compatibility/2006" xmlns:aink="http://schemas.microsoft.com/office/drawing/2016/ink" xmlns:am3d="http://schemas.microsoft.com/office/drawing/2017/model3d" xmlns:o="urn:schemas-microsoft-com:office:office" xmlns:r="http://schemas.openxmlformats.org/officeDocument/2006/relationships" xmlns:m="http://schemas.openxmlformats.org/officeDocument/2006/math" xmlns:v="urn:schemas-microsoft-com:vml" xmlns:wp14="http://schemas.microsoft.com/office/word/2010/wordprocessingDrawing" xmlns:wp="http://schemas.openxmlformats.org/drawingml/2006/wordprocessingDrawing" xmlns:w10="urn:schemas-microsoft-com:office:word" xmlns:w="http://schemas.openxmlformats.org/wordprocessingml/2006/main" xmlns:w14="http://schemas.microsoft.com/office/word/2010/wordml" xmlns:w15="http://schemas.microsoft.com/office/word/2012/wordml" xmlns:w16cex="http://schemas.microsoft.com/office/word/2018/wordml/cex" xmlns:w16cid="http://schemas.microsoft.com/office/word/2016/wordml/cid" xmlns:w16="http://schemas.microsoft.com/office/word/2018/wordml" xmlns:w16sdtdh="http://schemas.microsoft.com/office/word/2020/wordml/sdtdatahash" xmlns:w16se="http://schemas.microsoft.com/office/word/2015/wordml/symex" xmlns:wpg="http://schemas.microsoft.com/office/word/2010/wordprocessingGroup" xmlns:wpi="http://schemas.microsoft.com/office/word/2010/wordprocessingInk" xmlns:wne="http://schemas.microsoft.com/office/word/2006/wordml" xmlns:wps="http://schemas.microsoft.com/office/word/2010/wordprocessingShape" mc:Ignorable="w14 w15 w16se w16cid w16 w16cex w16sdtdh wp14">
+<w:ftr xmlns:wpc="http://schemas.microsoft.com/office/word/2010/wordprocessingCanvas" xmlns:cx="http://schemas.microsoft.com/office/drawing/2014/chartex" xmlns:cx1="http://schemas.microsoft.com/office/drawing/2015/9/8/chartex" xmlns:cx2="http://schemas.microsoft.com/office/drawing/2015/10/21/chartex" xmlns:cx3="http://schemas.microsoft.com/office/drawing/2016/5/9/chartex" xmlns:cx4="http://schemas.microsoft.com/office/drawing/2016/5/10/chartex" xmlns:cx5="http://schemas.microsoft.com/office/drawing/2016/5/11/chartex" xmlns:cx6="http://schemas.microsoft.com/office/drawing/2016/5/12/chartex" xmlns:cx7="http://schemas.microsoft.com/office/drawing/2016/5/13/chartex" xmlns:cx8="http://schemas.microsoft.com/office/drawing/2016/5/14/chartex" xmlns:mc="http://schemas.openxmlformats.org/markup-compatibility/2006" xmlns:aink="http://schemas.microsoft.com/office/drawing/2016/ink" xmlns:am3d="http://schemas.microsoft.com/office/drawing/2017/model3d" xmlns:o="urn:schemas-microsoft-com:office:office" xmlns:oel="http://schemas.microsoft.com/office/2019/extlst" xmlns:r="http://schemas.openxmlformats.org/officeDocument/2006/relationships" xmlns:m="http://schemas.openxmlformats.org/officeDocument/2006/math" xmlns:v="urn:schemas-microsoft-com:vml" xmlns:wp14="http://schemas.microsoft.com/office/word/2010/wordprocessingDrawing" xmlns:wp="http://schemas.openxmlformats.org/drawingml/2006/wordprocessingDrawing" xmlns:w10="urn:schemas-microsoft-com:office:word" xmlns:w="http://schemas.openxmlformats.org/wordprocessingml/2006/main" xmlns:w14="http://schemas.microsoft.com/office/word/2010/wordml" xmlns:w15="http://schemas.microsoft.com/office/word/2012/wordml" xmlns:w16cex="http://schemas.microsoft.com/office/word/2018/wordml/cex" xmlns:w16cid="http://schemas.microsoft.com/office/word/2016/wordml/cid" xmlns:w16="http://schemas.microsoft.com/office/word/2018/wordml" xmlns:w16sdtdh="http://schemas.microsoft.com/office/word/2020/wordml/sdtdatahash" xmlns:w16se="http://schemas.microsoft.com/office/word/2015/wordml/symex" xmlns:wpg="http://schemas.microsoft.com/office/word/2010/wordprocessingGroup" xmlns:wpi="http://schemas.microsoft.com/office/word/2010/wordprocessingInk" xmlns:wne="http://schemas.microsoft.com/office/word/2006/wordml" xmlns:wps="http://schemas.microsoft.com/office/word/2010/wordprocessingShape" mc:Ignorable="w14 w15 w16se w16cid w16 w16cex w16sdtdh wp14">
   <w:p>
     <w:pPr>
       <w:pStyle w:val="Fuzeile"/>
@@ -9019,7 +9393,7 @@
 </file>
 
 <file path=word/footer4.xml><?xml version="1.0" encoding="utf-8"?>
-<w:ftr xmlns:wpc="http://schemas.microsoft.com/office/word/2010/wordprocessingCanvas" xmlns:cx="http://schemas.microsoft.com/office/drawing/2014/chartex" xmlns:cx1="http://schemas.microsoft.com/office/drawing/2015/9/8/chartex" xmlns:cx2="http://schemas.microsoft.com/office/drawing/2015/10/21/chartex" xmlns:cx3="http://schemas.microsoft.com/office/drawing/2016/5/9/chartex" xmlns:cx4="http://schemas.microsoft.com/office/drawing/2016/5/10/chartex" xmlns:cx5="http://schemas.microsoft.com/office/drawing/2016/5/11/chartex" xmlns:cx6="http://schemas.microsoft.com/office/drawing/2016/5/12/chartex" xmlns:cx7="http://schemas.microsoft.com/office/drawing/2016/5/13/chartex" xmlns:cx8="http://schemas.microsoft.com/office/drawing/2016/5/14/chartex" xmlns:mc="http://schemas.openxmlformats.org/markup-compatibility/2006" xmlns:aink="http://schemas.microsoft.com/office/drawing/2016/ink" xmlns:am3d="http://schemas.microsoft.com/office/drawing/2017/model3d" xmlns:o="urn:schemas-microsoft-com:office:office" xmlns:r="http://schemas.openxmlformats.org/officeDocument/2006/relationships" xmlns:m="http://schemas.openxmlformats.org/officeDocument/2006/math" xmlns:v="urn:schemas-microsoft-com:vml" xmlns:wp14="http://schemas.microsoft.com/office/word/2010/wordprocessingDrawing" xmlns:wp="http://schemas.openxmlformats.org/drawingml/2006/wordprocessingDrawing" xmlns:w10="urn:schemas-microsoft-com:office:word" xmlns:w="http://schemas.openxmlformats.org/wordprocessingml/2006/main" xmlns:w14="http://schemas.microsoft.com/office/word/2010/wordml" xmlns:w15="http://schemas.microsoft.com/office/word/2012/wordml" xmlns:w16cex="http://schemas.microsoft.com/office/word/2018/wordml/cex" xmlns:w16cid="http://schemas.microsoft.com/office/word/2016/wordml/cid" xmlns:w16="http://schemas.microsoft.com/office/word/2018/wordml" xmlns:w16sdtdh="http://schemas.microsoft.com/office/word/2020/wordml/sdtdatahash" xmlns:w16se="http://schemas.microsoft.com/office/word/2015/wordml/symex" xmlns:wpg="http://schemas.microsoft.com/office/word/2010/wordprocessingGroup" xmlns:wpi="http://schemas.microsoft.com/office/word/2010/wordprocessingInk" xmlns:wne="http://schemas.microsoft.com/office/word/2006/wordml" xmlns:wps="http://schemas.microsoft.com/office/word/2010/wordprocessingShape" mc:Ignorable="w14 w15 w16se w16cid w16 w16cex w16sdtdh wp14">
+<w:ftr xmlns:wpc="http://schemas.microsoft.com/office/word/2010/wordprocessingCanvas" xmlns:cx="http://schemas.microsoft.com/office/drawing/2014/chartex" xmlns:cx1="http://schemas.microsoft.com/office/drawing/2015/9/8/chartex" xmlns:cx2="http://schemas.microsoft.com/office/drawing/2015/10/21/chartex" xmlns:cx3="http://schemas.microsoft.com/office/drawing/2016/5/9/chartex" xmlns:cx4="http://schemas.microsoft.com/office/drawing/2016/5/10/chartex" xmlns:cx5="http://schemas.microsoft.com/office/drawing/2016/5/11/chartex" xmlns:cx6="http://schemas.microsoft.com/office/drawing/2016/5/12/chartex" xmlns:cx7="http://schemas.microsoft.com/office/drawing/2016/5/13/chartex" xmlns:cx8="http://schemas.microsoft.com/office/drawing/2016/5/14/chartex" xmlns:mc="http://schemas.openxmlformats.org/markup-compatibility/2006" xmlns:aink="http://schemas.microsoft.com/office/drawing/2016/ink" xmlns:am3d="http://schemas.microsoft.com/office/drawing/2017/model3d" xmlns:o="urn:schemas-microsoft-com:office:office" xmlns:oel="http://schemas.microsoft.com/office/2019/extlst" xmlns:r="http://schemas.openxmlformats.org/officeDocument/2006/relationships" xmlns:m="http://schemas.openxmlformats.org/officeDocument/2006/math" xmlns:v="urn:schemas-microsoft-com:vml" xmlns:wp14="http://schemas.microsoft.com/office/word/2010/wordprocessingDrawing" xmlns:wp="http://schemas.openxmlformats.org/drawingml/2006/wordprocessingDrawing" xmlns:w10="urn:schemas-microsoft-com:office:word" xmlns:w="http://schemas.openxmlformats.org/wordprocessingml/2006/main" xmlns:w14="http://schemas.microsoft.com/office/word/2010/wordml" xmlns:w15="http://schemas.microsoft.com/office/word/2012/wordml" xmlns:w16cex="http://schemas.microsoft.com/office/word/2018/wordml/cex" xmlns:w16cid="http://schemas.microsoft.com/office/word/2016/wordml/cid" xmlns:w16="http://schemas.microsoft.com/office/word/2018/wordml" xmlns:w16sdtdh="http://schemas.microsoft.com/office/word/2020/wordml/sdtdatahash" xmlns:w16se="http://schemas.microsoft.com/office/word/2015/wordml/symex" xmlns:wpg="http://schemas.microsoft.com/office/word/2010/wordprocessingGroup" xmlns:wpi="http://schemas.microsoft.com/office/word/2010/wordprocessingInk" xmlns:wne="http://schemas.microsoft.com/office/word/2006/wordml" xmlns:wps="http://schemas.microsoft.com/office/word/2010/wordprocessingShape" mc:Ignorable="w14 w15 w16se w16cid w16 w16cex w16sdtdh wp14">
   <w:p>
     <w:pPr>
       <w:pStyle w:val="Textkrper"/>
@@ -9028,6 +9402,157 @@
         <w:sz w:val="20"/>
       </w:rPr>
     </w:pPr>
+    <w:r>
+      <w:rPr>
+        <w:noProof/>
+        <w:sz w:val="20"/>
+      </w:rPr>
+      <mc:AlternateContent>
+        <mc:Choice Requires="wps">
+          <w:drawing>
+            <wp:anchor distT="0" distB="0" distL="114300" distR="114300" simplePos="0" relativeHeight="251668480" behindDoc="1" locked="0" layoutInCell="1" allowOverlap="1" wp14:anchorId="4F959376" wp14:editId="5A2DAB89">
+              <wp:simplePos x="0" y="0"/>
+              <wp:positionH relativeFrom="page">
+                <wp:posOffset>572200</wp:posOffset>
+              </wp:positionH>
+              <wp:positionV relativeFrom="page">
+                <wp:posOffset>7180564</wp:posOffset>
+              </wp:positionV>
+              <wp:extent cx="3438817" cy="165100"/>
+              <wp:effectExtent l="0" t="0" r="9525" b="6350"/>
+              <wp:wrapNone/>
+              <wp:docPr id="146" name="Text Box 2"/>
+              <wp:cNvGraphicFramePr>
+                <a:graphicFrameLocks xmlns:a="http://schemas.openxmlformats.org/drawingml/2006/main"/>
+              </wp:cNvGraphicFramePr>
+              <a:graphic xmlns:a="http://schemas.openxmlformats.org/drawingml/2006/main">
+                <a:graphicData uri="http://schemas.microsoft.com/office/word/2010/wordprocessingShape">
+                  <wps:wsp>
+                    <wps:cNvSpPr txBox="1">
+                      <a:spLocks noChangeArrowheads="1"/>
+                    </wps:cNvSpPr>
+                    <wps:spPr bwMode="auto">
+                      <a:xfrm>
+                        <a:off x="0" y="0"/>
+                        <a:ext cx="3438817" cy="165100"/>
+                      </a:xfrm>
+                      <a:prstGeom prst="rect">
+                        <a:avLst/>
+                      </a:prstGeom>
+                      <a:noFill/>
+                      <a:ln>
+                        <a:noFill/>
+                      </a:ln>
+                      <a:extLst>
+                        <a:ext uri="{909E8E84-426E-40DD-AFC4-6F175D3DCCD1}">
+                          <a14:hiddenFill xmlns:a14="http://schemas.microsoft.com/office/drawing/2010/main">
+                            <a:solidFill>
+                              <a:srgbClr val="FFFFFF"/>
+                            </a:solidFill>
+                          </a14:hiddenFill>
+                        </a:ext>
+                        <a:ext uri="{91240B29-F687-4F45-9708-019B960494DF}">
+                          <a14:hiddenLine xmlns:a14="http://schemas.microsoft.com/office/drawing/2010/main" w="9525">
+                            <a:solidFill>
+                              <a:srgbClr val="000000"/>
+                            </a:solidFill>
+                            <a:miter lim="800000"/>
+                            <a:headEnd/>
+                            <a:tailEnd/>
+                          </a14:hiddenLine>
+                        </a:ext>
+                      </a:extLst>
+                    </wps:spPr>
+                    <wps:txbx>
+                      <w:txbxContent>
+                        <w:p>
+                          <w:pPr>
+                            <w:spacing w:before="14"/>
+                            <w:ind w:left="20"/>
+                            <w:rPr>
+                              <w:sz w:val="16"/>
+                              <w:szCs w:val="20"/>
+                              <w:lang w:val="de-DE"/>
+                            </w:rPr>
+                          </w:pPr>
+                          <w:r>
+                            <w:rPr>
+                              <w:sz w:val="16"/>
+                              <w:szCs w:val="20"/>
+                              <w:lang w:val="de-DE"/>
+                            </w:rPr>
+                            <w:t xml:space="preserve">Modul KI-B4 – Von Daten und Bäumen   zuletzt aktualisiert am </w:t>
+                          </w:r>
+                          <w:r>
+                            <w:rPr>
+                              <w:sz w:val="16"/>
+                              <w:szCs w:val="20"/>
+                              <w:lang w:val="de-DE"/>
+                            </w:rPr>
+                            <w:t>03.07.2023</w:t>
+                          </w:r>
+                        </w:p>
+                      </w:txbxContent>
+                    </wps:txbx>
+                    <wps:bodyPr rot="0" vert="horz" wrap="square" lIns="0" tIns="0" rIns="0" bIns="0" anchor="t" anchorCtr="0" upright="1">
+                      <a:noAutofit/>
+                    </wps:bodyPr>
+                  </wps:wsp>
+                </a:graphicData>
+              </a:graphic>
+              <wp14:sizeRelH relativeFrom="page">
+                <wp14:pctWidth>0</wp14:pctWidth>
+              </wp14:sizeRelH>
+              <wp14:sizeRelV relativeFrom="page">
+                <wp14:pctHeight>0</wp14:pctHeight>
+              </wp14:sizeRelV>
+            </wp:anchor>
+          </w:drawing>
+        </mc:Choice>
+        <mc:Fallback>
+          <w:pict>
+            <v:shapetype w14:anchorId="4F959376" id="_x0000_t202" coordsize="21600,21600" o:spt="202" path="m,l,21600r21600,l21600,xe">
+              <v:stroke joinstyle="miter"/>
+              <v:path gradientshapeok="t" o:connecttype="rect"/>
+            </v:shapetype>
+            <v:shape id="_x0000_s1065" type="#_x0000_t202" style="position:absolute;margin-left:45.05pt;margin-top:565.4pt;width:270.75pt;height:13pt;z-index:-251648000;visibility:visible;mso-wrap-style:square;mso-width-percent:0;mso-height-percent:0;mso-wrap-distance-left:9pt;mso-wrap-distance-top:0;mso-wrap-distance-right:9pt;mso-wrap-distance-bottom:0;mso-position-horizontal:absolute;mso-position-horizontal-relative:page;mso-position-vertical:absolute;mso-position-vertical-relative:page;mso-width-percent:0;mso-height-percent:0;mso-width-relative:page;mso-height-relative:page;v-text-anchor:top" o:gfxdata="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" filled="f" stroked="f">
+              <v:textbox inset="0,0,0,0">
+                <w:txbxContent>
+                  <w:p>
+                    <w:pPr>
+                      <w:spacing w:before="14"/>
+                      <w:ind w:left="20"/>
+                      <w:rPr>
+                        <w:sz w:val="16"/>
+                        <w:szCs w:val="20"/>
+                        <w:lang w:val="de-DE"/>
+                      </w:rPr>
+                    </w:pPr>
+                    <w:r>
+                      <w:rPr>
+                        <w:sz w:val="16"/>
+                        <w:szCs w:val="20"/>
+                        <w:lang w:val="de-DE"/>
+                      </w:rPr>
+                      <w:t xml:space="preserve">Modul KI-B4 – Von Daten und Bäumen   zuletzt aktualisiert am </w:t>
+                    </w:r>
+                    <w:r>
+                      <w:rPr>
+                        <w:sz w:val="16"/>
+                        <w:szCs w:val="20"/>
+                        <w:lang w:val="de-DE"/>
+                      </w:rPr>
+                      <w:t>03.07.2023</w:t>
+                    </w:r>
+                  </w:p>
+                </w:txbxContent>
+              </v:textbox>
+              <w10:wrap anchorx="page" anchory="page"/>
+            </v:shape>
+          </w:pict>
+        </mc:Fallback>
+      </mc:AlternateContent>
+    </w:r>
     <w:r>
       <w:rPr>
         <w:noProof/>
@@ -9092,7 +9617,7 @@
       <mc:AlternateContent>
         <mc:Choice Requires="wps">
           <w:drawing>
-            <wp:anchor distT="0" distB="0" distL="114300" distR="114300" simplePos="0" relativeHeight="251667456" behindDoc="1" locked="0" layoutInCell="1" allowOverlap="1" wp14:anchorId="635A505B" wp14:editId="1A706250">
+            <wp:anchor distT="0" distB="0" distL="114300" distR="114300" simplePos="0" relativeHeight="251667456" behindDoc="1" locked="0" layoutInCell="1" allowOverlap="1" wp14:anchorId="635A505B" wp14:editId="3112CA38">
               <wp:simplePos x="0" y="0"/>
               <wp:positionH relativeFrom="page">
                 <wp:posOffset>4044950</wp:posOffset>
@@ -9241,11 +9766,7 @@
         </mc:Choice>
         <mc:Fallback>
           <w:pict>
-            <v:shapetype w14:anchorId="635A505B" id="_x0000_t202" coordsize="21600,21600" o:spt="202" path="m,l,21600r21600,l21600,xe">
-              <v:stroke joinstyle="miter"/>
-              <v:path gradientshapeok="t" o:connecttype="rect"/>
-            </v:shapetype>
-            <v:shape id="_x0000_s1065" type="#_x0000_t202" style="position:absolute;margin-left:318.5pt;margin-top:565.5pt;width:54.55pt;height:12.1pt;z-index:-251649024;visibility:visible;mso-wrap-style:square;mso-width-percent:0;mso-height-percent:0;mso-wrap-distance-left:9pt;mso-wrap-distance-top:0;mso-wrap-distance-right:9pt;mso-wrap-distance-bottom:0;mso-position-horizontal:absolute;mso-position-horizontal-relative:page;mso-position-vertical:absolute;mso-position-vertical-relative:page;mso-width-percent:0;mso-height-percent:0;mso-width-relative:page;mso-height-relative:page;v-text-anchor:top" o:gfxdata="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" filled="f" stroked="f">
+            <v:shape w14:anchorId="635A505B" id="_x0000_s1066" type="#_x0000_t202" style="position:absolute;margin-left:318.5pt;margin-top:565.5pt;width:54.55pt;height:12.1pt;z-index:-251649024;visibility:visible;mso-wrap-style:square;mso-width-percent:0;mso-height-percent:0;mso-wrap-distance-left:9pt;mso-wrap-distance-top:0;mso-wrap-distance-right:9pt;mso-wrap-distance-bottom:0;mso-position-horizontal:absolute;mso-position-horizontal-relative:page;mso-position-vertical:absolute;mso-position-vertical-relative:page;mso-width-percent:0;mso-height-percent:0;mso-width-relative:page;mso-height-relative:page;v-text-anchor:top" o:gfxdata="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" filled="f" stroked="f">
               <v:textbox inset="0,0,0,0">
                 <w:txbxContent>
                   <w:p>
@@ -9339,137 +9860,6 @@
       <mc:AlternateContent>
         <mc:Choice Requires="wps">
           <w:drawing>
-            <wp:anchor distT="0" distB="0" distL="114300" distR="114300" simplePos="0" relativeHeight="251668480" behindDoc="1" locked="0" layoutInCell="1" allowOverlap="1" wp14:anchorId="4F959376" wp14:editId="2D409B9E">
-              <wp:simplePos x="0" y="0"/>
-              <wp:positionH relativeFrom="page">
-                <wp:posOffset>571501</wp:posOffset>
-              </wp:positionH>
-              <wp:positionV relativeFrom="page">
-                <wp:posOffset>7181850</wp:posOffset>
-              </wp:positionV>
-              <wp:extent cx="3365500" cy="165100"/>
-              <wp:effectExtent l="0" t="0" r="6350" b="6350"/>
-              <wp:wrapNone/>
-              <wp:docPr id="146" name="Text Box 2"/>
-              <wp:cNvGraphicFramePr>
-                <a:graphicFrameLocks xmlns:a="http://schemas.openxmlformats.org/drawingml/2006/main"/>
-              </wp:cNvGraphicFramePr>
-              <a:graphic xmlns:a="http://schemas.openxmlformats.org/drawingml/2006/main">
-                <a:graphicData uri="http://schemas.microsoft.com/office/word/2010/wordprocessingShape">
-                  <wps:wsp>
-                    <wps:cNvSpPr txBox="1">
-                      <a:spLocks noChangeArrowheads="1"/>
-                    </wps:cNvSpPr>
-                    <wps:spPr bwMode="auto">
-                      <a:xfrm>
-                        <a:off x="0" y="0"/>
-                        <a:ext cx="3365500" cy="165100"/>
-                      </a:xfrm>
-                      <a:prstGeom prst="rect">
-                        <a:avLst/>
-                      </a:prstGeom>
-                      <a:noFill/>
-                      <a:ln>
-                        <a:noFill/>
-                      </a:ln>
-                      <a:extLst>
-                        <a:ext uri="{909E8E84-426E-40DD-AFC4-6F175D3DCCD1}">
-                          <a14:hiddenFill xmlns:a14="http://schemas.microsoft.com/office/drawing/2010/main">
-                            <a:solidFill>
-                              <a:srgbClr val="FFFFFF"/>
-                            </a:solidFill>
-                          </a14:hiddenFill>
-                        </a:ext>
-                        <a:ext uri="{91240B29-F687-4F45-9708-019B960494DF}">
-                          <a14:hiddenLine xmlns:a14="http://schemas.microsoft.com/office/drawing/2010/main" w="9525">
-                            <a:solidFill>
-                              <a:srgbClr val="000000"/>
-                            </a:solidFill>
-                            <a:miter lim="800000"/>
-                            <a:headEnd/>
-                            <a:tailEnd/>
-                          </a14:hiddenLine>
-                        </a:ext>
-                      </a:extLst>
-                    </wps:spPr>
-                    <wps:txbx>
-                      <w:txbxContent>
-                        <w:p>
-                          <w:pPr>
-                            <w:spacing w:before="14"/>
-                            <w:ind w:left="20"/>
-                            <w:rPr>
-                              <w:sz w:val="16"/>
-                              <w:szCs w:val="20"/>
-                              <w:lang w:val="de-DE"/>
-                            </w:rPr>
-                          </w:pPr>
-                          <w:r>
-                            <w:rPr>
-                              <w:sz w:val="16"/>
-                              <w:szCs w:val="20"/>
-                              <w:lang w:val="de-DE"/>
-                            </w:rPr>
-                            <w:t>Modul KI-B4 – Von Daten und Bäumen   zuletzt aktualisiert am 25.06.21</w:t>
-                          </w:r>
-                        </w:p>
-                      </w:txbxContent>
-                    </wps:txbx>
-                    <wps:bodyPr rot="0" vert="horz" wrap="square" lIns="0" tIns="0" rIns="0" bIns="0" anchor="t" anchorCtr="0" upright="1">
-                      <a:noAutofit/>
-                    </wps:bodyPr>
-                  </wps:wsp>
-                </a:graphicData>
-              </a:graphic>
-              <wp14:sizeRelH relativeFrom="page">
-                <wp14:pctWidth>0</wp14:pctWidth>
-              </wp14:sizeRelH>
-              <wp14:sizeRelV relativeFrom="page">
-                <wp14:pctHeight>0</wp14:pctHeight>
-              </wp14:sizeRelV>
-            </wp:anchor>
-          </w:drawing>
-        </mc:Choice>
-        <mc:Fallback>
-          <w:pict>
-            <v:shape w14:anchorId="4F959376" id="_x0000_s1066" type="#_x0000_t202" style="position:absolute;margin-left:45pt;margin-top:565.5pt;width:265pt;height:13pt;z-index:-251648000;visibility:visible;mso-wrap-style:square;mso-width-percent:0;mso-height-percent:0;mso-wrap-distance-left:9pt;mso-wrap-distance-top:0;mso-wrap-distance-right:9pt;mso-wrap-distance-bottom:0;mso-position-horizontal:absolute;mso-position-horizontal-relative:page;mso-position-vertical:absolute;mso-position-vertical-relative:page;mso-width-percent:0;mso-height-percent:0;mso-width-relative:page;mso-height-relative:page;v-text-anchor:top" o:gfxdata="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" filled="f" stroked="f">
-              <v:textbox inset="0,0,0,0">
-                <w:txbxContent>
-                  <w:p>
-                    <w:pPr>
-                      <w:spacing w:before="14"/>
-                      <w:ind w:left="20"/>
-                      <w:rPr>
-                        <w:sz w:val="16"/>
-                        <w:szCs w:val="20"/>
-                        <w:lang w:val="de-DE"/>
-                      </w:rPr>
-                    </w:pPr>
-                    <w:r>
-                      <w:rPr>
-                        <w:sz w:val="16"/>
-                        <w:szCs w:val="20"/>
-                        <w:lang w:val="de-DE"/>
-                      </w:rPr>
-                      <w:t>Modul KI-B4 – Von Daten und Bäumen   zuletzt aktualisiert am 25.06.21</w:t>
-                    </w:r>
-                  </w:p>
-                </w:txbxContent>
-              </v:textbox>
-              <w10:wrap anchorx="page" anchory="page"/>
-            </v:shape>
-          </w:pict>
-        </mc:Fallback>
-      </mc:AlternateContent>
-    </w:r>
-    <w:r>
-      <w:rPr>
-        <w:noProof/>
-        <w:sz w:val="20"/>
-      </w:rPr>
-      <mc:AlternateContent>
-        <mc:Choice Requires="wps">
-          <w:drawing>
             <wp:anchor distT="0" distB="0" distL="114300" distR="114300" simplePos="0" relativeHeight="251669504" behindDoc="0" locked="0" layoutInCell="1" allowOverlap="1" wp14:anchorId="15A2F634" wp14:editId="5260449B">
               <wp:simplePos x="0" y="0"/>
               <wp:positionH relativeFrom="page">
@@ -9542,7 +9932,7 @@
 </file>
 
 <file path=word/footer5.xml><?xml version="1.0" encoding="utf-8"?>
-<w:ftr xmlns:wpc="http://schemas.microsoft.com/office/word/2010/wordprocessingCanvas" xmlns:cx="http://schemas.microsoft.com/office/drawing/2014/chartex" xmlns:cx1="http://schemas.microsoft.com/office/drawing/2015/9/8/chartex" xmlns:cx2="http://schemas.microsoft.com/office/drawing/2015/10/21/chartex" xmlns:cx3="http://schemas.microsoft.com/office/drawing/2016/5/9/chartex" xmlns:cx4="http://schemas.microsoft.com/office/drawing/2016/5/10/chartex" xmlns:cx5="http://schemas.microsoft.com/office/drawing/2016/5/11/chartex" xmlns:cx6="http://schemas.microsoft.com/office/drawing/2016/5/12/chartex" xmlns:cx7="http://schemas.microsoft.com/office/drawing/2016/5/13/chartex" xmlns:cx8="http://schemas.microsoft.com/office/drawing/2016/5/14/chartex" xmlns:mc="http://schemas.openxmlformats.org/markup-compatibility/2006" xmlns:aink="http://schemas.microsoft.com/office/drawing/2016/ink" xmlns:am3d="http://schemas.microsoft.com/office/drawing/2017/model3d" xmlns:o="urn:schemas-microsoft-com:office:office" xmlns:r="http://schemas.openxmlformats.org/officeDocument/2006/relationships" xmlns:m="http://schemas.openxmlformats.org/officeDocument/2006/math" xmlns:v="urn:schemas-microsoft-com:vml" xmlns:wp14="http://schemas.microsoft.com/office/word/2010/wordprocessingDrawing" xmlns:wp="http://schemas.openxmlformats.org/drawingml/2006/wordprocessingDrawing" xmlns:w10="urn:schemas-microsoft-com:office:word" xmlns:w="http://schemas.openxmlformats.org/wordprocessingml/2006/main" xmlns:w14="http://schemas.microsoft.com/office/word/2010/wordml" xmlns:w15="http://schemas.microsoft.com/office/word/2012/wordml" xmlns:w16cex="http://schemas.microsoft.com/office/word/2018/wordml/cex" xmlns:w16cid="http://schemas.microsoft.com/office/word/2016/wordml/cid" xmlns:w16="http://schemas.microsoft.com/office/word/2018/wordml" xmlns:w16sdtdh="http://schemas.microsoft.com/office/word/2020/wordml/sdtdatahash" xmlns:w16se="http://schemas.microsoft.com/office/word/2015/wordml/symex" xmlns:wpg="http://schemas.microsoft.com/office/word/2010/wordprocessingGroup" xmlns:wpi="http://schemas.microsoft.com/office/word/2010/wordprocessingInk" xmlns:wne="http://schemas.microsoft.com/office/word/2006/wordml" xmlns:wps="http://schemas.microsoft.com/office/word/2010/wordprocessingShape" mc:Ignorable="w14 w15 w16se w16cid w16 w16cex w16sdtdh wp14">
+<w:ftr xmlns:wpc="http://schemas.microsoft.com/office/word/2010/wordprocessingCanvas" xmlns:cx="http://schemas.microsoft.com/office/drawing/2014/chartex" xmlns:cx1="http://schemas.microsoft.com/office/drawing/2015/9/8/chartex" xmlns:cx2="http://schemas.microsoft.com/office/drawing/2015/10/21/chartex" xmlns:cx3="http://schemas.microsoft.com/office/drawing/2016/5/9/chartex" xmlns:cx4="http://schemas.microsoft.com/office/drawing/2016/5/10/chartex" xmlns:cx5="http://schemas.microsoft.com/office/drawing/2016/5/11/chartex" xmlns:cx6="http://schemas.microsoft.com/office/drawing/2016/5/12/chartex" xmlns:cx7="http://schemas.microsoft.com/office/drawing/2016/5/13/chartex" xmlns:cx8="http://schemas.microsoft.com/office/drawing/2016/5/14/chartex" xmlns:mc="http://schemas.openxmlformats.org/markup-compatibility/2006" xmlns:aink="http://schemas.microsoft.com/office/drawing/2016/ink" xmlns:am3d="http://schemas.microsoft.com/office/drawing/2017/model3d" xmlns:o="urn:schemas-microsoft-com:office:office" xmlns:oel="http://schemas.microsoft.com/office/2019/extlst" xmlns:r="http://schemas.openxmlformats.org/officeDocument/2006/relationships" xmlns:m="http://schemas.openxmlformats.org/officeDocument/2006/math" xmlns:v="urn:schemas-microsoft-com:vml" xmlns:wp14="http://schemas.microsoft.com/office/word/2010/wordprocessingDrawing" xmlns:wp="http://schemas.openxmlformats.org/drawingml/2006/wordprocessingDrawing" xmlns:w10="urn:schemas-microsoft-com:office:word" xmlns:w="http://schemas.openxmlformats.org/wordprocessingml/2006/main" xmlns:w14="http://schemas.microsoft.com/office/word/2010/wordml" xmlns:w15="http://schemas.microsoft.com/office/word/2012/wordml" xmlns:w16cex="http://schemas.microsoft.com/office/word/2018/wordml/cex" xmlns:w16cid="http://schemas.microsoft.com/office/word/2016/wordml/cid" xmlns:w16="http://schemas.microsoft.com/office/word/2018/wordml" xmlns:w16sdtdh="http://schemas.microsoft.com/office/word/2020/wordml/sdtdatahash" xmlns:w16se="http://schemas.microsoft.com/office/word/2015/wordml/symex" xmlns:wpg="http://schemas.microsoft.com/office/word/2010/wordprocessingGroup" xmlns:wpi="http://schemas.microsoft.com/office/word/2010/wordprocessingInk" xmlns:wne="http://schemas.microsoft.com/office/word/2006/wordml" xmlns:wps="http://schemas.microsoft.com/office/word/2010/wordprocessingShape" mc:Ignorable="w14 w15 w16se w16cid w16 w16cex w16sdtdh wp14">
   <w:p>
     <w:pPr>
       <w:pStyle w:val="Textkrper"/>
@@ -9933,7 +10323,15 @@
                               <w:szCs w:val="20"/>
                               <w:lang w:val="de-DE"/>
                             </w:rPr>
-                            <w:t>Modul KI-B4 – Von Daten und Bäumen   zuletzt aktualisiert am 25.06.21</w:t>
+                            <w:t xml:space="preserve">Modul KI-B4 – Von Daten und Bäumen   zuletzt aktualisiert am </w:t>
+                          </w:r>
+                          <w:r>
+                            <w:rPr>
+                              <w:sz w:val="16"/>
+                              <w:szCs w:val="20"/>
+                              <w:lang w:val="de-DE"/>
+                            </w:rPr>
+                            <w:t>03.07.2023</w:t>
                           </w:r>
                         </w:p>
                       </w:txbxContent>
@@ -9955,7 +10353,11 @@
         </mc:Choice>
         <mc:Fallback>
           <w:pict>
-            <v:shape w14:anchorId="193B6DED" id="_x0000_s1070" type="#_x0000_t202" style="position:absolute;margin-left:47.5pt;margin-top:564.3pt;width:289.95pt;height:12.1pt;z-index:-251642880;visibility:visible;mso-wrap-style:square;mso-width-percent:0;mso-height-percent:0;mso-wrap-distance-left:9pt;mso-wrap-distance-top:0;mso-wrap-distance-right:9pt;mso-wrap-distance-bottom:0;mso-position-horizontal:absolute;mso-position-horizontal-relative:page;mso-position-vertical:absolute;mso-position-vertical-relative:page;mso-width-percent:0;mso-height-percent:0;mso-width-relative:page;mso-height-relative:page;v-text-anchor:top" o:gfxdata="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" filled="f" stroked="f">
+            <v:shapetype w14:anchorId="193B6DED" id="_x0000_t202" coordsize="21600,21600" o:spt="202" path="m,l,21600r21600,l21600,xe">
+              <v:stroke joinstyle="miter"/>
+              <v:path gradientshapeok="t" o:connecttype="rect"/>
+            </v:shapetype>
+            <v:shape id="_x0000_s1070" type="#_x0000_t202" style="position:absolute;margin-left:47.5pt;margin-top:564.3pt;width:289.95pt;height:12.1pt;z-index:-251642880;visibility:visible;mso-wrap-style:square;mso-width-percent:0;mso-height-percent:0;mso-wrap-distance-left:9pt;mso-wrap-distance-top:0;mso-wrap-distance-right:9pt;mso-wrap-distance-bottom:0;mso-position-horizontal:absolute;mso-position-horizontal-relative:page;mso-position-vertical:absolute;mso-position-vertical-relative:page;mso-width-percent:0;mso-height-percent:0;mso-width-relative:page;mso-height-relative:page;v-text-anchor:top" o:gfxdata="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" filled="f" stroked="f">
               <v:textbox inset="0,0,0,0">
                 <w:txbxContent>
                   <w:p>
@@ -9974,7 +10376,15 @@
                         <w:szCs w:val="20"/>
                         <w:lang w:val="de-DE"/>
                       </w:rPr>
-                      <w:t>Modul KI-B4 – Von Daten und Bäumen   zuletzt aktualisiert am 25.06.21</w:t>
+                      <w:t xml:space="preserve">Modul KI-B4 – Von Daten und Bäumen   zuletzt aktualisiert am </w:t>
+                    </w:r>
+                    <w:r>
+                      <w:rPr>
+                        <w:sz w:val="16"/>
+                        <w:szCs w:val="20"/>
+                        <w:lang w:val="de-DE"/>
+                      </w:rPr>
+                      <w:t>03.07.2023</w:t>
                     </w:r>
                   </w:p>
                 </w:txbxContent>
@@ -10065,7 +10475,7 @@
 </file>
 
 <file path=word/footnotes.xml><?xml version="1.0" encoding="utf-8"?>
-<w:footnotes xmlns:wpc="http://schemas.microsoft.com/office/word/2010/wordprocessingCanvas" xmlns:cx="http://schemas.microsoft.com/office/drawing/2014/chartex" xmlns:cx1="http://schemas.microsoft.com/office/drawing/2015/9/8/chartex" xmlns:cx2="http://schemas.microsoft.com/office/drawing/2015/10/21/chartex" xmlns:cx3="http://schemas.microsoft.com/office/drawing/2016/5/9/chartex" xmlns:cx4="http://schemas.microsoft.com/office/drawing/2016/5/10/chartex" xmlns:cx5="http://schemas.microsoft.com/office/drawing/2016/5/11/chartex" xmlns:cx6="http://schemas.microsoft.com/office/drawing/2016/5/12/chartex" xmlns:cx7="http://schemas.microsoft.com/office/drawing/2016/5/13/chartex" xmlns:cx8="http://schemas.microsoft.com/office/drawing/2016/5/14/chartex" xmlns:mc="http://schemas.openxmlformats.org/markup-compatibility/2006" xmlns:aink="http://schemas.microsoft.com/office/drawing/2016/ink" xmlns:am3d="http://schemas.microsoft.com/office/drawing/2017/model3d" xmlns:o="urn:schemas-microsoft-com:office:office" xmlns:r="http://schemas.openxmlformats.org/officeDocument/2006/relationships" xmlns:m="http://schemas.openxmlformats.org/officeDocument/2006/math" xmlns:v="urn:schemas-microsoft-com:vml" xmlns:wp14="http://schemas.microsoft.com/office/word/2010/wordprocessingDrawing" xmlns:wp="http://schemas.openxmlformats.org/drawingml/2006/wordprocessingDrawing" xmlns:w10="urn:schemas-microsoft-com:office:word" xmlns:w="http://schemas.openxmlformats.org/wordprocessingml/2006/main" xmlns:w14="http://schemas.microsoft.com/office/word/2010/wordml" xmlns:w15="http://schemas.microsoft.com/office/word/2012/wordml" xmlns:w16cex="http://schemas.microsoft.com/office/word/2018/wordml/cex" xmlns:w16cid="http://schemas.microsoft.com/office/word/2016/wordml/cid" xmlns:w16="http://schemas.microsoft.com/office/word/2018/wordml" xmlns:w16sdtdh="http://schemas.microsoft.com/office/word/2020/wordml/sdtdatahash" xmlns:w16se="http://schemas.microsoft.com/office/word/2015/wordml/symex" xmlns:wpg="http://schemas.microsoft.com/office/word/2010/wordprocessingGroup" xmlns:wpi="http://schemas.microsoft.com/office/word/2010/wordprocessingInk" xmlns:wne="http://schemas.microsoft.com/office/word/2006/wordml" xmlns:wps="http://schemas.microsoft.com/office/word/2010/wordprocessingShape" mc:Ignorable="w14 w15 w16se w16cid w16 w16cex w16sdtdh wp14">
+<w:footnotes xmlns:wpc="http://schemas.microsoft.com/office/word/2010/wordprocessingCanvas" xmlns:cx="http://schemas.microsoft.com/office/drawing/2014/chartex" xmlns:cx1="http://schemas.microsoft.com/office/drawing/2015/9/8/chartex" xmlns:cx2="http://schemas.microsoft.com/office/drawing/2015/10/21/chartex" xmlns:cx3="http://schemas.microsoft.com/office/drawing/2016/5/9/chartex" xmlns:cx4="http://schemas.microsoft.com/office/drawing/2016/5/10/chartex" xmlns:cx5="http://schemas.microsoft.com/office/drawing/2016/5/11/chartex" xmlns:cx6="http://schemas.microsoft.com/office/drawing/2016/5/12/chartex" xmlns:cx7="http://schemas.microsoft.com/office/drawing/2016/5/13/chartex" xmlns:cx8="http://schemas.microsoft.com/office/drawing/2016/5/14/chartex" xmlns:mc="http://schemas.openxmlformats.org/markup-compatibility/2006" xmlns:aink="http://schemas.microsoft.com/office/drawing/2016/ink" xmlns:am3d="http://schemas.microsoft.com/office/drawing/2017/model3d" xmlns:o="urn:schemas-microsoft-com:office:office" xmlns:oel="http://schemas.microsoft.com/office/2019/extlst" xmlns:r="http://schemas.openxmlformats.org/officeDocument/2006/relationships" xmlns:m="http://schemas.openxmlformats.org/officeDocument/2006/math" xmlns:v="urn:schemas-microsoft-com:vml" xmlns:wp14="http://schemas.microsoft.com/office/word/2010/wordprocessingDrawing" xmlns:wp="http://schemas.openxmlformats.org/drawingml/2006/wordprocessingDrawing" xmlns:w10="urn:schemas-microsoft-com:office:word" xmlns:w="http://schemas.openxmlformats.org/wordprocessingml/2006/main" xmlns:w14="http://schemas.microsoft.com/office/word/2010/wordml" xmlns:w15="http://schemas.microsoft.com/office/word/2012/wordml" xmlns:w16cex="http://schemas.microsoft.com/office/word/2018/wordml/cex" xmlns:w16cid="http://schemas.microsoft.com/office/word/2016/wordml/cid" xmlns:w16="http://schemas.microsoft.com/office/word/2018/wordml" xmlns:w16sdtdh="http://schemas.microsoft.com/office/word/2020/wordml/sdtdatahash" xmlns:w16se="http://schemas.microsoft.com/office/word/2015/wordml/symex" xmlns:wpg="http://schemas.microsoft.com/office/word/2010/wordprocessingGroup" xmlns:wpi="http://schemas.microsoft.com/office/word/2010/wordprocessingInk" xmlns:wne="http://schemas.microsoft.com/office/word/2006/wordml" xmlns:wps="http://schemas.microsoft.com/office/word/2010/wordprocessingShape" mc:Ignorable="w14 w15 w16se w16cid w16 w16cex w16sdtdh wp14">
   <w:footnote w:type="separator" w:id="-1">
     <w:p>
       <w:r>
@@ -10084,7 +10494,7 @@
 </file>
 
 <file path=word/header1.xml><?xml version="1.0" encoding="utf-8"?>
-<w:hdr xmlns:wpc="http://schemas.microsoft.com/office/word/2010/wordprocessingCanvas" xmlns:cx="http://schemas.microsoft.com/office/drawing/2014/chartex" xmlns:cx1="http://schemas.microsoft.com/office/drawing/2015/9/8/chartex" xmlns:cx2="http://schemas.microsoft.com/office/drawing/2015/10/21/chartex" xmlns:cx3="http://schemas.microsoft.com/office/drawing/2016/5/9/chartex" xmlns:cx4="http://schemas.microsoft.com/office/drawing/2016/5/10/chartex" xmlns:cx5="http://schemas.microsoft.com/office/drawing/2016/5/11/chartex" xmlns:cx6="http://schemas.microsoft.com/office/drawing/2016/5/12/chartex" xmlns:cx7="http://schemas.microsoft.com/office/drawing/2016/5/13/chartex" xmlns:cx8="http://schemas.microsoft.com/office/drawing/2016/5/14/chartex" xmlns:mc="http://schemas.openxmlformats.org/markup-compatibility/2006" xmlns:aink="http://schemas.microsoft.com/office/drawing/2016/ink" xmlns:am3d="http://schemas.microsoft.com/office/drawing/2017/model3d" xmlns:o="urn:schemas-microsoft-com:office:office" xmlns:r="http://schemas.openxmlformats.org/officeDocument/2006/relationships" xmlns:m="http://schemas.openxmlformats.org/officeDocument/2006/math" xmlns:v="urn:schemas-microsoft-com:vml" xmlns:wp14="http://schemas.microsoft.com/office/word/2010/wordprocessingDrawing" xmlns:wp="http://schemas.openxmlformats.org/drawingml/2006/wordprocessingDrawing" xmlns:w10="urn:schemas-microsoft-com:office:word" xmlns:w="http://schemas.openxmlformats.org/wordprocessingml/2006/main" xmlns:w14="http://schemas.microsoft.com/office/word/2010/wordml" xmlns:w15="http://schemas.microsoft.com/office/word/2012/wordml" xmlns:w16cex="http://schemas.microsoft.com/office/word/2018/wordml/cex" xmlns:w16cid="http://schemas.microsoft.com/office/word/2016/wordml/cid" xmlns:w16="http://schemas.microsoft.com/office/word/2018/wordml" xmlns:w16sdtdh="http://schemas.microsoft.com/office/word/2020/wordml/sdtdatahash" xmlns:w16se="http://schemas.microsoft.com/office/word/2015/wordml/symex" xmlns:wpg="http://schemas.microsoft.com/office/word/2010/wordprocessingGroup" xmlns:wpi="http://schemas.microsoft.com/office/word/2010/wordprocessingInk" xmlns:wne="http://schemas.microsoft.com/office/word/2006/wordml" xmlns:wps="http://schemas.microsoft.com/office/word/2010/wordprocessingShape" mc:Ignorable="w14 w15 w16se w16cid w16 w16cex w16sdtdh wp14">
+<w:hdr xmlns:wpc="http://schemas.microsoft.com/office/word/2010/wordprocessingCanvas" xmlns:cx="http://schemas.microsoft.com/office/drawing/2014/chartex" xmlns:cx1="http://schemas.microsoft.com/office/drawing/2015/9/8/chartex" xmlns:cx2="http://schemas.microsoft.com/office/drawing/2015/10/21/chartex" xmlns:cx3="http://schemas.microsoft.com/office/drawing/2016/5/9/chartex" xmlns:cx4="http://schemas.microsoft.com/office/drawing/2016/5/10/chartex" xmlns:cx5="http://schemas.microsoft.com/office/drawing/2016/5/11/chartex" xmlns:cx6="http://schemas.microsoft.com/office/drawing/2016/5/12/chartex" xmlns:cx7="http://schemas.microsoft.com/office/drawing/2016/5/13/chartex" xmlns:cx8="http://schemas.microsoft.com/office/drawing/2016/5/14/chartex" xmlns:mc="http://schemas.openxmlformats.org/markup-compatibility/2006" xmlns:aink="http://schemas.microsoft.com/office/drawing/2016/ink" xmlns:am3d="http://schemas.microsoft.com/office/drawing/2017/model3d" xmlns:o="urn:schemas-microsoft-com:office:office" xmlns:oel="http://schemas.microsoft.com/office/2019/extlst" xmlns:r="http://schemas.openxmlformats.org/officeDocument/2006/relationships" xmlns:m="http://schemas.openxmlformats.org/officeDocument/2006/math" xmlns:v="urn:schemas-microsoft-com:vml" xmlns:wp14="http://schemas.microsoft.com/office/word/2010/wordprocessingDrawing" xmlns:wp="http://schemas.openxmlformats.org/drawingml/2006/wordprocessingDrawing" xmlns:w10="urn:schemas-microsoft-com:office:word" xmlns:w="http://schemas.openxmlformats.org/wordprocessingml/2006/main" xmlns:w14="http://schemas.microsoft.com/office/word/2010/wordml" xmlns:w15="http://schemas.microsoft.com/office/word/2012/wordml" xmlns:w16cex="http://schemas.microsoft.com/office/word/2018/wordml/cex" xmlns:w16cid="http://schemas.microsoft.com/office/word/2016/wordml/cid" xmlns:w16="http://schemas.microsoft.com/office/word/2018/wordml" xmlns:w16sdtdh="http://schemas.microsoft.com/office/word/2020/wordml/sdtdatahash" xmlns:w16se="http://schemas.microsoft.com/office/word/2015/wordml/symex" xmlns:wpg="http://schemas.microsoft.com/office/word/2010/wordprocessingGroup" xmlns:wpi="http://schemas.microsoft.com/office/word/2010/wordprocessingInk" xmlns:wne="http://schemas.microsoft.com/office/word/2006/wordml" xmlns:wps="http://schemas.microsoft.com/office/word/2010/wordprocessingShape" mc:Ignorable="w14 w15 w16se w16cid w16 w16cex w16sdtdh wp14">
   <w:p>
     <w:pPr>
       <w:pStyle w:val="Kopfzeile"/>
@@ -10094,7 +10504,7 @@
 </file>
 
 <file path=word/header10.xml><?xml version="1.0" encoding="utf-8"?>
-<w:hdr xmlns:wpc="http://schemas.microsoft.com/office/word/2010/wordprocessingCanvas" xmlns:cx="http://schemas.microsoft.com/office/drawing/2014/chartex" xmlns:cx1="http://schemas.microsoft.com/office/drawing/2015/9/8/chartex" xmlns:cx2="http://schemas.microsoft.com/office/drawing/2015/10/21/chartex" xmlns:cx3="http://schemas.microsoft.com/office/drawing/2016/5/9/chartex" xmlns:cx4="http://schemas.microsoft.com/office/drawing/2016/5/10/chartex" xmlns:cx5="http://schemas.microsoft.com/office/drawing/2016/5/11/chartex" xmlns:cx6="http://schemas.microsoft.com/office/drawing/2016/5/12/chartex" xmlns:cx7="http://schemas.microsoft.com/office/drawing/2016/5/13/chartex" xmlns:cx8="http://schemas.microsoft.com/office/drawing/2016/5/14/chartex" xmlns:mc="http://schemas.openxmlformats.org/markup-compatibility/2006" xmlns:aink="http://schemas.microsoft.com/office/drawing/2016/ink" xmlns:am3d="http://schemas.microsoft.com/office/drawing/2017/model3d" xmlns:o="urn:schemas-microsoft-com:office:office" xmlns:r="http://schemas.openxmlformats.org/officeDocument/2006/relationships" xmlns:m="http://schemas.openxmlformats.org/officeDocument/2006/math" xmlns:v="urn:schemas-microsoft-com:vml" xmlns:wp14="http://schemas.microsoft.com/office/word/2010/wordprocessingDrawing" xmlns:wp="http://schemas.openxmlformats.org/drawingml/2006/wordprocessingDrawing" xmlns:w10="urn:schemas-microsoft-com:office:word" xmlns:w="http://schemas.openxmlformats.org/wordprocessingml/2006/main" xmlns:w14="http://schemas.microsoft.com/office/word/2010/wordml" xmlns:w15="http://schemas.microsoft.com/office/word/2012/wordml" xmlns:w16cex="http://schemas.microsoft.com/office/word/2018/wordml/cex" xmlns:w16cid="http://schemas.microsoft.com/office/word/2016/wordml/cid" xmlns:w16="http://schemas.microsoft.com/office/word/2018/wordml" xmlns:w16sdtdh="http://schemas.microsoft.com/office/word/2020/wordml/sdtdatahash" xmlns:w16se="http://schemas.microsoft.com/office/word/2015/wordml/symex" xmlns:wpg="http://schemas.microsoft.com/office/word/2010/wordprocessingGroup" xmlns:wpi="http://schemas.microsoft.com/office/word/2010/wordprocessingInk" xmlns:wne="http://schemas.microsoft.com/office/word/2006/wordml" xmlns:wps="http://schemas.microsoft.com/office/word/2010/wordprocessingShape" mc:Ignorable="w14 w15 w16se w16cid w16 w16cex w16sdtdh wp14">
+<w:hdr xmlns:wpc="http://schemas.microsoft.com/office/word/2010/wordprocessingCanvas" xmlns:cx="http://schemas.microsoft.com/office/drawing/2014/chartex" xmlns:cx1="http://schemas.microsoft.com/office/drawing/2015/9/8/chartex" xmlns:cx2="http://schemas.microsoft.com/office/drawing/2015/10/21/chartex" xmlns:cx3="http://schemas.microsoft.com/office/drawing/2016/5/9/chartex" xmlns:cx4="http://schemas.microsoft.com/office/drawing/2016/5/10/chartex" xmlns:cx5="http://schemas.microsoft.com/office/drawing/2016/5/11/chartex" xmlns:cx6="http://schemas.microsoft.com/office/drawing/2016/5/12/chartex" xmlns:cx7="http://schemas.microsoft.com/office/drawing/2016/5/13/chartex" xmlns:cx8="http://schemas.microsoft.com/office/drawing/2016/5/14/chartex" xmlns:mc="http://schemas.openxmlformats.org/markup-compatibility/2006" xmlns:aink="http://schemas.microsoft.com/office/drawing/2016/ink" xmlns:am3d="http://schemas.microsoft.com/office/drawing/2017/model3d" xmlns:o="urn:schemas-microsoft-com:office:office" xmlns:oel="http://schemas.microsoft.com/office/2019/extlst" xmlns:r="http://schemas.openxmlformats.org/officeDocument/2006/relationships" xmlns:m="http://schemas.openxmlformats.org/officeDocument/2006/math" xmlns:v="urn:schemas-microsoft-com:vml" xmlns:wp14="http://schemas.microsoft.com/office/word/2010/wordprocessingDrawing" xmlns:wp="http://schemas.openxmlformats.org/drawingml/2006/wordprocessingDrawing" xmlns:w10="urn:schemas-microsoft-com:office:word" xmlns:w="http://schemas.openxmlformats.org/wordprocessingml/2006/main" xmlns:w14="http://schemas.microsoft.com/office/word/2010/wordml" xmlns:w15="http://schemas.microsoft.com/office/word/2012/wordml" xmlns:w16cex="http://schemas.microsoft.com/office/word/2018/wordml/cex" xmlns:w16cid="http://schemas.microsoft.com/office/word/2016/wordml/cid" xmlns:w16="http://schemas.microsoft.com/office/word/2018/wordml" xmlns:w16sdtdh="http://schemas.microsoft.com/office/word/2020/wordml/sdtdatahash" xmlns:w16se="http://schemas.microsoft.com/office/word/2015/wordml/symex" xmlns:wpg="http://schemas.microsoft.com/office/word/2010/wordprocessingGroup" xmlns:wpi="http://schemas.microsoft.com/office/word/2010/wordprocessingInk" xmlns:wne="http://schemas.microsoft.com/office/word/2006/wordml" xmlns:wps="http://schemas.microsoft.com/office/word/2010/wordprocessingShape" mc:Ignorable="w14 w15 w16se w16cid w16 w16cex w16sdtdh wp14">
   <w:p>
     <w:pPr>
       <w:pStyle w:val="Textkrper"/>
@@ -10554,7 +10964,7 @@
 </file>
 
 <file path=word/header11.xml><?xml version="1.0" encoding="utf-8"?>
-<w:hdr xmlns:wpc="http://schemas.microsoft.com/office/word/2010/wordprocessingCanvas" xmlns:cx="http://schemas.microsoft.com/office/drawing/2014/chartex" xmlns:cx1="http://schemas.microsoft.com/office/drawing/2015/9/8/chartex" xmlns:cx2="http://schemas.microsoft.com/office/drawing/2015/10/21/chartex" xmlns:cx3="http://schemas.microsoft.com/office/drawing/2016/5/9/chartex" xmlns:cx4="http://schemas.microsoft.com/office/drawing/2016/5/10/chartex" xmlns:cx5="http://schemas.microsoft.com/office/drawing/2016/5/11/chartex" xmlns:cx6="http://schemas.microsoft.com/office/drawing/2016/5/12/chartex" xmlns:cx7="http://schemas.microsoft.com/office/drawing/2016/5/13/chartex" xmlns:cx8="http://schemas.microsoft.com/office/drawing/2016/5/14/chartex" xmlns:mc="http://schemas.openxmlformats.org/markup-compatibility/2006" xmlns:aink="http://schemas.microsoft.com/office/drawing/2016/ink" xmlns:am3d="http://schemas.microsoft.com/office/drawing/2017/model3d" xmlns:o="urn:schemas-microsoft-com:office:office" xmlns:r="http://schemas.openxmlformats.org/officeDocument/2006/relationships" xmlns:m="http://schemas.openxmlformats.org/officeDocument/2006/math" xmlns:v="urn:schemas-microsoft-com:vml" xmlns:wp14="http://schemas.microsoft.com/office/word/2010/wordprocessingDrawing" xmlns:wp="http://schemas.openxmlformats.org/drawingml/2006/wordprocessingDrawing" xmlns:w10="urn:schemas-microsoft-com:office:word" xmlns:w="http://schemas.openxmlformats.org/wordprocessingml/2006/main" xmlns:w14="http://schemas.microsoft.com/office/word/2010/wordml" xmlns:w15="http://schemas.microsoft.com/office/word/2012/wordml" xmlns:w16cex="http://schemas.microsoft.com/office/word/2018/wordml/cex" xmlns:w16cid="http://schemas.microsoft.com/office/word/2016/wordml/cid" xmlns:w16="http://schemas.microsoft.com/office/word/2018/wordml" xmlns:w16sdtdh="http://schemas.microsoft.com/office/word/2020/wordml/sdtdatahash" xmlns:w16se="http://schemas.microsoft.com/office/word/2015/wordml/symex" xmlns:wpg="http://schemas.microsoft.com/office/word/2010/wordprocessingGroup" xmlns:wpi="http://schemas.microsoft.com/office/word/2010/wordprocessingInk" xmlns:wne="http://schemas.microsoft.com/office/word/2006/wordml" xmlns:wps="http://schemas.microsoft.com/office/word/2010/wordprocessingShape" mc:Ignorable="w14 w15 w16se w16cid w16 w16cex w16sdtdh wp14">
+<w:hdr xmlns:wpc="http://schemas.microsoft.com/office/word/2010/wordprocessingCanvas" xmlns:cx="http://schemas.microsoft.com/office/drawing/2014/chartex" xmlns:cx1="http://schemas.microsoft.com/office/drawing/2015/9/8/chartex" xmlns:cx2="http://schemas.microsoft.com/office/drawing/2015/10/21/chartex" xmlns:cx3="http://schemas.microsoft.com/office/drawing/2016/5/9/chartex" xmlns:cx4="http://schemas.microsoft.com/office/drawing/2016/5/10/chartex" xmlns:cx5="http://schemas.microsoft.com/office/drawing/2016/5/11/chartex" xmlns:cx6="http://schemas.microsoft.com/office/drawing/2016/5/12/chartex" xmlns:cx7="http://schemas.microsoft.com/office/drawing/2016/5/13/chartex" xmlns:cx8="http://schemas.microsoft.com/office/drawing/2016/5/14/chartex" xmlns:mc="http://schemas.openxmlformats.org/markup-compatibility/2006" xmlns:aink="http://schemas.microsoft.com/office/drawing/2016/ink" xmlns:am3d="http://schemas.microsoft.com/office/drawing/2017/model3d" xmlns:o="urn:schemas-microsoft-com:office:office" xmlns:oel="http://schemas.microsoft.com/office/2019/extlst" xmlns:r="http://schemas.openxmlformats.org/officeDocument/2006/relationships" xmlns:m="http://schemas.openxmlformats.org/officeDocument/2006/math" xmlns:v="urn:schemas-microsoft-com:vml" xmlns:wp14="http://schemas.microsoft.com/office/word/2010/wordprocessingDrawing" xmlns:wp="http://schemas.openxmlformats.org/drawingml/2006/wordprocessingDrawing" xmlns:w10="urn:schemas-microsoft-com:office:word" xmlns:w="http://schemas.openxmlformats.org/wordprocessingml/2006/main" xmlns:w14="http://schemas.microsoft.com/office/word/2010/wordml" xmlns:w15="http://schemas.microsoft.com/office/word/2012/wordml" xmlns:w16cex="http://schemas.microsoft.com/office/word/2018/wordml/cex" xmlns:w16cid="http://schemas.microsoft.com/office/word/2016/wordml/cid" xmlns:w16="http://schemas.microsoft.com/office/word/2018/wordml" xmlns:w16sdtdh="http://schemas.microsoft.com/office/word/2020/wordml/sdtdatahash" xmlns:w16se="http://schemas.microsoft.com/office/word/2015/wordml/symex" xmlns:wpg="http://schemas.microsoft.com/office/word/2010/wordprocessingGroup" xmlns:wpi="http://schemas.microsoft.com/office/word/2010/wordprocessingInk" xmlns:wne="http://schemas.microsoft.com/office/word/2006/wordml" xmlns:wps="http://schemas.microsoft.com/office/word/2010/wordprocessingShape" mc:Ignorable="w14 w15 w16se w16cid w16 w16cex w16sdtdh wp14">
   <w:p>
     <w:pPr>
       <w:pStyle w:val="Textkrper"/>
@@ -11048,7 +11458,7 @@
 </file>
 
 <file path=word/header2.xml><?xml version="1.0" encoding="utf-8"?>
-<w:hdr xmlns:wpc="http://schemas.microsoft.com/office/word/2010/wordprocessingCanvas" xmlns:cx="http://schemas.microsoft.com/office/drawing/2014/chartex" xmlns:cx1="http://schemas.microsoft.com/office/drawing/2015/9/8/chartex" xmlns:cx2="http://schemas.microsoft.com/office/drawing/2015/10/21/chartex" xmlns:cx3="http://schemas.microsoft.com/office/drawing/2016/5/9/chartex" xmlns:cx4="http://schemas.microsoft.com/office/drawing/2016/5/10/chartex" xmlns:cx5="http://schemas.microsoft.com/office/drawing/2016/5/11/chartex" xmlns:cx6="http://schemas.microsoft.com/office/drawing/2016/5/12/chartex" xmlns:cx7="http://schemas.microsoft.com/office/drawing/2016/5/13/chartex" xmlns:cx8="http://schemas.microsoft.com/office/drawing/2016/5/14/chartex" xmlns:mc="http://schemas.openxmlformats.org/markup-compatibility/2006" xmlns:aink="http://schemas.microsoft.com/office/drawing/2016/ink" xmlns:am3d="http://schemas.microsoft.com/office/drawing/2017/model3d" xmlns:o="urn:schemas-microsoft-com:office:office" xmlns:r="http://schemas.openxmlformats.org/officeDocument/2006/relationships" xmlns:m="http://schemas.openxmlformats.org/officeDocument/2006/math" xmlns:v="urn:schemas-microsoft-com:vml" xmlns:wp14="http://schemas.microsoft.com/office/word/2010/wordprocessingDrawing" xmlns:wp="http://schemas.openxmlformats.org/drawingml/2006/wordprocessingDrawing" xmlns:w10="urn:schemas-microsoft-com:office:word" xmlns:w="http://schemas.openxmlformats.org/wordprocessingml/2006/main" xmlns:w14="http://schemas.microsoft.com/office/word/2010/wordml" xmlns:w15="http://schemas.microsoft.com/office/word/2012/wordml" xmlns:w16cex="http://schemas.microsoft.com/office/word/2018/wordml/cex" xmlns:w16cid="http://schemas.microsoft.com/office/word/2016/wordml/cid" xmlns:w16="http://schemas.microsoft.com/office/word/2018/wordml" xmlns:w16sdtdh="http://schemas.microsoft.com/office/word/2020/wordml/sdtdatahash" xmlns:w16se="http://schemas.microsoft.com/office/word/2015/wordml/symex" xmlns:wpg="http://schemas.microsoft.com/office/word/2010/wordprocessingGroup" xmlns:wpi="http://schemas.microsoft.com/office/word/2010/wordprocessingInk" xmlns:wne="http://schemas.microsoft.com/office/word/2006/wordml" xmlns:wps="http://schemas.microsoft.com/office/word/2010/wordprocessingShape" mc:Ignorable="w14 w15 w16se w16cid w16 w16cex w16sdtdh wp14">
+<w:hdr xmlns:wpc="http://schemas.microsoft.com/office/word/2010/wordprocessingCanvas" xmlns:cx="http://schemas.microsoft.com/office/drawing/2014/chartex" xmlns:cx1="http://schemas.microsoft.com/office/drawing/2015/9/8/chartex" xmlns:cx2="http://schemas.microsoft.com/office/drawing/2015/10/21/chartex" xmlns:cx3="http://schemas.microsoft.com/office/drawing/2016/5/9/chartex" xmlns:cx4="http://schemas.microsoft.com/office/drawing/2016/5/10/chartex" xmlns:cx5="http://schemas.microsoft.com/office/drawing/2016/5/11/chartex" xmlns:cx6="http://schemas.microsoft.com/office/drawing/2016/5/12/chartex" xmlns:cx7="http://schemas.microsoft.com/office/drawing/2016/5/13/chartex" xmlns:cx8="http://schemas.microsoft.com/office/drawing/2016/5/14/chartex" xmlns:mc="http://schemas.openxmlformats.org/markup-compatibility/2006" xmlns:aink="http://schemas.microsoft.com/office/drawing/2016/ink" xmlns:am3d="http://schemas.microsoft.com/office/drawing/2017/model3d" xmlns:o="urn:schemas-microsoft-com:office:office" xmlns:oel="http://schemas.microsoft.com/office/2019/extlst" xmlns:r="http://schemas.openxmlformats.org/officeDocument/2006/relationships" xmlns:m="http://schemas.openxmlformats.org/officeDocument/2006/math" xmlns:v="urn:schemas-microsoft-com:vml" xmlns:wp14="http://schemas.microsoft.com/office/word/2010/wordprocessingDrawing" xmlns:wp="http://schemas.openxmlformats.org/drawingml/2006/wordprocessingDrawing" xmlns:w10="urn:schemas-microsoft-com:office:word" xmlns:w="http://schemas.openxmlformats.org/wordprocessingml/2006/main" xmlns:w14="http://schemas.microsoft.com/office/word/2010/wordml" xmlns:w15="http://schemas.microsoft.com/office/word/2012/wordml" xmlns:w16cex="http://schemas.microsoft.com/office/word/2018/wordml/cex" xmlns:w16cid="http://schemas.microsoft.com/office/word/2016/wordml/cid" xmlns:w16="http://schemas.microsoft.com/office/word/2018/wordml" xmlns:w16sdtdh="http://schemas.microsoft.com/office/word/2020/wordml/sdtdatahash" xmlns:w16se="http://schemas.microsoft.com/office/word/2015/wordml/symex" xmlns:wpg="http://schemas.microsoft.com/office/word/2010/wordprocessingGroup" xmlns:wpi="http://schemas.microsoft.com/office/word/2010/wordprocessingInk" xmlns:wne="http://schemas.microsoft.com/office/word/2006/wordml" xmlns:wps="http://schemas.microsoft.com/office/word/2010/wordprocessingShape" mc:Ignorable="w14 w15 w16se w16cid w16 w16cex w16sdtdh wp14">
   <w:p>
     <w:pPr>
       <w:pStyle w:val="Textkrper"/>
@@ -11676,7 +12086,7 @@
 </file>
 
 <file path=word/header3.xml><?xml version="1.0" encoding="utf-8"?>
-<w:hdr xmlns:wpc="http://schemas.microsoft.com/office/word/2010/wordprocessingCanvas" xmlns:cx="http://schemas.microsoft.com/office/drawing/2014/chartex" xmlns:cx1="http://schemas.microsoft.com/office/drawing/2015/9/8/chartex" xmlns:cx2="http://schemas.microsoft.com/office/drawing/2015/10/21/chartex" xmlns:cx3="http://schemas.microsoft.com/office/drawing/2016/5/9/chartex" xmlns:cx4="http://schemas.microsoft.com/office/drawing/2016/5/10/chartex" xmlns:cx5="http://schemas.microsoft.com/office/drawing/2016/5/11/chartex" xmlns:cx6="http://schemas.microsoft.com/office/drawing/2016/5/12/chartex" xmlns:cx7="http://schemas.microsoft.com/office/drawing/2016/5/13/chartex" xmlns:cx8="http://schemas.microsoft.com/office/drawing/2016/5/14/chartex" xmlns:mc="http://schemas.openxmlformats.org/markup-compatibility/2006" xmlns:aink="http://schemas.microsoft.com/office/drawing/2016/ink" xmlns:am3d="http://schemas.microsoft.com/office/drawing/2017/model3d" xmlns:o="urn:schemas-microsoft-com:office:office" xmlns:r="http://schemas.openxmlformats.org/officeDocument/2006/relationships" xmlns:m="http://schemas.openxmlformats.org/officeDocument/2006/math" xmlns:v="urn:schemas-microsoft-com:vml" xmlns:wp14="http://schemas.microsoft.com/office/word/2010/wordprocessingDrawing" xmlns:wp="http://schemas.openxmlformats.org/drawingml/2006/wordprocessingDrawing" xmlns:w10="urn:schemas-microsoft-com:office:word" xmlns:w="http://schemas.openxmlformats.org/wordprocessingml/2006/main" xmlns:w14="http://schemas.microsoft.com/office/word/2010/wordml" xmlns:w15="http://schemas.microsoft.com/office/word/2012/wordml" xmlns:w16cex="http://schemas.microsoft.com/office/word/2018/wordml/cex" xmlns:w16cid="http://schemas.microsoft.com/office/word/2016/wordml/cid" xmlns:w16="http://schemas.microsoft.com/office/word/2018/wordml" xmlns:w16sdtdh="http://schemas.microsoft.com/office/word/2020/wordml/sdtdatahash" xmlns:w16se="http://schemas.microsoft.com/office/word/2015/wordml/symex" xmlns:wpg="http://schemas.microsoft.com/office/word/2010/wordprocessingGroup" xmlns:wpi="http://schemas.microsoft.com/office/word/2010/wordprocessingInk" xmlns:wne="http://schemas.microsoft.com/office/word/2006/wordml" xmlns:wps="http://schemas.microsoft.com/office/word/2010/wordprocessingShape" mc:Ignorable="w14 w15 w16se w16cid w16 w16cex w16sdtdh wp14">
+<w:hdr xmlns:wpc="http://schemas.microsoft.com/office/word/2010/wordprocessingCanvas" xmlns:cx="http://schemas.microsoft.com/office/drawing/2014/chartex" xmlns:cx1="http://schemas.microsoft.com/office/drawing/2015/9/8/chartex" xmlns:cx2="http://schemas.microsoft.com/office/drawing/2015/10/21/chartex" xmlns:cx3="http://schemas.microsoft.com/office/drawing/2016/5/9/chartex" xmlns:cx4="http://schemas.microsoft.com/office/drawing/2016/5/10/chartex" xmlns:cx5="http://schemas.microsoft.com/office/drawing/2016/5/11/chartex" xmlns:cx6="http://schemas.microsoft.com/office/drawing/2016/5/12/chartex" xmlns:cx7="http://schemas.microsoft.com/office/drawing/2016/5/13/chartex" xmlns:cx8="http://schemas.microsoft.com/office/drawing/2016/5/14/chartex" xmlns:mc="http://schemas.openxmlformats.org/markup-compatibility/2006" xmlns:aink="http://schemas.microsoft.com/office/drawing/2016/ink" xmlns:am3d="http://schemas.microsoft.com/office/drawing/2017/model3d" xmlns:o="urn:schemas-microsoft-com:office:office" xmlns:oel="http://schemas.microsoft.com/office/2019/extlst" xmlns:r="http://schemas.openxmlformats.org/officeDocument/2006/relationships" xmlns:m="http://schemas.openxmlformats.org/officeDocument/2006/math" xmlns:v="urn:schemas-microsoft-com:vml" xmlns:wp14="http://schemas.microsoft.com/office/word/2010/wordprocessingDrawing" xmlns:wp="http://schemas.openxmlformats.org/drawingml/2006/wordprocessingDrawing" xmlns:w10="urn:schemas-microsoft-com:office:word" xmlns:w="http://schemas.openxmlformats.org/wordprocessingml/2006/main" xmlns:w14="http://schemas.microsoft.com/office/word/2010/wordml" xmlns:w15="http://schemas.microsoft.com/office/word/2012/wordml" xmlns:w16cex="http://schemas.microsoft.com/office/word/2018/wordml/cex" xmlns:w16cid="http://schemas.microsoft.com/office/word/2016/wordml/cid" xmlns:w16="http://schemas.microsoft.com/office/word/2018/wordml" xmlns:w16sdtdh="http://schemas.microsoft.com/office/word/2020/wordml/sdtdatahash" xmlns:w16se="http://schemas.microsoft.com/office/word/2015/wordml/symex" xmlns:wpg="http://schemas.microsoft.com/office/word/2010/wordprocessingGroup" xmlns:wpi="http://schemas.microsoft.com/office/word/2010/wordprocessingInk" xmlns:wne="http://schemas.microsoft.com/office/word/2006/wordml" xmlns:wps="http://schemas.microsoft.com/office/word/2010/wordprocessingShape" mc:Ignorable="w14 w15 w16se w16cid w16 w16cex w16sdtdh wp14">
   <w:p>
     <w:pPr>
       <w:pStyle w:val="Kopfzeile"/>
@@ -11686,7 +12096,7 @@
 </file>
 
 <file path=word/header4.xml><?xml version="1.0" encoding="utf-8"?>
-<w:hdr xmlns:wpc="http://schemas.microsoft.com/office/word/2010/wordprocessingCanvas" xmlns:cx="http://schemas.microsoft.com/office/drawing/2014/chartex" xmlns:cx1="http://schemas.microsoft.com/office/drawing/2015/9/8/chartex" xmlns:cx2="http://schemas.microsoft.com/office/drawing/2015/10/21/chartex" xmlns:cx3="http://schemas.microsoft.com/office/drawing/2016/5/9/chartex" xmlns:cx4="http://schemas.microsoft.com/office/drawing/2016/5/10/chartex" xmlns:cx5="http://schemas.microsoft.com/office/drawing/2016/5/11/chartex" xmlns:cx6="http://schemas.microsoft.com/office/drawing/2016/5/12/chartex" xmlns:cx7="http://schemas.microsoft.com/office/drawing/2016/5/13/chartex" xmlns:cx8="http://schemas.microsoft.com/office/drawing/2016/5/14/chartex" xmlns:mc="http://schemas.openxmlformats.org/markup-compatibility/2006" xmlns:aink="http://schemas.microsoft.com/office/drawing/2016/ink" xmlns:am3d="http://schemas.microsoft.com/office/drawing/2017/model3d" xmlns:o="urn:schemas-microsoft-com:office:office" xmlns:r="http://schemas.openxmlformats.org/officeDocument/2006/relationships" xmlns:m="http://schemas.openxmlformats.org/officeDocument/2006/math" xmlns:v="urn:schemas-microsoft-com:vml" xmlns:wp14="http://schemas.microsoft.com/office/word/2010/wordprocessingDrawing" xmlns:wp="http://schemas.openxmlformats.org/drawingml/2006/wordprocessingDrawing" xmlns:w10="urn:schemas-microsoft-com:office:word" xmlns:w="http://schemas.openxmlformats.org/wordprocessingml/2006/main" xmlns:w14="http://schemas.microsoft.com/office/word/2010/wordml" xmlns:w15="http://schemas.microsoft.com/office/word/2012/wordml" xmlns:w16cex="http://schemas.microsoft.com/office/word/2018/wordml/cex" xmlns:w16cid="http://schemas.microsoft.com/office/word/2016/wordml/cid" xmlns:w16="http://schemas.microsoft.com/office/word/2018/wordml" xmlns:w16sdtdh="http://schemas.microsoft.com/office/word/2020/wordml/sdtdatahash" xmlns:w16se="http://schemas.microsoft.com/office/word/2015/wordml/symex" xmlns:wpg="http://schemas.microsoft.com/office/word/2010/wordprocessingGroup" xmlns:wpi="http://schemas.microsoft.com/office/word/2010/wordprocessingInk" xmlns:wne="http://schemas.microsoft.com/office/word/2006/wordml" xmlns:wps="http://schemas.microsoft.com/office/word/2010/wordprocessingShape" mc:Ignorable="w14 w15 w16se w16cid w16 w16cex w16sdtdh wp14">
+<w:hdr xmlns:wpc="http://schemas.microsoft.com/office/word/2010/wordprocessingCanvas" xmlns:cx="http://schemas.microsoft.com/office/drawing/2014/chartex" xmlns:cx1="http://schemas.microsoft.com/office/drawing/2015/9/8/chartex" xmlns:cx2="http://schemas.microsoft.com/office/drawing/2015/10/21/chartex" xmlns:cx3="http://schemas.microsoft.com/office/drawing/2016/5/9/chartex" xmlns:cx4="http://schemas.microsoft.com/office/drawing/2016/5/10/chartex" xmlns:cx5="http://schemas.microsoft.com/office/drawing/2016/5/11/chartex" xmlns:cx6="http://schemas.microsoft.com/office/drawing/2016/5/12/chartex" xmlns:cx7="http://schemas.microsoft.com/office/drawing/2016/5/13/chartex" xmlns:cx8="http://schemas.microsoft.com/office/drawing/2016/5/14/chartex" xmlns:mc="http://schemas.openxmlformats.org/markup-compatibility/2006" xmlns:aink="http://schemas.microsoft.com/office/drawing/2016/ink" xmlns:am3d="http://schemas.microsoft.com/office/drawing/2017/model3d" xmlns:o="urn:schemas-microsoft-com:office:office" xmlns:oel="http://schemas.microsoft.com/office/2019/extlst" xmlns:r="http://schemas.openxmlformats.org/officeDocument/2006/relationships" xmlns:m="http://schemas.openxmlformats.org/officeDocument/2006/math" xmlns:v="urn:schemas-microsoft-com:vml" xmlns:wp14="http://schemas.microsoft.com/office/word/2010/wordprocessingDrawing" xmlns:wp="http://schemas.openxmlformats.org/drawingml/2006/wordprocessingDrawing" xmlns:w10="urn:schemas-microsoft-com:office:word" xmlns:w="http://schemas.openxmlformats.org/wordprocessingml/2006/main" xmlns:w14="http://schemas.microsoft.com/office/word/2010/wordml" xmlns:w15="http://schemas.microsoft.com/office/word/2012/wordml" xmlns:w16cex="http://schemas.microsoft.com/office/word/2018/wordml/cex" xmlns:w16cid="http://schemas.microsoft.com/office/word/2016/wordml/cid" xmlns:w16="http://schemas.microsoft.com/office/word/2018/wordml" xmlns:w16sdtdh="http://schemas.microsoft.com/office/word/2020/wordml/sdtdatahash" xmlns:w16se="http://schemas.microsoft.com/office/word/2015/wordml/symex" xmlns:wpg="http://schemas.microsoft.com/office/word/2010/wordprocessingGroup" xmlns:wpi="http://schemas.microsoft.com/office/word/2010/wordprocessingInk" xmlns:wne="http://schemas.microsoft.com/office/word/2006/wordml" xmlns:wps="http://schemas.microsoft.com/office/word/2010/wordprocessingShape" mc:Ignorable="w14 w15 w16se w16cid w16 w16cex w16sdtdh wp14">
   <w:p>
     <w:pPr>
       <w:pStyle w:val="Textkrper"/>
@@ -12192,7 +12602,7 @@
 </file>
 
 <file path=word/header5.xml><?xml version="1.0" encoding="utf-8"?>
-<w:hdr xmlns:wpc="http://schemas.microsoft.com/office/word/2010/wordprocessingCanvas" xmlns:cx="http://schemas.microsoft.com/office/drawing/2014/chartex" xmlns:cx1="http://schemas.microsoft.com/office/drawing/2015/9/8/chartex" xmlns:cx2="http://schemas.microsoft.com/office/drawing/2015/10/21/chartex" xmlns:cx3="http://schemas.microsoft.com/office/drawing/2016/5/9/chartex" xmlns:cx4="http://schemas.microsoft.com/office/drawing/2016/5/10/chartex" xmlns:cx5="http://schemas.microsoft.com/office/drawing/2016/5/11/chartex" xmlns:cx6="http://schemas.microsoft.com/office/drawing/2016/5/12/chartex" xmlns:cx7="http://schemas.microsoft.com/office/drawing/2016/5/13/chartex" xmlns:cx8="http://schemas.microsoft.com/office/drawing/2016/5/14/chartex" xmlns:mc="http://schemas.openxmlformats.org/markup-compatibility/2006" xmlns:aink="http://schemas.microsoft.com/office/drawing/2016/ink" xmlns:am3d="http://schemas.microsoft.com/office/drawing/2017/model3d" xmlns:o="urn:schemas-microsoft-com:office:office" xmlns:r="http://schemas.openxmlformats.org/officeDocument/2006/relationships" xmlns:m="http://schemas.openxmlformats.org/officeDocument/2006/math" xmlns:v="urn:schemas-microsoft-com:vml" xmlns:wp14="http://schemas.microsoft.com/office/word/2010/wordprocessingDrawing" xmlns:wp="http://schemas.openxmlformats.org/drawingml/2006/wordprocessingDrawing" xmlns:w10="urn:schemas-microsoft-com:office:word" xmlns:w="http://schemas.openxmlformats.org/wordprocessingml/2006/main" xmlns:w14="http://schemas.microsoft.com/office/word/2010/wordml" xmlns:w15="http://schemas.microsoft.com/office/word/2012/wordml" xmlns:w16cex="http://schemas.microsoft.com/office/word/2018/wordml/cex" xmlns:w16cid="http://schemas.microsoft.com/office/word/2016/wordml/cid" xmlns:w16="http://schemas.microsoft.com/office/word/2018/wordml" xmlns:w16sdtdh="http://schemas.microsoft.com/office/word/2020/wordml/sdtdatahash" xmlns:w16se="http://schemas.microsoft.com/office/word/2015/wordml/symex" xmlns:wpg="http://schemas.microsoft.com/office/word/2010/wordprocessingGroup" xmlns:wpi="http://schemas.microsoft.com/office/word/2010/wordprocessingInk" xmlns:wne="http://schemas.microsoft.com/office/word/2006/wordml" xmlns:wps="http://schemas.microsoft.com/office/word/2010/wordprocessingShape" mc:Ignorable="w14 w15 w16se w16cid w16 w16cex w16sdtdh wp14">
+<w:hdr xmlns:wpc="http://schemas.microsoft.com/office/word/2010/wordprocessingCanvas" xmlns:cx="http://schemas.microsoft.com/office/drawing/2014/chartex" xmlns:cx1="http://schemas.microsoft.com/office/drawing/2015/9/8/chartex" xmlns:cx2="http://schemas.microsoft.com/office/drawing/2015/10/21/chartex" xmlns:cx3="http://schemas.microsoft.com/office/drawing/2016/5/9/chartex" xmlns:cx4="http://schemas.microsoft.com/office/drawing/2016/5/10/chartex" xmlns:cx5="http://schemas.microsoft.com/office/drawing/2016/5/11/chartex" xmlns:cx6="http://schemas.microsoft.com/office/drawing/2016/5/12/chartex" xmlns:cx7="http://schemas.microsoft.com/office/drawing/2016/5/13/chartex" xmlns:cx8="http://schemas.microsoft.com/office/drawing/2016/5/14/chartex" xmlns:mc="http://schemas.openxmlformats.org/markup-compatibility/2006" xmlns:aink="http://schemas.microsoft.com/office/drawing/2016/ink" xmlns:am3d="http://schemas.microsoft.com/office/drawing/2017/model3d" xmlns:o="urn:schemas-microsoft-com:office:office" xmlns:oel="http://schemas.microsoft.com/office/2019/extlst" xmlns:r="http://schemas.openxmlformats.org/officeDocument/2006/relationships" xmlns:m="http://schemas.openxmlformats.org/officeDocument/2006/math" xmlns:v="urn:schemas-microsoft-com:vml" xmlns:wp14="http://schemas.microsoft.com/office/word/2010/wordprocessingDrawing" xmlns:wp="http://schemas.openxmlformats.org/drawingml/2006/wordprocessingDrawing" xmlns:w10="urn:schemas-microsoft-com:office:word" xmlns:w="http://schemas.openxmlformats.org/wordprocessingml/2006/main" xmlns:w14="http://schemas.microsoft.com/office/word/2010/wordml" xmlns:w15="http://schemas.microsoft.com/office/word/2012/wordml" xmlns:w16cex="http://schemas.microsoft.com/office/word/2018/wordml/cex" xmlns:w16cid="http://schemas.microsoft.com/office/word/2016/wordml/cid" xmlns:w16="http://schemas.microsoft.com/office/word/2018/wordml" xmlns:w16sdtdh="http://schemas.microsoft.com/office/word/2020/wordml/sdtdatahash" xmlns:w16se="http://schemas.microsoft.com/office/word/2015/wordml/symex" xmlns:wpg="http://schemas.microsoft.com/office/word/2010/wordprocessingGroup" xmlns:wpi="http://schemas.microsoft.com/office/word/2010/wordprocessingInk" xmlns:wne="http://schemas.microsoft.com/office/word/2006/wordml" xmlns:wps="http://schemas.microsoft.com/office/word/2010/wordprocessingShape" mc:Ignorable="w14 w15 w16se w16cid w16 w16cex w16sdtdh wp14">
   <w:p>
     <w:pPr>
       <w:pStyle w:val="Textkrper"/>
@@ -12678,7 +13088,7 @@
 </file>
 
 <file path=word/header6.xml><?xml version="1.0" encoding="utf-8"?>
-<w:hdr xmlns:wpc="http://schemas.microsoft.com/office/word/2010/wordprocessingCanvas" xmlns:cx="http://schemas.microsoft.com/office/drawing/2014/chartex" xmlns:cx1="http://schemas.microsoft.com/office/drawing/2015/9/8/chartex" xmlns:cx2="http://schemas.microsoft.com/office/drawing/2015/10/21/chartex" xmlns:cx3="http://schemas.microsoft.com/office/drawing/2016/5/9/chartex" xmlns:cx4="http://schemas.microsoft.com/office/drawing/2016/5/10/chartex" xmlns:cx5="http://schemas.microsoft.com/office/drawing/2016/5/11/chartex" xmlns:cx6="http://schemas.microsoft.com/office/drawing/2016/5/12/chartex" xmlns:cx7="http://schemas.microsoft.com/office/drawing/2016/5/13/chartex" xmlns:cx8="http://schemas.microsoft.com/office/drawing/2016/5/14/chartex" xmlns:mc="http://schemas.openxmlformats.org/markup-compatibility/2006" xmlns:aink="http://schemas.microsoft.com/office/drawing/2016/ink" xmlns:am3d="http://schemas.microsoft.com/office/drawing/2017/model3d" xmlns:o="urn:schemas-microsoft-com:office:office" xmlns:r="http://schemas.openxmlformats.org/officeDocument/2006/relationships" xmlns:m="http://schemas.openxmlformats.org/officeDocument/2006/math" xmlns:v="urn:schemas-microsoft-com:vml" xmlns:wp14="http://schemas.microsoft.com/office/word/2010/wordprocessingDrawing" xmlns:wp="http://schemas.openxmlformats.org/drawingml/2006/wordprocessingDrawing" xmlns:w10="urn:schemas-microsoft-com:office:word" xmlns:w="http://schemas.openxmlformats.org/wordprocessingml/2006/main" xmlns:w14="http://schemas.microsoft.com/office/word/2010/wordml" xmlns:w15="http://schemas.microsoft.com/office/word/2012/wordml" xmlns:w16cex="http://schemas.microsoft.com/office/word/2018/wordml/cex" xmlns:w16cid="http://schemas.microsoft.com/office/word/2016/wordml/cid" xmlns:w16="http://schemas.microsoft.com/office/word/2018/wordml" xmlns:w16sdtdh="http://schemas.microsoft.com/office/word/2020/wordml/sdtdatahash" xmlns:w16se="http://schemas.microsoft.com/office/word/2015/wordml/symex" xmlns:wpg="http://schemas.microsoft.com/office/word/2010/wordprocessingGroup" xmlns:wpi="http://schemas.microsoft.com/office/word/2010/wordprocessingInk" xmlns:wne="http://schemas.microsoft.com/office/word/2006/wordml" xmlns:wps="http://schemas.microsoft.com/office/word/2010/wordprocessingShape" mc:Ignorable="w14 w15 w16se w16cid w16 w16cex w16sdtdh wp14">
+<w:hdr xmlns:wpc="http://schemas.microsoft.com/office/word/2010/wordprocessingCanvas" xmlns:cx="http://schemas.microsoft.com/office/drawing/2014/chartex" xmlns:cx1="http://schemas.microsoft.com/office/drawing/2015/9/8/chartex" xmlns:cx2="http://schemas.microsoft.com/office/drawing/2015/10/21/chartex" xmlns:cx3="http://schemas.microsoft.com/office/drawing/2016/5/9/chartex" xmlns:cx4="http://schemas.microsoft.com/office/drawing/2016/5/10/chartex" xmlns:cx5="http://schemas.microsoft.com/office/drawing/2016/5/11/chartex" xmlns:cx6="http://schemas.microsoft.com/office/drawing/2016/5/12/chartex" xmlns:cx7="http://schemas.microsoft.com/office/drawing/2016/5/13/chartex" xmlns:cx8="http://schemas.microsoft.com/office/drawing/2016/5/14/chartex" xmlns:mc="http://schemas.openxmlformats.org/markup-compatibility/2006" xmlns:aink="http://schemas.microsoft.com/office/drawing/2016/ink" xmlns:am3d="http://schemas.microsoft.com/office/drawing/2017/model3d" xmlns:o="urn:schemas-microsoft-com:office:office" xmlns:oel="http://schemas.microsoft.com/office/2019/extlst" xmlns:r="http://schemas.openxmlformats.org/officeDocument/2006/relationships" xmlns:m="http://schemas.openxmlformats.org/officeDocument/2006/math" xmlns:v="urn:schemas-microsoft-com:vml" xmlns:wp14="http://schemas.microsoft.com/office/word/2010/wordprocessingDrawing" xmlns:wp="http://schemas.openxmlformats.org/drawingml/2006/wordprocessingDrawing" xmlns:w10="urn:schemas-microsoft-com:office:word" xmlns:w="http://schemas.openxmlformats.org/wordprocessingml/2006/main" xmlns:w14="http://schemas.microsoft.com/office/word/2010/wordml" xmlns:w15="http://schemas.microsoft.com/office/word/2012/wordml" xmlns:w16cex="http://schemas.microsoft.com/office/word/2018/wordml/cex" xmlns:w16cid="http://schemas.microsoft.com/office/word/2016/wordml/cid" xmlns:w16="http://schemas.microsoft.com/office/word/2018/wordml" xmlns:w16sdtdh="http://schemas.microsoft.com/office/word/2020/wordml/sdtdatahash" xmlns:w16se="http://schemas.microsoft.com/office/word/2015/wordml/symex" xmlns:wpg="http://schemas.microsoft.com/office/word/2010/wordprocessingGroup" xmlns:wpi="http://schemas.microsoft.com/office/word/2010/wordprocessingInk" xmlns:wne="http://schemas.microsoft.com/office/word/2006/wordml" xmlns:wps="http://schemas.microsoft.com/office/word/2010/wordprocessingShape" mc:Ignorable="w14 w15 w16se w16cid w16 w16cex w16sdtdh wp14">
   <w:p>
     <w:pPr>
       <w:pStyle w:val="Textkrper"/>
@@ -13138,7 +13548,7 @@
 </file>
 
 <file path=word/header7.xml><?xml version="1.0" encoding="utf-8"?>
-<w:hdr xmlns:wpc="http://schemas.microsoft.com/office/word/2010/wordprocessingCanvas" xmlns:cx="http://schemas.microsoft.com/office/drawing/2014/chartex" xmlns:cx1="http://schemas.microsoft.com/office/drawing/2015/9/8/chartex" xmlns:cx2="http://schemas.microsoft.com/office/drawing/2015/10/21/chartex" xmlns:cx3="http://schemas.microsoft.com/office/drawing/2016/5/9/chartex" xmlns:cx4="http://schemas.microsoft.com/office/drawing/2016/5/10/chartex" xmlns:cx5="http://schemas.microsoft.com/office/drawing/2016/5/11/chartex" xmlns:cx6="http://schemas.microsoft.com/office/drawing/2016/5/12/chartex" xmlns:cx7="http://schemas.microsoft.com/office/drawing/2016/5/13/chartex" xmlns:cx8="http://schemas.microsoft.com/office/drawing/2016/5/14/chartex" xmlns:mc="http://schemas.openxmlformats.org/markup-compatibility/2006" xmlns:aink="http://schemas.microsoft.com/office/drawing/2016/ink" xmlns:am3d="http://schemas.microsoft.com/office/drawing/2017/model3d" xmlns:o="urn:schemas-microsoft-com:office:office" xmlns:r="http://schemas.openxmlformats.org/officeDocument/2006/relationships" xmlns:m="http://schemas.openxmlformats.org/officeDocument/2006/math" xmlns:v="urn:schemas-microsoft-com:vml" xmlns:wp14="http://schemas.microsoft.com/office/word/2010/wordprocessingDrawing" xmlns:wp="http://schemas.openxmlformats.org/drawingml/2006/wordprocessingDrawing" xmlns:w10="urn:schemas-microsoft-com:office:word" xmlns:w="http://schemas.openxmlformats.org/wordprocessingml/2006/main" xmlns:w14="http://schemas.microsoft.com/office/word/2010/wordml" xmlns:w15="http://schemas.microsoft.com/office/word/2012/wordml" xmlns:w16cex="http://schemas.microsoft.com/office/word/2018/wordml/cex" xmlns:w16cid="http://schemas.microsoft.com/office/word/2016/wordml/cid" xmlns:w16="http://schemas.microsoft.com/office/word/2018/wordml" xmlns:w16sdtdh="http://schemas.microsoft.com/office/word/2020/wordml/sdtdatahash" xmlns:w16se="http://schemas.microsoft.com/office/word/2015/wordml/symex" xmlns:wpg="http://schemas.microsoft.com/office/word/2010/wordprocessingGroup" xmlns:wpi="http://schemas.microsoft.com/office/word/2010/wordprocessingInk" xmlns:wne="http://schemas.microsoft.com/office/word/2006/wordml" xmlns:wps="http://schemas.microsoft.com/office/word/2010/wordprocessingShape" mc:Ignorable="w14 w15 w16se w16cid w16 w16cex w16sdtdh wp14">
+<w:hdr xmlns:wpc="http://schemas.microsoft.com/office/word/2010/wordprocessingCanvas" xmlns:cx="http://schemas.microsoft.com/office/drawing/2014/chartex" xmlns:cx1="http://schemas.microsoft.com/office/drawing/2015/9/8/chartex" xmlns:cx2="http://schemas.microsoft.com/office/drawing/2015/10/21/chartex" xmlns:cx3="http://schemas.microsoft.com/office/drawing/2016/5/9/chartex" xmlns:cx4="http://schemas.microsoft.com/office/drawing/2016/5/10/chartex" xmlns:cx5="http://schemas.microsoft.com/office/drawing/2016/5/11/chartex" xmlns:cx6="http://schemas.microsoft.com/office/drawing/2016/5/12/chartex" xmlns:cx7="http://schemas.microsoft.com/office/drawing/2016/5/13/chartex" xmlns:cx8="http://schemas.microsoft.com/office/drawing/2016/5/14/chartex" xmlns:mc="http://schemas.openxmlformats.org/markup-compatibility/2006" xmlns:aink="http://schemas.microsoft.com/office/drawing/2016/ink" xmlns:am3d="http://schemas.microsoft.com/office/drawing/2017/model3d" xmlns:o="urn:schemas-microsoft-com:office:office" xmlns:oel="http://schemas.microsoft.com/office/2019/extlst" xmlns:r="http://schemas.openxmlformats.org/officeDocument/2006/relationships" xmlns:m="http://schemas.openxmlformats.org/officeDocument/2006/math" xmlns:v="urn:schemas-microsoft-com:vml" xmlns:wp14="http://schemas.microsoft.com/office/word/2010/wordprocessingDrawing" xmlns:wp="http://schemas.openxmlformats.org/drawingml/2006/wordprocessingDrawing" xmlns:w10="urn:schemas-microsoft-com:office:word" xmlns:w="http://schemas.openxmlformats.org/wordprocessingml/2006/main" xmlns:w14="http://schemas.microsoft.com/office/word/2010/wordml" xmlns:w15="http://schemas.microsoft.com/office/word/2012/wordml" xmlns:w16cex="http://schemas.microsoft.com/office/word/2018/wordml/cex" xmlns:w16cid="http://schemas.microsoft.com/office/word/2016/wordml/cid" xmlns:w16="http://schemas.microsoft.com/office/word/2018/wordml" xmlns:w16sdtdh="http://schemas.microsoft.com/office/word/2020/wordml/sdtdatahash" xmlns:w16se="http://schemas.microsoft.com/office/word/2015/wordml/symex" xmlns:wpg="http://schemas.microsoft.com/office/word/2010/wordprocessingGroup" xmlns:wpi="http://schemas.microsoft.com/office/word/2010/wordprocessingInk" xmlns:wne="http://schemas.microsoft.com/office/word/2006/wordml" xmlns:wps="http://schemas.microsoft.com/office/word/2010/wordprocessingShape" mc:Ignorable="w14 w15 w16se w16cid w16 w16cex w16sdtdh wp14">
   <w:p>
     <w:pPr>
       <w:pStyle w:val="Textkrper"/>
@@ -13669,7 +14079,7 @@
 </file>
 
 <file path=word/header8.xml><?xml version="1.0" encoding="utf-8"?>
-<w:hdr xmlns:wpc="http://schemas.microsoft.com/office/word/2010/wordprocessingCanvas" xmlns:cx="http://schemas.microsoft.com/office/drawing/2014/chartex" xmlns:cx1="http://schemas.microsoft.com/office/drawing/2015/9/8/chartex" xmlns:cx2="http://schemas.microsoft.com/office/drawing/2015/10/21/chartex" xmlns:cx3="http://schemas.microsoft.com/office/drawing/2016/5/9/chartex" xmlns:cx4="http://schemas.microsoft.com/office/drawing/2016/5/10/chartex" xmlns:cx5="http://schemas.microsoft.com/office/drawing/2016/5/11/chartex" xmlns:cx6="http://schemas.microsoft.com/office/drawing/2016/5/12/chartex" xmlns:cx7="http://schemas.microsoft.com/office/drawing/2016/5/13/chartex" xmlns:cx8="http://schemas.microsoft.com/office/drawing/2016/5/14/chartex" xmlns:mc="http://schemas.openxmlformats.org/markup-compatibility/2006" xmlns:aink="http://schemas.microsoft.com/office/drawing/2016/ink" xmlns:am3d="http://schemas.microsoft.com/office/drawing/2017/model3d" xmlns:o="urn:schemas-microsoft-com:office:office" xmlns:r="http://schemas.openxmlformats.org/officeDocument/2006/relationships" xmlns:m="http://schemas.openxmlformats.org/officeDocument/2006/math" xmlns:v="urn:schemas-microsoft-com:vml" xmlns:wp14="http://schemas.microsoft.com/office/word/2010/wordprocessingDrawing" xmlns:wp="http://schemas.openxmlformats.org/drawingml/2006/wordprocessingDrawing" xmlns:w10="urn:schemas-microsoft-com:office:word" xmlns:w="http://schemas.openxmlformats.org/wordprocessingml/2006/main" xmlns:w14="http://schemas.microsoft.com/office/word/2010/wordml" xmlns:w15="http://schemas.microsoft.com/office/word/2012/wordml" xmlns:w16cex="http://schemas.microsoft.com/office/word/2018/wordml/cex" xmlns:w16cid="http://schemas.microsoft.com/office/word/2016/wordml/cid" xmlns:w16="http://schemas.microsoft.com/office/word/2018/wordml" xmlns:w16sdtdh="http://schemas.microsoft.com/office/word/2020/wordml/sdtdatahash" xmlns:w16se="http://schemas.microsoft.com/office/word/2015/wordml/symex" xmlns:wpg="http://schemas.microsoft.com/office/word/2010/wordprocessingGroup" xmlns:wpi="http://schemas.microsoft.com/office/word/2010/wordprocessingInk" xmlns:wne="http://schemas.microsoft.com/office/word/2006/wordml" xmlns:wps="http://schemas.microsoft.com/office/word/2010/wordprocessingShape" mc:Ignorable="w14 w15 w16se w16cid w16 w16cex w16sdtdh wp14">
+<w:hdr xmlns:wpc="http://schemas.microsoft.com/office/word/2010/wordprocessingCanvas" xmlns:cx="http://schemas.microsoft.com/office/drawing/2014/chartex" xmlns:cx1="http://schemas.microsoft.com/office/drawing/2015/9/8/chartex" xmlns:cx2="http://schemas.microsoft.com/office/drawing/2015/10/21/chartex" xmlns:cx3="http://schemas.microsoft.com/office/drawing/2016/5/9/chartex" xmlns:cx4="http://schemas.microsoft.com/office/drawing/2016/5/10/chartex" xmlns:cx5="http://schemas.microsoft.com/office/drawing/2016/5/11/chartex" xmlns:cx6="http://schemas.microsoft.com/office/drawing/2016/5/12/chartex" xmlns:cx7="http://schemas.microsoft.com/office/drawing/2016/5/13/chartex" xmlns:cx8="http://schemas.microsoft.com/office/drawing/2016/5/14/chartex" xmlns:mc="http://schemas.openxmlformats.org/markup-compatibility/2006" xmlns:aink="http://schemas.microsoft.com/office/drawing/2016/ink" xmlns:am3d="http://schemas.microsoft.com/office/drawing/2017/model3d" xmlns:o="urn:schemas-microsoft-com:office:office" xmlns:oel="http://schemas.microsoft.com/office/2019/extlst" xmlns:r="http://schemas.openxmlformats.org/officeDocument/2006/relationships" xmlns:m="http://schemas.openxmlformats.org/officeDocument/2006/math" xmlns:v="urn:schemas-microsoft-com:vml" xmlns:wp14="http://schemas.microsoft.com/office/word/2010/wordprocessingDrawing" xmlns:wp="http://schemas.openxmlformats.org/drawingml/2006/wordprocessingDrawing" xmlns:w10="urn:schemas-microsoft-com:office:word" xmlns:w="http://schemas.openxmlformats.org/wordprocessingml/2006/main" xmlns:w14="http://schemas.microsoft.com/office/word/2010/wordml" xmlns:w15="http://schemas.microsoft.com/office/word/2012/wordml" xmlns:w16cex="http://schemas.microsoft.com/office/word/2018/wordml/cex" xmlns:w16cid="http://schemas.microsoft.com/office/word/2016/wordml/cid" xmlns:w16="http://schemas.microsoft.com/office/word/2018/wordml" xmlns:w16sdtdh="http://schemas.microsoft.com/office/word/2020/wordml/sdtdatahash" xmlns:w16se="http://schemas.microsoft.com/office/word/2015/wordml/symex" xmlns:wpg="http://schemas.microsoft.com/office/word/2010/wordprocessingGroup" xmlns:wpi="http://schemas.microsoft.com/office/word/2010/wordprocessingInk" xmlns:wne="http://schemas.microsoft.com/office/word/2006/wordml" xmlns:wps="http://schemas.microsoft.com/office/word/2010/wordprocessingShape" mc:Ignorable="w14 w15 w16se w16cid w16 w16cex w16sdtdh wp14">
   <w:p>
     <w:pPr>
       <w:pStyle w:val="Textkrper"/>
@@ -14196,7 +14606,7 @@
 </file>
 
 <file path=word/header9.xml><?xml version="1.0" encoding="utf-8"?>
-<w:hdr xmlns:wpc="http://schemas.microsoft.com/office/word/2010/wordprocessingCanvas" xmlns:cx="http://schemas.microsoft.com/office/drawing/2014/chartex" xmlns:cx1="http://schemas.microsoft.com/office/drawing/2015/9/8/chartex" xmlns:cx2="http://schemas.microsoft.com/office/drawing/2015/10/21/chartex" xmlns:cx3="http://schemas.microsoft.com/office/drawing/2016/5/9/chartex" xmlns:cx4="http://schemas.microsoft.com/office/drawing/2016/5/10/chartex" xmlns:cx5="http://schemas.microsoft.com/office/drawing/2016/5/11/chartex" xmlns:cx6="http://schemas.microsoft.com/office/drawing/2016/5/12/chartex" xmlns:cx7="http://schemas.microsoft.com/office/drawing/2016/5/13/chartex" xmlns:cx8="http://schemas.microsoft.com/office/drawing/2016/5/14/chartex" xmlns:mc="http://schemas.openxmlformats.org/markup-compatibility/2006" xmlns:aink="http://schemas.microsoft.com/office/drawing/2016/ink" xmlns:am3d="http://schemas.microsoft.com/office/drawing/2017/model3d" xmlns:o="urn:schemas-microsoft-com:office:office" xmlns:r="http://schemas.openxmlformats.org/officeDocument/2006/relationships" xmlns:m="http://schemas.openxmlformats.org/officeDocument/2006/math" xmlns:v="urn:schemas-microsoft-com:vml" xmlns:wp14="http://schemas.microsoft.com/office/word/2010/wordprocessingDrawing" xmlns:wp="http://schemas.openxmlformats.org/drawingml/2006/wordprocessingDrawing" xmlns:w10="urn:schemas-microsoft-com:office:word" xmlns:w="http://schemas.openxmlformats.org/wordprocessingml/2006/main" xmlns:w14="http://schemas.microsoft.com/office/word/2010/wordml" xmlns:w15="http://schemas.microsoft.com/office/word/2012/wordml" xmlns:w16cex="http://schemas.microsoft.com/office/word/2018/wordml/cex" xmlns:w16cid="http://schemas.microsoft.com/office/word/2016/wordml/cid" xmlns:w16="http://schemas.microsoft.com/office/word/2018/wordml" xmlns:w16sdtdh="http://schemas.microsoft.com/office/word/2020/wordml/sdtdatahash" xmlns:w16se="http://schemas.microsoft.com/office/word/2015/wordml/symex" xmlns:wpg="http://schemas.microsoft.com/office/word/2010/wordprocessingGroup" xmlns:wpi="http://schemas.microsoft.com/office/word/2010/wordprocessingInk" xmlns:wne="http://schemas.microsoft.com/office/word/2006/wordml" xmlns:wps="http://schemas.microsoft.com/office/word/2010/wordprocessingShape" mc:Ignorable="w14 w15 w16se w16cid w16 w16cex w16sdtdh wp14">
+<w:hdr xmlns:wpc="http://schemas.microsoft.com/office/word/2010/wordprocessingCanvas" xmlns:cx="http://schemas.microsoft.com/office/drawing/2014/chartex" xmlns:cx1="http://schemas.microsoft.com/office/drawing/2015/9/8/chartex" xmlns:cx2="http://schemas.microsoft.com/office/drawing/2015/10/21/chartex" xmlns:cx3="http://schemas.microsoft.com/office/drawing/2016/5/9/chartex" xmlns:cx4="http://schemas.microsoft.com/office/drawing/2016/5/10/chartex" xmlns:cx5="http://schemas.microsoft.com/office/drawing/2016/5/11/chartex" xmlns:cx6="http://schemas.microsoft.com/office/drawing/2016/5/12/chartex" xmlns:cx7="http://schemas.microsoft.com/office/drawing/2016/5/13/chartex" xmlns:cx8="http://schemas.microsoft.com/office/drawing/2016/5/14/chartex" xmlns:mc="http://schemas.openxmlformats.org/markup-compatibility/2006" xmlns:aink="http://schemas.microsoft.com/office/drawing/2016/ink" xmlns:am3d="http://schemas.microsoft.com/office/drawing/2017/model3d" xmlns:o="urn:schemas-microsoft-com:office:office" xmlns:oel="http://schemas.microsoft.com/office/2019/extlst" xmlns:r="http://schemas.openxmlformats.org/officeDocument/2006/relationships" xmlns:m="http://schemas.openxmlformats.org/officeDocument/2006/math" xmlns:v="urn:schemas-microsoft-com:vml" xmlns:wp14="http://schemas.microsoft.com/office/word/2010/wordprocessingDrawing" xmlns:wp="http://schemas.openxmlformats.org/drawingml/2006/wordprocessingDrawing" xmlns:w10="urn:schemas-microsoft-com:office:word" xmlns:w="http://schemas.openxmlformats.org/wordprocessingml/2006/main" xmlns:w14="http://schemas.microsoft.com/office/word/2010/wordml" xmlns:w15="http://schemas.microsoft.com/office/word/2012/wordml" xmlns:w16cex="http://schemas.microsoft.com/office/word/2018/wordml/cex" xmlns:w16cid="http://schemas.microsoft.com/office/word/2016/wordml/cid" xmlns:w16="http://schemas.microsoft.com/office/word/2018/wordml" xmlns:w16sdtdh="http://schemas.microsoft.com/office/word/2020/wordml/sdtdatahash" xmlns:w16se="http://schemas.microsoft.com/office/word/2015/wordml/symex" xmlns:wpg="http://schemas.microsoft.com/office/word/2010/wordprocessingGroup" xmlns:wpi="http://schemas.microsoft.com/office/word/2010/wordprocessingInk" xmlns:wne="http://schemas.microsoft.com/office/word/2006/wordml" xmlns:wps="http://schemas.microsoft.com/office/word/2010/wordprocessingShape" mc:Ignorable="w14 w15 w16se w16cid w16 w16cex w16sdtdh wp14">
   <w:p>
     <w:pPr>
       <w:pStyle w:val="Textkrper"/>
@@ -14726,7 +15136,7 @@
 </file>
 
 <file path=word/numbering.xml><?xml version="1.0" encoding="utf-8"?>
-<w:numbering xmlns:wpc="http://schemas.microsoft.com/office/word/2010/wordprocessingCanvas" xmlns:cx="http://schemas.microsoft.com/office/drawing/2014/chartex" xmlns:cx1="http://schemas.microsoft.com/office/drawing/2015/9/8/chartex" xmlns:cx2="http://schemas.microsoft.com/office/drawing/2015/10/21/chartex" xmlns:cx3="http://schemas.microsoft.com/office/drawing/2016/5/9/chartex" xmlns:cx4="http://schemas.microsoft.com/office/drawing/2016/5/10/chartex" xmlns:cx5="http://schemas.microsoft.com/office/drawing/2016/5/11/chartex" xmlns:cx6="http://schemas.microsoft.com/office/drawing/2016/5/12/chartex" xmlns:cx7="http://schemas.microsoft.com/office/drawing/2016/5/13/chartex" xmlns:cx8="http://schemas.microsoft.com/office/drawing/2016/5/14/chartex" xmlns:mc="http://schemas.openxmlformats.org/markup-compatibility/2006" xmlns:aink="http://schemas.microsoft.com/office/drawing/2016/ink" xmlns:am3d="http://schemas.microsoft.com/office/drawing/2017/model3d" xmlns:o="urn:schemas-microsoft-com:office:office" xmlns:r="http://schemas.openxmlformats.org/officeDocument/2006/relationships" xmlns:m="http://schemas.openxmlformats.org/officeDocument/2006/math" xmlns:v="urn:schemas-microsoft-com:vml" xmlns:wp14="http://schemas.microsoft.com/office/word/2010/wordprocessingDrawing" xmlns:wp="http://schemas.openxmlformats.org/drawingml/2006/wordprocessingDrawing" xmlns:w10="urn:schemas-microsoft-com:office:word" xmlns:w="http://schemas.openxmlformats.org/wordprocessingml/2006/main" xmlns:w14="http://schemas.microsoft.com/office/word/2010/wordml" xmlns:w15="http://schemas.microsoft.com/office/word/2012/wordml" xmlns:w16cex="http://schemas.microsoft.com/office/word/2018/wordml/cex" xmlns:w16cid="http://schemas.microsoft.com/office/word/2016/wordml/cid" xmlns:w16="http://schemas.microsoft.com/office/word/2018/wordml" xmlns:w16sdtdh="http://schemas.microsoft.com/office/word/2020/wordml/sdtdatahash" xmlns:w16se="http://schemas.microsoft.com/office/word/2015/wordml/symex" xmlns:wpg="http://schemas.microsoft.com/office/word/2010/wordprocessingGroup" xmlns:wpi="http://schemas.microsoft.com/office/word/2010/wordprocessingInk" xmlns:wne="http://schemas.microsoft.com/office/word/2006/wordml" xmlns:wps="http://schemas.microsoft.com/office/word/2010/wordprocessingShape" mc:Ignorable="w14 w15 w16se w16cid w16 w16cex w16sdtdh wp14">
+<w:numbering xmlns:wpc="http://schemas.microsoft.com/office/word/2010/wordprocessingCanvas" xmlns:cx="http://schemas.microsoft.com/office/drawing/2014/chartex" xmlns:cx1="http://schemas.microsoft.com/office/drawing/2015/9/8/chartex" xmlns:cx2="http://schemas.microsoft.com/office/drawing/2015/10/21/chartex" xmlns:cx3="http://schemas.microsoft.com/office/drawing/2016/5/9/chartex" xmlns:cx4="http://schemas.microsoft.com/office/drawing/2016/5/10/chartex" xmlns:cx5="http://schemas.microsoft.com/office/drawing/2016/5/11/chartex" xmlns:cx6="http://schemas.microsoft.com/office/drawing/2016/5/12/chartex" xmlns:cx7="http://schemas.microsoft.com/office/drawing/2016/5/13/chartex" xmlns:cx8="http://schemas.microsoft.com/office/drawing/2016/5/14/chartex" xmlns:mc="http://schemas.openxmlformats.org/markup-compatibility/2006" xmlns:aink="http://schemas.microsoft.com/office/drawing/2016/ink" xmlns:am3d="http://schemas.microsoft.com/office/drawing/2017/model3d" xmlns:o="urn:schemas-microsoft-com:office:office" xmlns:oel="http://schemas.microsoft.com/office/2019/extlst" xmlns:r="http://schemas.openxmlformats.org/officeDocument/2006/relationships" xmlns:m="http://schemas.openxmlformats.org/officeDocument/2006/math" xmlns:v="urn:schemas-microsoft-com:vml" xmlns:wp14="http://schemas.microsoft.com/office/word/2010/wordprocessingDrawing" xmlns:wp="http://schemas.openxmlformats.org/drawingml/2006/wordprocessingDrawing" xmlns:w10="urn:schemas-microsoft-com:office:word" xmlns:w="http://schemas.openxmlformats.org/wordprocessingml/2006/main" xmlns:w14="http://schemas.microsoft.com/office/word/2010/wordml" xmlns:w15="http://schemas.microsoft.com/office/word/2012/wordml" xmlns:w16cex="http://schemas.microsoft.com/office/word/2018/wordml/cex" xmlns:w16cid="http://schemas.microsoft.com/office/word/2016/wordml/cid" xmlns:w16="http://schemas.microsoft.com/office/word/2018/wordml" xmlns:w16sdtdh="http://schemas.microsoft.com/office/word/2020/wordml/sdtdatahash" xmlns:w16se="http://schemas.microsoft.com/office/word/2015/wordml/symex" xmlns:wpg="http://schemas.microsoft.com/office/word/2010/wordprocessingGroup" xmlns:wpi="http://schemas.microsoft.com/office/word/2010/wordprocessingInk" xmlns:wne="http://schemas.microsoft.com/office/word/2006/wordml" xmlns:wps="http://schemas.microsoft.com/office/word/2010/wordprocessingShape" mc:Ignorable="w14 w15 w16se w16cid w16 w16cex w16sdtdh wp14">
   <w:numPicBullet w:numPicBulletId="0">
     <w:pict>
       <v:shapetype id="_x0000_t75" coordsize="21600,21600" o:spt="75" o:preferrelative="t" path="m@4@5l@4@11@9@11@9@5xe" filled="f" stroked="f">
@@ -14748,7 +15158,7 @@
         <v:path o:extrusionok="f" gradientshapeok="t" o:connecttype="rect"/>
         <o:lock v:ext="edit" aspectratio="t"/>
       </v:shapetype>
-      <v:shape id="_x0000_i1026" type="#_x0000_t75" style="width:27.05pt;height:386.2pt;visibility:visible;mso-wrap-style:square" o:bullet="t">
+      <v:shape id="_x0000_i1027" type="#_x0000_t75" style="width:27.1pt;height:386.2pt;visibility:visible;mso-wrap-style:square" o:bullet="t">
         <v:imagedata r:id="rId1" o:title=""/>
       </v:shape>
     </w:pict>
@@ -14860,10 +15270,18 @@
       </w:rPr>
     </w:lvl>
   </w:abstractNum>
-  <w:num w:numId="1">
+  <w:num w:numId="1" w16cid:durableId="69936746">
     <w:abstractNumId w:val="0"/>
   </w:num>
 </w:numbering>
+</file>
+
+<file path=word/people.xml><?xml version="1.0" encoding="utf-8"?>
+<w15:people xmlns:wpc="http://schemas.microsoft.com/office/word/2010/wordprocessingCanvas" xmlns:cx="http://schemas.microsoft.com/office/drawing/2014/chartex" xmlns:cx1="http://schemas.microsoft.com/office/drawing/2015/9/8/chartex" xmlns:cx2="http://schemas.microsoft.com/office/drawing/2015/10/21/chartex" xmlns:cx3="http://schemas.microsoft.com/office/drawing/2016/5/9/chartex" xmlns:cx4="http://schemas.microsoft.com/office/drawing/2016/5/10/chartex" xmlns:cx5="http://schemas.microsoft.com/office/drawing/2016/5/11/chartex" xmlns:cx6="http://schemas.microsoft.com/office/drawing/2016/5/12/chartex" xmlns:cx7="http://schemas.microsoft.com/office/drawing/2016/5/13/chartex" xmlns:cx8="http://schemas.microsoft.com/office/drawing/2016/5/14/chartex" xmlns:mc="http://schemas.openxmlformats.org/markup-compatibility/2006" xmlns:aink="http://schemas.microsoft.com/office/drawing/2016/ink" xmlns:am3d="http://schemas.microsoft.com/office/drawing/2017/model3d" xmlns:o="urn:schemas-microsoft-com:office:office" xmlns:oel="http://schemas.microsoft.com/office/2019/extlst" xmlns:r="http://schemas.openxmlformats.org/officeDocument/2006/relationships" xmlns:m="http://schemas.openxmlformats.org/officeDocument/2006/math" xmlns:v="urn:schemas-microsoft-com:vml" xmlns:wp14="http://schemas.microsoft.com/office/word/2010/wordprocessingDrawing" xmlns:wp="http://schemas.openxmlformats.org/drawingml/2006/wordprocessingDrawing" xmlns:w10="urn:schemas-microsoft-com:office:word" xmlns:w="http://schemas.openxmlformats.org/wordprocessingml/2006/main" xmlns:w14="http://schemas.microsoft.com/office/word/2010/wordml" xmlns:w15="http://schemas.microsoft.com/office/word/2012/wordml" xmlns:w16cex="http://schemas.microsoft.com/office/word/2018/wordml/cex" xmlns:w16cid="http://schemas.microsoft.com/office/word/2016/wordml/cid" xmlns:w16="http://schemas.microsoft.com/office/word/2018/wordml" xmlns:w16sdtdh="http://schemas.microsoft.com/office/word/2020/wordml/sdtdatahash" xmlns:w16se="http://schemas.microsoft.com/office/word/2015/wordml/symex" xmlns:wpg="http://schemas.microsoft.com/office/word/2010/wordprocessingGroup" xmlns:wpi="http://schemas.microsoft.com/office/word/2010/wordprocessingInk" xmlns:wne="http://schemas.microsoft.com/office/word/2006/wordml" xmlns:wps="http://schemas.microsoft.com/office/word/2010/wordprocessingShape" mc:Ignorable="w14 w15 w16se w16cid w16 w16cex w16sdtdh wp14">
+  <w15:person w15:author="Müller, Maximilian | Wissensfabrik">
+    <w15:presenceInfo w15:providerId="AD" w15:userId="S::Maximilian.Mueller@wissensfabrik.de::fd810f2c-6434-45ec-b130-b89fd500a626"/>
+  </w15:person>
+</w15:people>
 </file>
 
 <file path=word/styles.xml><?xml version="1.0" encoding="utf-8"?>
@@ -15383,6 +15801,86 @@
       <w:rFonts w:ascii="Arial" w:eastAsia="Arial" w:hAnsi="Arial" w:cs="Arial"/>
     </w:rPr>
   </w:style>
+  <w:style w:type="paragraph" w:styleId="berarbeitung">
+    <w:name w:val="Revision"/>
+    <w:hidden/>
+    <w:uiPriority w:val="99"/>
+    <w:semiHidden/>
+    <w:rsid w:val="00D36DC7"/>
+    <w:pPr>
+      <w:widowControl/>
+      <w:autoSpaceDE/>
+      <w:autoSpaceDN/>
+    </w:pPr>
+    <w:rPr>
+      <w:rFonts w:ascii="Arial" w:eastAsia="Arial" w:hAnsi="Arial" w:cs="Arial"/>
+    </w:rPr>
+  </w:style>
+  <w:style w:type="character" w:styleId="Kommentarzeichen">
+    <w:name w:val="annotation reference"/>
+    <w:basedOn w:val="Absatz-Standardschriftart"/>
+    <w:uiPriority w:val="99"/>
+    <w:semiHidden/>
+    <w:unhideWhenUsed/>
+    <w:rsid w:val="003E1C87"/>
+    <w:rPr>
+      <w:sz w:val="16"/>
+      <w:szCs w:val="16"/>
+    </w:rPr>
+  </w:style>
+  <w:style w:type="paragraph" w:styleId="Kommentartext">
+    <w:name w:val="annotation text"/>
+    <w:basedOn w:val="Standard"/>
+    <w:link w:val="KommentartextZchn"/>
+    <w:uiPriority w:val="99"/>
+    <w:unhideWhenUsed/>
+    <w:rsid w:val="003E1C87"/>
+    <w:rPr>
+      <w:sz w:val="20"/>
+      <w:szCs w:val="20"/>
+    </w:rPr>
+  </w:style>
+  <w:style w:type="character" w:customStyle="1" w:styleId="KommentartextZchn">
+    <w:name w:val="Kommentartext Zchn"/>
+    <w:basedOn w:val="Absatz-Standardschriftart"/>
+    <w:link w:val="Kommentartext"/>
+    <w:uiPriority w:val="99"/>
+    <w:rsid w:val="003E1C87"/>
+    <w:rPr>
+      <w:rFonts w:ascii="Arial" w:eastAsia="Arial" w:hAnsi="Arial" w:cs="Arial"/>
+      <w:sz w:val="20"/>
+      <w:szCs w:val="20"/>
+    </w:rPr>
+  </w:style>
+  <w:style w:type="paragraph" w:styleId="Kommentarthema">
+    <w:name w:val="annotation subject"/>
+    <w:basedOn w:val="Kommentartext"/>
+    <w:next w:val="Kommentartext"/>
+    <w:link w:val="KommentarthemaZchn"/>
+    <w:uiPriority w:val="99"/>
+    <w:semiHidden/>
+    <w:unhideWhenUsed/>
+    <w:rsid w:val="003E1C87"/>
+    <w:rPr>
+      <w:b/>
+      <w:bCs/>
+    </w:rPr>
+  </w:style>
+  <w:style w:type="character" w:customStyle="1" w:styleId="KommentarthemaZchn">
+    <w:name w:val="Kommentarthema Zchn"/>
+    <w:basedOn w:val="KommentartextZchn"/>
+    <w:link w:val="Kommentarthema"/>
+    <w:uiPriority w:val="99"/>
+    <w:semiHidden/>
+    <w:rsid w:val="003E1C87"/>
+    <w:rPr>
+      <w:rFonts w:ascii="Arial" w:eastAsia="Arial" w:hAnsi="Arial" w:cs="Arial"/>
+      <w:b/>
+      <w:bCs/>
+      <w:sz w:val="20"/>
+      <w:szCs w:val="20"/>
+    </w:rPr>
+  </w:style>
 </w:styles>
 </file>
 
